--- a/internal_doc/ci_improve_plan/ci_improve_design.docx
+++ b/internal_doc/ci_improve_plan/ci_improve_design.docx
@@ -1221,7 +1221,7 @@
         </w:numPr>
         <w:ind w:firstLineChars="0"/>
         <w:rPr>
-          <w:rFonts w:ascii="楷体_GB2312" w:eastAsia="楷体_GB2312" w:hint="eastAsia"/>
+          <w:rFonts w:ascii="楷体_GB2312" w:eastAsia="楷体_GB2312"/>
           <w:i/>
         </w:rPr>
       </w:pPr>
@@ -3431,6 +3431,61 @@
         </w:numPr>
         <w:ind w:firstLineChars="0"/>
         <w:rPr>
+          <w:rFonts w:ascii="楷体_GB2312" w:eastAsia="楷体_GB2312" w:hint="eastAsia"/>
+          <w:i/>
+          <w:sz w:val="20"/>
+        </w:rPr>
+      </w:pPr>
+      <w:r>
+        <w:rPr>
+          <w:rFonts w:ascii="楷体_GB2312" w:eastAsia="楷体_GB2312" w:hint="eastAsia"/>
+          <w:i/>
+          <w:sz w:val="20"/>
+        </w:rPr>
+        <w:t>现在使用gtest框架的用例中，在一个cpp程序中，TEST的测试套名字必须一致，否则生成的报告会有问题。应修复这个问题。</w:t>
+      </w:r>
+    </w:p>
+    <w:p>
+      <w:pPr>
+        <w:pStyle w:val="ListParagraph"/>
+        <w:numPr>
+          <w:ilvl w:val="0"/>
+          <w:numId w:val="21"/>
+        </w:numPr>
+        <w:ind w:firstLineChars="0"/>
+        <w:rPr>
+          <w:rFonts w:ascii="楷体_GB2312" w:eastAsia="楷体_GB2312" w:hint="eastAsia"/>
+          <w:i/>
+          <w:sz w:val="20"/>
+        </w:rPr>
+      </w:pPr>
+      <w:r>
+        <w:rPr>
+          <w:rFonts w:ascii="楷体_GB2312" w:eastAsia="楷体_GB2312" w:hint="eastAsia"/>
+          <w:i/>
+          <w:sz w:val="20"/>
+        </w:rPr>
+        <w:t>当用例卡住时，不杀进程，保留进程，以方便开发定位。可以选择不同的模式，失败后继</w:t>
+      </w:r>
+      <w:r>
+        <w:rPr>
+          <w:rFonts w:ascii="楷体_GB2312" w:eastAsia="楷体_GB2312" w:hint="eastAsia"/>
+          <w:i/>
+          <w:sz w:val="20"/>
+        </w:rPr>
+        <w:lastRenderedPageBreak/>
+        <w:t>续执行其他用例还是停止。</w:t>
+      </w:r>
+    </w:p>
+    <w:p>
+      <w:pPr>
+        <w:pStyle w:val="ListParagraph"/>
+        <w:numPr>
+          <w:ilvl w:val="0"/>
+          <w:numId w:val="21"/>
+        </w:numPr>
+        <w:ind w:firstLineChars="0"/>
+        <w:rPr>
           <w:rFonts w:ascii="楷体_GB2312" w:eastAsia="楷体_GB2312"/>
           <w:i/>
           <w:sz w:val="20"/>
@@ -3442,7 +3497,7 @@
           <w:i/>
           <w:sz w:val="20"/>
         </w:rPr>
-        <w:t>现在使用gtest框架的用例中，在一个cpp程序中，TEST的测试套名字必须一致，否则生成的报告会有问题。应修复这个问题。</w:t>
+        <w:t>提供一个用例跑N次的场景。可以选择不同的模式，失败后继续执行其他用例还是停止。特别对于随机用例，ci可以在出版本时，跑N次，而不是只跑一次。</w:t>
       </w:r>
     </w:p>
     <w:p/>
@@ -3454,7 +3509,6 @@
         <w:rPr>
           <w:rFonts w:hint="eastAsia"/>
         </w:rPr>
-        <w:lastRenderedPageBreak/>
         <w:t>1.3.</w:t>
       </w:r>
       <w:r>
@@ -3704,6 +3758,29 @@
         </w:numPr>
         <w:ind w:firstLineChars="0"/>
         <w:rPr>
+          <w:rFonts w:ascii="楷体_GB2312" w:eastAsia="楷体_GB2312" w:hint="eastAsia"/>
+          <w:i/>
+          <w:sz w:val="20"/>
+        </w:rPr>
+      </w:pPr>
+      <w:r>
+        <w:rPr>
+          <w:rFonts w:ascii="楷体_GB2312" w:eastAsia="楷体_GB2312" w:hint="eastAsia"/>
+          <w:i/>
+          <w:sz w:val="20"/>
+        </w:rPr>
+        <w:t>定期删除日志，否则会磁盘满。</w:t>
+      </w:r>
+    </w:p>
+    <w:p>
+      <w:pPr>
+        <w:pStyle w:val="ListParagraph"/>
+        <w:numPr>
+          <w:ilvl w:val="0"/>
+          <w:numId w:val="22"/>
+        </w:numPr>
+        <w:ind w:firstLineChars="0"/>
+        <w:rPr>
           <w:rFonts w:ascii="楷体_GB2312" w:eastAsia="楷体_GB2312"/>
           <w:i/>
           <w:sz w:val="20"/>
@@ -3715,7 +3792,31 @@
           <w:i/>
           <w:sz w:val="20"/>
         </w:rPr>
-        <w:t>定期删除日志，否则会磁盘满。</w:t>
+        <w:t>java用例</w:t>
+      </w:r>
+      <w:r>
+        <w:rPr>
+          <w:rFonts w:ascii="楷体_GB2312" w:eastAsia="楷体_GB2312" w:hint="eastAsia"/>
+          <w:i/>
+          <w:sz w:val="20"/>
+        </w:rPr>
+        <w:t>文件夹</w:t>
+      </w:r>
+      <w:r>
+        <w:rPr>
+          <w:rFonts w:ascii="楷体_GB2312" w:eastAsia="楷体_GB2312" w:hint="eastAsia"/>
+          <w:i/>
+          <w:sz w:val="20"/>
+        </w:rPr>
+        <w:t>层次太多时，测试报告会还有问题。</w:t>
+      </w:r>
+      <w:r>
+        <w:rPr>
+          <w:rFonts w:ascii="楷体_GB2312" w:eastAsia="楷体_GB2312" w:hint="eastAsia"/>
+          <w:i/>
+          <w:sz w:val="20"/>
+        </w:rPr>
+        <w:t>目前在ci页面上test-results展示时，java用例并不是归纳在一起，而是driver-java-bug、driver-java-cl、driver-java-cs等，文件夹一多时不方便查看报告。</w:t>
       </w:r>
     </w:p>
     <w:p/>
@@ -3770,7 +3871,7 @@
             <w:rPr>
               <w:noProof/>
             </w:rPr>
-            <w:t>4</w:t>
+            <w:t>10</w:t>
           </w:r>
         </w:fldSimple>
       </w:p>

--- a/internal_doc/ci_improve_plan/ci_improve_design.docx
+++ b/internal_doc/ci_improve_plan/ci_improve_design.docx
@@ -895,6 +895,11 @@
       </w:r>
     </w:p>
     <w:p>
+      <w:pPr>
+        <w:rPr>
+          <w:rFonts w:hint="eastAsia"/>
+        </w:rPr>
+      </w:pPr>
       <w:r>
         <w:rPr>
           <w:rFonts w:hint="eastAsia"/>
@@ -956,6 +961,93 @@
         <w:t>四种不同系统，测试机可动态分配。</w:t>
       </w:r>
     </w:p>
+    <w:p>
+      <w:pPr>
+        <w:rPr>
+          <w:rFonts w:ascii="楷体_GB2312" w:eastAsia="楷体_GB2312" w:hint="eastAsia"/>
+          <w:i/>
+        </w:rPr>
+      </w:pPr>
+      <w:r>
+        <w:rPr>
+          <w:rFonts w:ascii="楷体_GB2312" w:eastAsia="楷体_GB2312" w:hint="eastAsia"/>
+          <w:i/>
+        </w:rPr>
+        <w:t>备注：</w:t>
+      </w:r>
+    </w:p>
+    <w:p>
+      <w:pPr>
+        <w:rPr>
+          <w:rFonts w:ascii="楷体_GB2312" w:eastAsia="楷体_GB2312" w:hint="eastAsia"/>
+          <w:i/>
+        </w:rPr>
+      </w:pPr>
+      <w:r>
+        <w:rPr>
+          <w:rFonts w:ascii="楷体_GB2312" w:eastAsia="楷体_GB2312" w:hint="eastAsia"/>
+          <w:i/>
+        </w:rPr>
+        <w:tab/>
+        <w:t>ci作为自动化平台，每天地长期地构建工程和产生报告，因此应该将稳定性放在第一位。例如总是由一些随机问题导致ci工程挂掉，或者数据库弱一致性问题导致用例无意义地失败，这些问题对发现产品问题毫无帮助，总是需要投入人力去解决。</w:t>
+      </w:r>
+    </w:p>
+    <w:p>
+      <w:pPr>
+        <w:rPr>
+          <w:rFonts w:ascii="楷体_GB2312" w:eastAsia="楷体_GB2312" w:hint="eastAsia"/>
+          <w:i/>
+        </w:rPr>
+      </w:pPr>
+      <w:r>
+        <w:rPr>
+          <w:rFonts w:ascii="楷体_GB2312" w:eastAsia="楷体_GB2312" w:hint="eastAsia"/>
+          <w:i/>
+        </w:rPr>
+        <w:tab/>
+        <w:t>第二点是，当用例失败时，ci提供更多的信息帮助人去定位问题。ci定位问题不方便常常是让测试人员和开发人员头疼的问题。</w:t>
+      </w:r>
+    </w:p>
+    <w:p>
+      <w:pPr>
+        <w:rPr>
+          <w:rFonts w:ascii="楷体_GB2312" w:eastAsia="楷体_GB2312" w:hint="eastAsia"/>
+          <w:i/>
+        </w:rPr>
+      </w:pPr>
+      <w:r>
+        <w:rPr>
+          <w:rFonts w:ascii="楷体_GB2312" w:eastAsia="楷体_GB2312" w:hint="eastAsia"/>
+          <w:i/>
+        </w:rPr>
+        <w:tab/>
+        <w:t>第三点是，ci尚缺一些功能，例如可靠性测试、</w:t>
+      </w:r>
+      <w:r>
+        <w:rPr>
+          <w:rFonts w:ascii="楷体_GB2312" w:eastAsia="楷体_GB2312" w:hint="eastAsia"/>
+          <w:i/>
+        </w:rPr>
+        <w:t>数据量大的用例、驱动用例的并发执行、稳定性测试。</w:t>
+      </w:r>
+    </w:p>
+    <w:p>
+      <w:pPr>
+        <w:rPr>
+          <w:rFonts w:ascii="楷体_GB2312" w:eastAsia="楷体_GB2312" w:hint="eastAsia"/>
+          <w:i/>
+        </w:rPr>
+      </w:pPr>
+      <w:r>
+        <w:rPr>
+          <w:rFonts w:ascii="楷体_GB2312" w:eastAsia="楷体_GB2312" w:hint="eastAsia"/>
+          <w:i/>
+        </w:rPr>
+        <w:tab/>
+        <w:t>第四点是，ci的轻便性，例如编译的速度、测试的速度、分开编译等。</w:t>
+      </w:r>
+    </w:p>
+    <w:p/>
     <w:p>
       <w:pPr>
         <w:pStyle w:val="Heading2"/>
@@ -1031,6 +1123,7 @@
           <w:rFonts w:hint="eastAsia"/>
           <w:noProof/>
         </w:rPr>
+        <w:lastRenderedPageBreak/>
         <w:drawing>
           <wp:inline distT="0" distB="0" distL="0" distR="0">
             <wp:extent cx="5272405" cy="2713355"/>
@@ -1128,7 +1221,6 @@
           <w:rFonts w:hint="eastAsia"/>
           <w:noProof/>
         </w:rPr>
-        <w:lastRenderedPageBreak/>
         <w:drawing>
           <wp:inline distT="0" distB="0" distL="0" distR="0">
             <wp:extent cx="5272405" cy="3823970"/>
@@ -1290,6 +1382,7 @@
         <w:rPr>
           <w:rFonts w:hint="eastAsia"/>
         </w:rPr>
+        <w:lastRenderedPageBreak/>
         <w:t>1.3.2</w:t>
       </w:r>
       <w:r>
@@ -1899,7 +1992,6 @@
         <w:rPr>
           <w:rFonts w:hint="eastAsia"/>
         </w:rPr>
-        <w:lastRenderedPageBreak/>
         <w:t>1.3.3</w:t>
       </w:r>
       <w:r>
@@ -2031,6 +2123,7 @@
           <w:rFonts w:ascii="楷体_GB2312" w:eastAsia="楷体_GB2312" w:hint="eastAsia"/>
           <w:sz w:val="20"/>
         </w:rPr>
+        <w:lastRenderedPageBreak/>
         <w:tab/>
       </w:r>
       <w:r>
@@ -2227,14 +2320,7 @@
         <w:rPr>
           <w:rFonts w:hint="eastAsia"/>
         </w:rPr>
-        <w:t>当工程构建完成或者构建失败后，要释放机器资源。先对机器列表文件加锁，将机器状</w:t>
-      </w:r>
-      <w:r>
-        <w:rPr>
-          <w:rFonts w:hint="eastAsia"/>
-        </w:rPr>
-        <w:lastRenderedPageBreak/>
-        <w:t>态置为“空闲”，完成后对该文件放锁</w:t>
+        <w:t>当工程构建完成或者构建失败后，要释放机器资源。先对机器列表文件加锁，将机器状态置为“空闲”，完成后对该文件放锁</w:t>
       </w:r>
       <w:r>
         <w:rPr>
@@ -3431,7 +3517,7 @@
         </w:numPr>
         <w:ind w:firstLineChars="0"/>
         <w:rPr>
-          <w:rFonts w:ascii="楷体_GB2312" w:eastAsia="楷体_GB2312" w:hint="eastAsia"/>
+          <w:rFonts w:ascii="楷体_GB2312" w:eastAsia="楷体_GB2312"/>
           <w:i/>
           <w:sz w:val="20"/>
         </w:rPr>
@@ -3454,7 +3540,7 @@
         </w:numPr>
         <w:ind w:firstLineChars="0"/>
         <w:rPr>
-          <w:rFonts w:ascii="楷体_GB2312" w:eastAsia="楷体_GB2312" w:hint="eastAsia"/>
+          <w:rFonts w:ascii="楷体_GB2312" w:eastAsia="楷体_GB2312"/>
           <w:i/>
           <w:sz w:val="20"/>
         </w:rPr>
@@ -3758,7 +3844,7 @@
         </w:numPr>
         <w:ind w:firstLineChars="0"/>
         <w:rPr>
-          <w:rFonts w:ascii="楷体_GB2312" w:eastAsia="楷体_GB2312" w:hint="eastAsia"/>
+          <w:rFonts w:ascii="楷体_GB2312" w:eastAsia="楷体_GB2312"/>
           <w:i/>
           <w:sz w:val="20"/>
         </w:rPr>
@@ -3871,7 +3957,7 @@
             <w:rPr>
               <w:noProof/>
             </w:rPr>
-            <w:t>10</w:t>
+            <w:t>3</w:t>
           </w:r>
         </w:fldSimple>
       </w:p>

--- a/internal_doc/ci_improve_plan/ci_improve_design.docx
+++ b/internal_doc/ci_improve_plan/ci_improve_design.docx
@@ -17,6 +17,7 @@
       <w:pPr>
         <w:jc w:val="center"/>
         <w:rPr>
+          <w:rFonts w:hint="eastAsia"/>
           <w:b/>
           <w:sz w:val="52"/>
           <w:szCs w:val="32"/>
@@ -38,8 +39,27 @@
           <w:sz w:val="52"/>
           <w:szCs w:val="32"/>
         </w:rPr>
+        <w:t>优化</w:t>
+      </w:r>
+      <w:r>
+        <w:rPr>
+          <w:rFonts w:hint="eastAsia"/>
+          <w:b/>
+          <w:sz w:val="52"/>
+          <w:szCs w:val="32"/>
+        </w:rPr>
         <w:t>每日构建</w:t>
       </w:r>
+    </w:p>
+    <w:p>
+      <w:pPr>
+        <w:jc w:val="center"/>
+        <w:rPr>
+          <w:b/>
+          <w:sz w:val="52"/>
+          <w:szCs w:val="32"/>
+        </w:rPr>
+      </w:pPr>
       <w:r>
         <w:rPr>
           <w:rFonts w:hint="eastAsia"/>
@@ -251,19 +271,46 @@
           <w:tcPr>
             <w:tcW w:w="2840" w:type="dxa"/>
           </w:tcPr>
-          <w:p/>
+          <w:p>
+            <w:r>
+              <w:rPr>
+                <w:rFonts w:hint="eastAsia"/>
+              </w:rPr>
+              <w:t>2016-9-28</w:t>
+            </w:r>
+          </w:p>
         </w:tc>
         <w:tc>
           <w:tcPr>
             <w:tcW w:w="2841" w:type="dxa"/>
           </w:tcPr>
-          <w:p/>
+          <w:p>
+            <w:r>
+              <w:rPr>
+                <w:rFonts w:hint="eastAsia"/>
+              </w:rPr>
+              <w:t>余婷</w:t>
+            </w:r>
+          </w:p>
         </w:tc>
         <w:tc>
           <w:tcPr>
             <w:tcW w:w="2841" w:type="dxa"/>
           </w:tcPr>
-          <w:p/>
+          <w:p>
+            <w:r>
+              <w:rPr>
+                <w:rFonts w:hint="eastAsia"/>
+              </w:rPr>
+              <w:t>初稿，</w:t>
+            </w:r>
+            <w:r>
+              <w:rPr>
+                <w:rFonts w:hint="eastAsia"/>
+              </w:rPr>
+              <w:t>第二次修改</w:t>
+            </w:r>
+          </w:p>
         </w:tc>
       </w:tr>
     </w:tbl>
@@ -292,7 +339,7 @@
         <w:rPr>
           <w:rFonts w:hint="eastAsia"/>
         </w:rPr>
-        <w:t>设计初稿</w:t>
+        <w:t>设计</w:t>
       </w:r>
     </w:p>
     <w:p>
@@ -315,6 +362,11 @@
       <w:bookmarkEnd w:id="3"/>
     </w:p>
     <w:p>
+      <w:pPr>
+        <w:rPr>
+          <w:rFonts w:hint="eastAsia"/>
+        </w:rPr>
+      </w:pPr>
       <w:r>
         <w:rPr>
           <w:rFonts w:hint="eastAsia"/>
@@ -325,175 +377,1340 @@
         <w:rPr>
           <w:rFonts w:hint="eastAsia"/>
         </w:rPr>
-        <w:t>由于</w:t>
-      </w:r>
-      <w:r>
-        <w:rPr>
-          <w:rFonts w:hint="eastAsia"/>
-        </w:rPr>
-        <w:t>CI</w:t>
-      </w:r>
-      <w:r>
-        <w:rPr>
-          <w:rFonts w:hint="eastAsia"/>
-        </w:rPr>
-        <w:t>功能日益繁杂，导致</w:t>
-      </w:r>
-      <w:r>
-        <w:rPr>
-          <w:rFonts w:hint="eastAsia"/>
-        </w:rPr>
-        <w:t>CI</w:t>
-      </w:r>
-      <w:r>
-        <w:rPr>
-          <w:rFonts w:hint="eastAsia"/>
-        </w:rPr>
-        <w:t>逐渐臃肿不够灵活、缺少部分功能、易用性较差等问题，提出重新修整</w:t>
-      </w:r>
-      <w:r>
-        <w:rPr>
-          <w:rFonts w:hint="eastAsia"/>
-        </w:rPr>
-        <w:t>CI</w:t>
-      </w:r>
-      <w:r>
-        <w:rPr>
-          <w:rFonts w:hint="eastAsia"/>
-        </w:rPr>
-        <w:t>。其中一个整改项目是，新增每日构建</w:t>
-      </w:r>
-      <w:r>
-        <w:rPr>
-          <w:rFonts w:hint="eastAsia"/>
-        </w:rPr>
-        <w:t>（</w:t>
-      </w:r>
-      <w:r>
-        <w:rPr>
-          <w:rFonts w:hint="eastAsia"/>
-        </w:rPr>
-        <w:t>Daily Build</w:t>
-      </w:r>
-      <w:r>
-        <w:rPr>
-          <w:rFonts w:hint="eastAsia"/>
-        </w:rPr>
-        <w:t>）工程。</w:t>
-      </w:r>
-    </w:p>
-    <w:p>
-      <w:r>
-        <w:rPr>
-          <w:rFonts w:hint="eastAsia"/>
-        </w:rPr>
-        <w:tab/>
-      </w:r>
-      <w:r>
-        <w:rPr>
-          <w:rFonts w:hint="eastAsia"/>
-        </w:rPr>
-        <w:t>目前</w:t>
-      </w:r>
-      <w:r>
-        <w:rPr>
-          <w:rFonts w:hint="eastAsia"/>
-        </w:rPr>
-        <w:t>CI</w:t>
-      </w:r>
-      <w:r>
-        <w:rPr>
-          <w:rFonts w:hint="eastAsia"/>
-        </w:rPr>
-        <w:t>的编译工程和测试工程分开，这样当准备发包时，测试工程需要取特定的编译包测试。每日构建中，将编译、安装部署、测试合并为一个工程</w:t>
-      </w:r>
-      <w:r>
-        <w:rPr>
-          <w:rFonts w:hint="eastAsia"/>
-        </w:rPr>
-        <w:t>。</w:t>
-      </w:r>
-    </w:p>
-    <w:p>
-      <w:r>
-        <w:rPr>
-          <w:rFonts w:hint="eastAsia"/>
-        </w:rPr>
-        <w:tab/>
-      </w:r>
-      <w:r>
-        <w:rPr>
-          <w:rFonts w:hint="eastAsia"/>
-        </w:rPr>
-        <w:t>另外，当前</w:t>
-      </w:r>
-      <w:r>
-        <w:rPr>
-          <w:rFonts w:hint="eastAsia"/>
-        </w:rPr>
-        <w:t>CI</w:t>
-      </w:r>
-      <w:r>
-        <w:rPr>
-          <w:rFonts w:hint="eastAsia"/>
-        </w:rPr>
-        <w:t>的</w:t>
-      </w:r>
-      <w:r>
-        <w:rPr>
-          <w:rFonts w:hint="eastAsia"/>
-        </w:rPr>
-        <w:t>ant</w:t>
-      </w:r>
-      <w:r>
-        <w:rPr>
-          <w:rFonts w:hint="eastAsia"/>
-        </w:rPr>
-        <w:t>调度结构过于臃肿，不利于后面新增功能。在每日构建的设计中，将会重新设计</w:t>
-      </w:r>
-      <w:r>
-        <w:rPr>
-          <w:rFonts w:hint="eastAsia"/>
-        </w:rPr>
-        <w:t>ant</w:t>
-      </w:r>
-      <w:r>
-        <w:rPr>
-          <w:rFonts w:hint="eastAsia"/>
-        </w:rPr>
-        <w:t>调度结构，将</w:t>
-      </w:r>
-      <w:r>
-        <w:rPr>
-          <w:rFonts w:hint="eastAsia"/>
-        </w:rPr>
-        <w:t>CI</w:t>
-      </w:r>
-      <w:r>
-        <w:rPr>
-          <w:rFonts w:hint="eastAsia"/>
-        </w:rPr>
-        <w:t>系统</w:t>
-      </w:r>
-      <w:r>
-        <w:rPr>
-          <w:rFonts w:hint="eastAsia"/>
-        </w:rPr>
-        <w:t>拆分成</w:t>
-      </w:r>
-      <w:r>
-        <w:rPr>
-          <w:rFonts w:hint="eastAsia"/>
-        </w:rPr>
-        <w:t>若干个模块。</w:t>
-      </w:r>
-    </w:p>
+        <w:t>先重构调度，再优化。</w:t>
+      </w:r>
+    </w:p>
+    <w:tbl>
+      <w:tblPr>
+        <w:tblStyle w:val="TableGrid"/>
+        <w:tblW w:w="0" w:type="auto"/>
+        <w:tblLook w:val="04A0"/>
+      </w:tblPr>
+      <w:tblGrid>
+        <w:gridCol w:w="1242"/>
+        <w:gridCol w:w="4439"/>
+        <w:gridCol w:w="2841"/>
+      </w:tblGrid>
+      <w:tr>
+        <w:tc>
+          <w:tcPr>
+            <w:tcW w:w="1242" w:type="dxa"/>
+            <w:shd w:val="clear" w:color="auto" w:fill="92CDDC" w:themeFill="accent5" w:themeFillTint="99"/>
+          </w:tcPr>
+          <w:p>
+            <w:pPr>
+              <w:rPr>
+                <w:rFonts w:hint="eastAsia"/>
+              </w:rPr>
+            </w:pPr>
+            <w:r>
+              <w:rPr>
+                <w:rFonts w:hint="eastAsia"/>
+              </w:rPr>
+              <w:t>问题分类</w:t>
+            </w:r>
+          </w:p>
+        </w:tc>
+        <w:tc>
+          <w:tcPr>
+            <w:tcW w:w="4439" w:type="dxa"/>
+            <w:shd w:val="clear" w:color="auto" w:fill="92CDDC" w:themeFill="accent5" w:themeFillTint="99"/>
+          </w:tcPr>
+          <w:p>
+            <w:pPr>
+              <w:rPr>
+                <w:rFonts w:hint="eastAsia"/>
+              </w:rPr>
+            </w:pPr>
+            <w:r>
+              <w:rPr>
+                <w:rFonts w:hint="eastAsia"/>
+              </w:rPr>
+              <w:t>待优化点</w:t>
+            </w:r>
+          </w:p>
+        </w:tc>
+        <w:tc>
+          <w:tcPr>
+            <w:tcW w:w="2841" w:type="dxa"/>
+            <w:shd w:val="clear" w:color="auto" w:fill="92CDDC" w:themeFill="accent5" w:themeFillTint="99"/>
+          </w:tcPr>
+          <w:p>
+            <w:pPr>
+              <w:rPr>
+                <w:rFonts w:hint="eastAsia"/>
+              </w:rPr>
+            </w:pPr>
+            <w:r>
+              <w:rPr>
+                <w:rFonts w:hint="eastAsia"/>
+              </w:rPr>
+              <w:t>解决办法</w:t>
+            </w:r>
+          </w:p>
+        </w:tc>
+      </w:tr>
+      <w:tr>
+        <w:tc>
+          <w:tcPr>
+            <w:tcW w:w="1242" w:type="dxa"/>
+          </w:tcPr>
+          <w:p>
+            <w:pPr>
+              <w:rPr>
+                <w:rFonts w:hint="eastAsia"/>
+              </w:rPr>
+            </w:pPr>
+            <w:r>
+              <w:rPr>
+                <w:rFonts w:hint="eastAsia"/>
+              </w:rPr>
+              <w:t>便于定位问题</w:t>
+            </w:r>
+          </w:p>
+        </w:tc>
+        <w:tc>
+          <w:tcPr>
+            <w:tcW w:w="4439" w:type="dxa"/>
+          </w:tcPr>
+          <w:p>
+            <w:pPr>
+              <w:pStyle w:val="ListParagraph"/>
+              <w:ind w:firstLineChars="0" w:firstLine="0"/>
+            </w:pPr>
+            <w:r>
+              <w:rPr>
+                <w:rFonts w:hint="eastAsia"/>
+              </w:rPr>
+              <w:t>集群相关信息不足</w:t>
+            </w:r>
+          </w:p>
+        </w:tc>
+        <w:tc>
+          <w:tcPr>
+            <w:tcW w:w="2841" w:type="dxa"/>
+          </w:tcPr>
+          <w:p>
+            <w:pPr>
+              <w:pStyle w:val="ListParagraph"/>
+              <w:ind w:firstLineChars="0" w:firstLine="0"/>
+            </w:pPr>
+          </w:p>
+        </w:tc>
+      </w:tr>
+      <w:tr>
+        <w:tc>
+          <w:tcPr>
+            <w:tcW w:w="1242" w:type="dxa"/>
+          </w:tcPr>
+          <w:p>
+            <w:pPr>
+              <w:rPr>
+                <w:rFonts w:hint="eastAsia"/>
+              </w:rPr>
+            </w:pPr>
+          </w:p>
+        </w:tc>
+        <w:tc>
+          <w:tcPr>
+            <w:tcW w:w="4439" w:type="dxa"/>
+          </w:tcPr>
+          <w:p>
+            <w:pPr>
+              <w:pStyle w:val="ListParagraph"/>
+              <w:ind w:firstLineChars="0" w:firstLine="0"/>
+            </w:pPr>
+            <w:r>
+              <w:rPr>
+                <w:rFonts w:hint="eastAsia"/>
+              </w:rPr>
+              <w:t>部分用例打印信息呈现不足</w:t>
+            </w:r>
+          </w:p>
+        </w:tc>
+        <w:tc>
+          <w:tcPr>
+            <w:tcW w:w="2841" w:type="dxa"/>
+          </w:tcPr>
+          <w:p>
+            <w:pPr>
+              <w:pStyle w:val="ListParagraph"/>
+              <w:ind w:firstLineChars="0" w:firstLine="0"/>
+            </w:pPr>
+          </w:p>
+        </w:tc>
+      </w:tr>
+      <w:tr>
+        <w:tc>
+          <w:tcPr>
+            <w:tcW w:w="1242" w:type="dxa"/>
+          </w:tcPr>
+          <w:p>
+            <w:pPr>
+              <w:rPr>
+                <w:rFonts w:hint="eastAsia"/>
+              </w:rPr>
+            </w:pPr>
+          </w:p>
+        </w:tc>
+        <w:tc>
+          <w:tcPr>
+            <w:tcW w:w="4439" w:type="dxa"/>
+          </w:tcPr>
+          <w:p>
+            <w:pPr>
+              <w:pStyle w:val="ListParagraph"/>
+              <w:ind w:firstLineChars="0" w:firstLine="0"/>
+            </w:pPr>
+            <w:r>
+              <w:rPr>
+                <w:rFonts w:hint="eastAsia"/>
+              </w:rPr>
+              <w:t>工具日志没有归档</w:t>
+            </w:r>
+          </w:p>
+        </w:tc>
+        <w:tc>
+          <w:tcPr>
+            <w:tcW w:w="2841" w:type="dxa"/>
+          </w:tcPr>
+          <w:p>
+            <w:pPr>
+              <w:pStyle w:val="ListParagraph"/>
+              <w:ind w:firstLineChars="0" w:firstLine="0"/>
+            </w:pPr>
+            <w:r>
+              <w:rPr>
+                <w:rFonts w:hint="eastAsia"/>
+              </w:rPr>
+              <w:t>指定固定的执行路径，再到路径上收集日志</w:t>
+            </w:r>
+          </w:p>
+        </w:tc>
+      </w:tr>
+      <w:tr>
+        <w:tc>
+          <w:tcPr>
+            <w:tcW w:w="1242" w:type="dxa"/>
+          </w:tcPr>
+          <w:p>
+            <w:pPr>
+              <w:rPr>
+                <w:rFonts w:hint="eastAsia"/>
+              </w:rPr>
+            </w:pPr>
+          </w:p>
+        </w:tc>
+        <w:tc>
+          <w:tcPr>
+            <w:tcW w:w="4439" w:type="dxa"/>
+          </w:tcPr>
+          <w:p>
+            <w:pPr>
+              <w:pStyle w:val="ListParagraph"/>
+              <w:ind w:firstLineChars="0" w:firstLine="0"/>
+            </w:pPr>
+            <w:r>
+              <w:rPr>
+                <w:rFonts w:hint="eastAsia"/>
+              </w:rPr>
+              <w:t>用例卡住时没有保留进程，难以定位</w:t>
+            </w:r>
+          </w:p>
+        </w:tc>
+        <w:tc>
+          <w:tcPr>
+            <w:tcW w:w="2841" w:type="dxa"/>
+          </w:tcPr>
+          <w:p>
+            <w:pPr>
+              <w:pStyle w:val="ListParagraph"/>
+              <w:ind w:firstLineChars="0" w:firstLine="0"/>
+            </w:pPr>
+            <w:r>
+              <w:rPr>
+                <w:rFonts w:hint="eastAsia"/>
+              </w:rPr>
+              <w:t>用例卡住后保留环境，不再往下执行测试</w:t>
+            </w:r>
+          </w:p>
+        </w:tc>
+      </w:tr>
+      <w:tr>
+        <w:tc>
+          <w:tcPr>
+            <w:tcW w:w="1242" w:type="dxa"/>
+          </w:tcPr>
+          <w:p>
+            <w:pPr>
+              <w:rPr>
+                <w:rFonts w:hint="eastAsia"/>
+              </w:rPr>
+            </w:pPr>
+          </w:p>
+        </w:tc>
+        <w:tc>
+          <w:tcPr>
+            <w:tcW w:w="4439" w:type="dxa"/>
+          </w:tcPr>
+          <w:p>
+            <w:pPr>
+              <w:pStyle w:val="ListParagraph"/>
+              <w:ind w:firstLineChars="0" w:firstLine="0"/>
+            </w:pPr>
+            <w:commentRangeStart w:id="4"/>
+            <w:r>
+              <w:rPr>
+                <w:rFonts w:hint="eastAsia"/>
+              </w:rPr>
+              <w:t>感知不到节点异常重启</w:t>
+            </w:r>
+            <w:commentRangeEnd w:id="4"/>
+            <w:r>
+              <w:rPr>
+                <w:rStyle w:val="CommentReference"/>
+              </w:rPr>
+              <w:commentReference w:id="4"/>
+            </w:r>
+          </w:p>
+        </w:tc>
+        <w:tc>
+          <w:tcPr>
+            <w:tcW w:w="2841" w:type="dxa"/>
+          </w:tcPr>
+          <w:p>
+            <w:pPr>
+              <w:pStyle w:val="ListParagraph"/>
+              <w:ind w:firstLineChars="0" w:firstLine="0"/>
+            </w:pPr>
+          </w:p>
+        </w:tc>
+      </w:tr>
+      <w:tr>
+        <w:tc>
+          <w:tcPr>
+            <w:tcW w:w="1242" w:type="dxa"/>
+          </w:tcPr>
+          <w:p>
+            <w:pPr>
+              <w:rPr>
+                <w:rFonts w:hint="eastAsia"/>
+              </w:rPr>
+            </w:pPr>
+          </w:p>
+        </w:tc>
+        <w:tc>
+          <w:tcPr>
+            <w:tcW w:w="4439" w:type="dxa"/>
+          </w:tcPr>
+          <w:p>
+            <w:pPr>
+              <w:pStyle w:val="ListParagraph"/>
+              <w:ind w:firstLineChars="0" w:firstLine="0"/>
+            </w:pPr>
+            <w:r>
+              <w:rPr>
+                <w:rFonts w:hint="eastAsia"/>
+              </w:rPr>
+              <w:t>机器之间时间不同步</w:t>
+            </w:r>
+          </w:p>
+        </w:tc>
+        <w:tc>
+          <w:tcPr>
+            <w:tcW w:w="2841" w:type="dxa"/>
+          </w:tcPr>
+          <w:p>
+            <w:pPr>
+              <w:pStyle w:val="ListParagraph"/>
+              <w:ind w:firstLineChars="0" w:firstLine="0"/>
+            </w:pPr>
+          </w:p>
+        </w:tc>
+      </w:tr>
+      <w:tr>
+        <w:tc>
+          <w:tcPr>
+            <w:tcW w:w="1242" w:type="dxa"/>
+          </w:tcPr>
+          <w:p>
+            <w:pPr>
+              <w:rPr>
+                <w:rFonts w:hint="eastAsia"/>
+              </w:rPr>
+            </w:pPr>
+            <w:r>
+              <w:rPr>
+                <w:rFonts w:hint="eastAsia"/>
+              </w:rPr>
+              <w:t>可维护性</w:t>
+            </w:r>
+          </w:p>
+        </w:tc>
+        <w:tc>
+          <w:tcPr>
+            <w:tcW w:w="4439" w:type="dxa"/>
+          </w:tcPr>
+          <w:p>
+            <w:pPr>
+              <w:pStyle w:val="ListParagraph"/>
+              <w:ind w:firstLineChars="0" w:firstLine="0"/>
+            </w:pPr>
+            <w:r>
+              <w:rPr>
+                <w:rFonts w:hint="eastAsia"/>
+              </w:rPr>
+              <w:t>调度脚本难以调试和新增模</w:t>
+            </w:r>
+            <w:r>
+              <w:rPr>
+                <w:rFonts w:hint="eastAsia"/>
+              </w:rPr>
+              <w:t xml:space="preserve"> </w:t>
+            </w:r>
+            <w:r>
+              <w:rPr>
+                <w:rFonts w:hint="eastAsia"/>
+              </w:rPr>
+              <w:t>块</w:t>
+            </w:r>
+          </w:p>
+        </w:tc>
+        <w:tc>
+          <w:tcPr>
+            <w:tcW w:w="2841" w:type="dxa"/>
+          </w:tcPr>
+          <w:p>
+            <w:pPr>
+              <w:pStyle w:val="ListParagraph"/>
+              <w:ind w:firstLineChars="0" w:firstLine="0"/>
+            </w:pPr>
+            <w:r>
+              <w:rPr>
+                <w:rFonts w:hint="eastAsia"/>
+              </w:rPr>
+              <w:t>减少输入参数</w:t>
+            </w:r>
+          </w:p>
+          <w:p>
+            <w:pPr>
+              <w:pStyle w:val="ListParagraph"/>
+              <w:ind w:firstLineChars="0" w:firstLine="0"/>
+              <w:rPr>
+                <w:rFonts w:hint="eastAsia"/>
+              </w:rPr>
+            </w:pPr>
+            <w:r>
+              <w:rPr>
+                <w:rFonts w:hint="eastAsia"/>
+              </w:rPr>
+              <w:t>减少嵌套层数</w:t>
+            </w:r>
+          </w:p>
+          <w:p>
+            <w:pPr>
+              <w:pStyle w:val="ListParagraph"/>
+              <w:ind w:firstLineChars="0" w:firstLine="0"/>
+              <w:rPr>
+                <w:rFonts w:hint="eastAsia"/>
+              </w:rPr>
+            </w:pPr>
+            <w:r>
+              <w:rPr>
+                <w:rFonts w:hint="eastAsia"/>
+              </w:rPr>
+              <w:t>统一</w:t>
+            </w:r>
+            <w:r>
+              <w:rPr>
+                <w:rFonts w:hint="eastAsia"/>
+              </w:rPr>
+              <w:t>ant</w:t>
+            </w:r>
+            <w:r>
+              <w:rPr>
+                <w:rFonts w:hint="eastAsia"/>
+              </w:rPr>
+              <w:t>风格</w:t>
+            </w:r>
+          </w:p>
+          <w:p>
+            <w:pPr>
+              <w:pStyle w:val="ListParagraph"/>
+              <w:ind w:firstLineChars="0" w:firstLine="0"/>
+            </w:pPr>
+            <w:r>
+              <w:rPr>
+                <w:rFonts w:hint="eastAsia"/>
+              </w:rPr>
+              <w:t>统一工程名和机器名</w:t>
+            </w:r>
+          </w:p>
+        </w:tc>
+      </w:tr>
+      <w:tr>
+        <w:tc>
+          <w:tcPr>
+            <w:tcW w:w="1242" w:type="dxa"/>
+          </w:tcPr>
+          <w:p>
+            <w:pPr>
+              <w:rPr>
+                <w:rFonts w:hint="eastAsia"/>
+              </w:rPr>
+            </w:pPr>
+          </w:p>
+        </w:tc>
+        <w:tc>
+          <w:tcPr>
+            <w:tcW w:w="4439" w:type="dxa"/>
+          </w:tcPr>
+          <w:p>
+            <w:pPr>
+              <w:pStyle w:val="ListParagraph"/>
+              <w:ind w:firstLineChars="0" w:firstLine="0"/>
+            </w:pPr>
+            <w:r>
+              <w:rPr>
+                <w:rFonts w:hint="eastAsia"/>
+              </w:rPr>
+              <w:t>调度有重复代码</w:t>
+            </w:r>
+          </w:p>
+        </w:tc>
+        <w:tc>
+          <w:tcPr>
+            <w:tcW w:w="2841" w:type="dxa"/>
+          </w:tcPr>
+          <w:p>
+            <w:pPr>
+              <w:pStyle w:val="ListParagraph"/>
+              <w:ind w:firstLineChars="0" w:firstLine="0"/>
+            </w:pPr>
+            <w:r>
+              <w:rPr>
+                <w:rFonts w:hint="eastAsia"/>
+              </w:rPr>
+              <w:t>统一分支和主干</w:t>
+            </w:r>
+          </w:p>
+          <w:p>
+            <w:pPr>
+              <w:pStyle w:val="ListParagraph"/>
+              <w:ind w:firstLineChars="0" w:firstLine="0"/>
+            </w:pPr>
+            <w:r>
+              <w:rPr>
+                <w:rFonts w:hint="eastAsia"/>
+              </w:rPr>
+              <w:t>统一</w:t>
+            </w:r>
+            <w:r>
+              <w:rPr>
+                <w:rFonts w:hint="eastAsia"/>
+              </w:rPr>
+              <w:t>pg</w:t>
+            </w:r>
+            <w:r>
+              <w:rPr>
+                <w:rFonts w:hint="eastAsia"/>
+              </w:rPr>
+              <w:t>编译测试</w:t>
+            </w:r>
+          </w:p>
+        </w:tc>
+      </w:tr>
+      <w:tr>
+        <w:tc>
+          <w:tcPr>
+            <w:tcW w:w="1242" w:type="dxa"/>
+          </w:tcPr>
+          <w:p>
+            <w:pPr>
+              <w:rPr>
+                <w:rFonts w:hint="eastAsia"/>
+              </w:rPr>
+            </w:pPr>
+            <w:r>
+              <w:rPr>
+                <w:rFonts w:hint="eastAsia"/>
+              </w:rPr>
+              <w:t>其他</w:t>
+            </w:r>
+          </w:p>
+        </w:tc>
+        <w:tc>
+          <w:tcPr>
+            <w:tcW w:w="4439" w:type="dxa"/>
+          </w:tcPr>
+          <w:p>
+            <w:pPr>
+              <w:pStyle w:val="ListParagraph"/>
+              <w:ind w:firstLineChars="0" w:firstLine="0"/>
+            </w:pPr>
+            <w:r>
+              <w:rPr>
+                <w:rFonts w:hint="eastAsia"/>
+              </w:rPr>
+              <w:t>日志和编译产物的归档路径不够清晰</w:t>
+            </w:r>
+          </w:p>
+        </w:tc>
+        <w:tc>
+          <w:tcPr>
+            <w:tcW w:w="2841" w:type="dxa"/>
+          </w:tcPr>
+          <w:p>
+            <w:pPr>
+              <w:pStyle w:val="ListParagraph"/>
+              <w:ind w:firstLineChars="0" w:firstLine="0"/>
+            </w:pPr>
+          </w:p>
+        </w:tc>
+      </w:tr>
+      <w:tr>
+        <w:tc>
+          <w:tcPr>
+            <w:tcW w:w="1242" w:type="dxa"/>
+          </w:tcPr>
+          <w:p>
+            <w:pPr>
+              <w:rPr>
+                <w:rFonts w:hint="eastAsia"/>
+              </w:rPr>
+            </w:pPr>
+          </w:p>
+        </w:tc>
+        <w:tc>
+          <w:tcPr>
+            <w:tcW w:w="4439" w:type="dxa"/>
+          </w:tcPr>
+          <w:p>
+            <w:pPr>
+              <w:pStyle w:val="ListParagraph"/>
+              <w:ind w:firstLineChars="0" w:firstLine="0"/>
+            </w:pPr>
+            <w:r>
+              <w:t>java</w:t>
+            </w:r>
+            <w:r>
+              <w:rPr>
+                <w:rFonts w:hint="eastAsia"/>
+              </w:rPr>
+              <w:t>测试用例报告层次太多导致报告展示不清晰</w:t>
+            </w:r>
+          </w:p>
+        </w:tc>
+        <w:tc>
+          <w:tcPr>
+            <w:tcW w:w="2841" w:type="dxa"/>
+          </w:tcPr>
+          <w:p>
+            <w:pPr>
+              <w:pStyle w:val="ListParagraph"/>
+              <w:ind w:firstLineChars="0" w:firstLine="0"/>
+            </w:pPr>
+            <w:r>
+              <w:rPr>
+                <w:rFonts w:hint="eastAsia"/>
+              </w:rPr>
+              <w:t>修改报告</w:t>
+            </w:r>
+          </w:p>
+        </w:tc>
+      </w:tr>
+      <w:tr>
+        <w:tc>
+          <w:tcPr>
+            <w:tcW w:w="1242" w:type="dxa"/>
+          </w:tcPr>
+          <w:p>
+            <w:pPr>
+              <w:rPr>
+                <w:rFonts w:hint="eastAsia"/>
+              </w:rPr>
+            </w:pPr>
+          </w:p>
+        </w:tc>
+        <w:tc>
+          <w:tcPr>
+            <w:tcW w:w="4439" w:type="dxa"/>
+          </w:tcPr>
+          <w:p>
+            <w:pPr>
+              <w:pStyle w:val="ListParagraph"/>
+              <w:ind w:firstLineChars="0" w:firstLine="0"/>
+            </w:pPr>
+            <w:r>
+              <w:rPr>
+                <w:rFonts w:hint="eastAsia"/>
+              </w:rPr>
+              <w:t>部分报告界面上不能下载日志</w:t>
+            </w:r>
+          </w:p>
+        </w:tc>
+        <w:tc>
+          <w:tcPr>
+            <w:tcW w:w="2841" w:type="dxa"/>
+          </w:tcPr>
+          <w:p>
+            <w:pPr>
+              <w:pStyle w:val="ListParagraph"/>
+              <w:ind w:firstLineChars="0" w:firstLine="0"/>
+            </w:pPr>
+          </w:p>
+        </w:tc>
+      </w:tr>
+      <w:tr>
+        <w:tc>
+          <w:tcPr>
+            <w:tcW w:w="1242" w:type="dxa"/>
+          </w:tcPr>
+          <w:p>
+            <w:pPr>
+              <w:rPr>
+                <w:rFonts w:hint="eastAsia"/>
+              </w:rPr>
+            </w:pPr>
+          </w:p>
+        </w:tc>
+        <w:tc>
+          <w:tcPr>
+            <w:tcW w:w="4439" w:type="dxa"/>
+          </w:tcPr>
+          <w:p>
+            <w:pPr>
+              <w:pStyle w:val="ListParagraph"/>
+              <w:ind w:firstLineChars="0" w:firstLine="0"/>
+            </w:pPr>
+            <w:r>
+              <w:t>rpm</w:t>
+            </w:r>
+            <w:r>
+              <w:rPr>
+                <w:rFonts w:hint="eastAsia"/>
+              </w:rPr>
+              <w:t>包打包还未写入调度脚本</w:t>
+            </w:r>
+          </w:p>
+        </w:tc>
+        <w:tc>
+          <w:tcPr>
+            <w:tcW w:w="2841" w:type="dxa"/>
+          </w:tcPr>
+          <w:p>
+            <w:pPr>
+              <w:pStyle w:val="ListParagraph"/>
+              <w:ind w:firstLineChars="0" w:firstLine="0"/>
+            </w:pPr>
+          </w:p>
+        </w:tc>
+      </w:tr>
+      <w:tr>
+        <w:tc>
+          <w:tcPr>
+            <w:tcW w:w="1242" w:type="dxa"/>
+          </w:tcPr>
+          <w:p>
+            <w:pPr>
+              <w:rPr>
+                <w:rFonts w:hint="eastAsia"/>
+              </w:rPr>
+            </w:pPr>
+          </w:p>
+        </w:tc>
+        <w:tc>
+          <w:tcPr>
+            <w:tcW w:w="4439" w:type="dxa"/>
+          </w:tcPr>
+          <w:p>
+            <w:pPr>
+              <w:pStyle w:val="ListParagraph"/>
+              <w:ind w:firstLineChars="0" w:firstLine="0"/>
+            </w:pPr>
+            <w:r>
+              <w:rPr>
+                <w:rFonts w:hint="eastAsia"/>
+              </w:rPr>
+              <w:t>跑测试用例前还必须重新安装部署</w:t>
+            </w:r>
+          </w:p>
+        </w:tc>
+        <w:tc>
+          <w:tcPr>
+            <w:tcW w:w="2841" w:type="dxa"/>
+          </w:tcPr>
+          <w:p>
+            <w:pPr>
+              <w:pStyle w:val="ListParagraph"/>
+              <w:ind w:firstLineChars="0" w:firstLine="0"/>
+              <w:rPr>
+                <w:color w:val="FF0000"/>
+              </w:rPr>
+            </w:pPr>
+            <w:r>
+              <w:rPr>
+                <w:rFonts w:hint="eastAsia"/>
+                <w:color w:val="FF0000"/>
+              </w:rPr>
+              <w:t>重构中考虑</w:t>
+            </w:r>
+          </w:p>
+        </w:tc>
+      </w:tr>
+      <w:tr>
+        <w:tc>
+          <w:tcPr>
+            <w:tcW w:w="1242" w:type="dxa"/>
+          </w:tcPr>
+          <w:p>
+            <w:pPr>
+              <w:rPr>
+                <w:rFonts w:hint="eastAsia"/>
+              </w:rPr>
+            </w:pPr>
+          </w:p>
+        </w:tc>
+        <w:tc>
+          <w:tcPr>
+            <w:tcW w:w="4439" w:type="dxa"/>
+          </w:tcPr>
+          <w:p>
+            <w:pPr>
+              <w:pStyle w:val="ListParagraph"/>
+              <w:ind w:firstLineChars="0" w:firstLine="0"/>
+            </w:pPr>
+            <w:r>
+              <w:rPr>
+                <w:rFonts w:hint="eastAsia"/>
+              </w:rPr>
+              <w:t>新增</w:t>
+            </w:r>
+            <w:r>
+              <w:rPr>
+                <w:rFonts w:hint="eastAsia"/>
+              </w:rPr>
+              <w:t>js</w:t>
+            </w:r>
+            <w:r>
+              <w:rPr>
+                <w:rFonts w:hint="eastAsia"/>
+              </w:rPr>
+              <w:t>用例需要配置文件</w:t>
+            </w:r>
+          </w:p>
+        </w:tc>
+        <w:tc>
+          <w:tcPr>
+            <w:tcW w:w="2841" w:type="dxa"/>
+          </w:tcPr>
+          <w:p>
+            <w:pPr>
+              <w:pStyle w:val="ListParagraph"/>
+              <w:ind w:firstLineChars="0" w:firstLine="0"/>
+            </w:pPr>
+            <w:r>
+              <w:rPr>
+                <w:rFonts w:hint="eastAsia"/>
+                <w:color w:val="FF0000"/>
+              </w:rPr>
+              <w:t>重构中考虑</w:t>
+            </w:r>
+          </w:p>
+        </w:tc>
+      </w:tr>
+      <w:tr>
+        <w:tc>
+          <w:tcPr>
+            <w:tcW w:w="1242" w:type="dxa"/>
+          </w:tcPr>
+          <w:p>
+            <w:pPr>
+              <w:rPr>
+                <w:rFonts w:hint="eastAsia"/>
+              </w:rPr>
+            </w:pPr>
+          </w:p>
+        </w:tc>
+        <w:tc>
+          <w:tcPr>
+            <w:tcW w:w="4439" w:type="dxa"/>
+          </w:tcPr>
+          <w:p>
+            <w:pPr>
+              <w:pStyle w:val="ListParagraph"/>
+              <w:ind w:firstLineChars="0" w:firstLine="0"/>
+            </w:pPr>
+            <w:r>
+              <w:rPr>
+                <w:rFonts w:hint="eastAsia"/>
+              </w:rPr>
+              <w:t>开发写的驱动测试用例与测试人员的用例有重复</w:t>
+            </w:r>
+          </w:p>
+        </w:tc>
+        <w:tc>
+          <w:tcPr>
+            <w:tcW w:w="2841" w:type="dxa"/>
+          </w:tcPr>
+          <w:p>
+            <w:pPr>
+              <w:pStyle w:val="ListParagraph"/>
+              <w:ind w:firstLineChars="0" w:firstLine="0"/>
+            </w:pPr>
+          </w:p>
+        </w:tc>
+      </w:tr>
+      <w:tr>
+        <w:tc>
+          <w:tcPr>
+            <w:tcW w:w="1242" w:type="dxa"/>
+          </w:tcPr>
+          <w:p>
+            <w:pPr>
+              <w:rPr>
+                <w:rFonts w:hint="eastAsia"/>
+              </w:rPr>
+            </w:pPr>
+          </w:p>
+        </w:tc>
+        <w:tc>
+          <w:tcPr>
+            <w:tcW w:w="4439" w:type="dxa"/>
+          </w:tcPr>
+          <w:p>
+            <w:pPr>
+              <w:pStyle w:val="ListParagraph"/>
+              <w:ind w:firstLineChars="0" w:firstLine="0"/>
+            </w:pPr>
+            <w:r>
+              <w:rPr>
+                <w:rFonts w:hint="eastAsia"/>
+              </w:rPr>
+              <w:t>冒烟测试</w:t>
+            </w:r>
+          </w:p>
+        </w:tc>
+        <w:tc>
+          <w:tcPr>
+            <w:tcW w:w="2841" w:type="dxa"/>
+          </w:tcPr>
+          <w:p>
+            <w:pPr>
+              <w:pStyle w:val="ListParagraph"/>
+              <w:ind w:firstLineChars="0" w:firstLine="0"/>
+            </w:pPr>
+            <w:r>
+              <w:rPr>
+                <w:rFonts w:hint="eastAsia"/>
+              </w:rPr>
+              <w:t>在每个特性下需要配置冒烟测试用例</w:t>
+            </w:r>
+            <w:r>
+              <w:rPr>
+                <w:rFonts w:hint="eastAsia"/>
+              </w:rPr>
+              <w:t>，还要防止新增用例忘了配置冒烟用例</w:t>
+            </w:r>
+            <w:r>
+              <w:rPr>
+                <w:rFonts w:hint="eastAsia"/>
+                <w:color w:val="FF0000"/>
+              </w:rPr>
+              <w:t>重构中考虑</w:t>
+            </w:r>
+          </w:p>
+        </w:tc>
+      </w:tr>
+      <w:tr>
+        <w:tc>
+          <w:tcPr>
+            <w:tcW w:w="1242" w:type="dxa"/>
+          </w:tcPr>
+          <w:p>
+            <w:pPr>
+              <w:rPr>
+                <w:rFonts w:hint="eastAsia"/>
+              </w:rPr>
+            </w:pPr>
+          </w:p>
+        </w:tc>
+        <w:tc>
+          <w:tcPr>
+            <w:tcW w:w="4439" w:type="dxa"/>
+          </w:tcPr>
+          <w:p>
+            <w:pPr>
+              <w:pStyle w:val="ListParagraph"/>
+              <w:ind w:firstLineChars="0" w:firstLine="0"/>
+            </w:pPr>
+            <w:r>
+              <w:rPr>
+                <w:rFonts w:hint="eastAsia"/>
+              </w:rPr>
+              <w:t>所有机器并发执行</w:t>
+            </w:r>
+            <w:r>
+              <w:rPr>
+                <w:rFonts w:hint="eastAsia"/>
+              </w:rPr>
+              <w:t>，不区分发行版</w:t>
+            </w:r>
+          </w:p>
+        </w:tc>
+        <w:tc>
+          <w:tcPr>
+            <w:tcW w:w="2841" w:type="dxa"/>
+          </w:tcPr>
+          <w:p>
+            <w:pPr>
+              <w:pStyle w:val="ListParagraph"/>
+              <w:ind w:firstLineChars="0" w:firstLine="0"/>
+            </w:pPr>
+            <w:r>
+              <w:rPr>
+                <w:rFonts w:hint="eastAsia"/>
+                <w:color w:val="FF0000"/>
+              </w:rPr>
+              <w:t>重构中考虑</w:t>
+            </w:r>
+          </w:p>
+        </w:tc>
+      </w:tr>
+      <w:tr>
+        <w:tc>
+          <w:tcPr>
+            <w:tcW w:w="1242" w:type="dxa"/>
+          </w:tcPr>
+          <w:p>
+            <w:pPr>
+              <w:rPr>
+                <w:rFonts w:hint="eastAsia"/>
+              </w:rPr>
+            </w:pPr>
+          </w:p>
+        </w:tc>
+        <w:tc>
+          <w:tcPr>
+            <w:tcW w:w="4439" w:type="dxa"/>
+          </w:tcPr>
+          <w:p>
+            <w:pPr>
+              <w:pStyle w:val="ListParagraph"/>
+              <w:ind w:firstLineChars="0" w:firstLine="0"/>
+            </w:pPr>
+            <w:r>
+              <w:t>R</w:t>
+            </w:r>
+            <w:r>
+              <w:rPr>
+                <w:rFonts w:hint="eastAsia"/>
+              </w:rPr>
+              <w:t>pm</w:t>
+            </w:r>
+            <w:r>
+              <w:rPr>
+                <w:rFonts w:hint="eastAsia"/>
+              </w:rPr>
+              <w:t>、</w:t>
+            </w:r>
+            <w:r>
+              <w:rPr>
+                <w:rFonts w:hint="eastAsia"/>
+              </w:rPr>
+              <w:t>run</w:t>
+            </w:r>
+            <w:r>
+              <w:rPr>
+                <w:rFonts w:hint="eastAsia"/>
+              </w:rPr>
+              <w:t>打包拷贝文件</w:t>
+            </w:r>
+          </w:p>
+        </w:tc>
+        <w:tc>
+          <w:tcPr>
+            <w:tcW w:w="2841" w:type="dxa"/>
+          </w:tcPr>
+          <w:p>
+            <w:pPr>
+              <w:pStyle w:val="ListParagraph"/>
+              <w:ind w:firstLineChars="0" w:firstLine="0"/>
+            </w:pPr>
+            <w:r>
+              <w:rPr>
+                <w:rFonts w:hint="eastAsia"/>
+              </w:rPr>
+              <w:t>考虑一个一个文件拷贝（</w:t>
+            </w:r>
+            <w:r>
+              <w:rPr>
+                <w:rFonts w:hint="eastAsia"/>
+              </w:rPr>
+              <w:t>bin</w:t>
+            </w:r>
+            <w:r>
+              <w:rPr>
+                <w:rFonts w:hint="eastAsia"/>
+              </w:rPr>
+              <w:t>目录）</w:t>
+            </w:r>
+          </w:p>
+        </w:tc>
+      </w:tr>
+      <w:tr>
+        <w:tc>
+          <w:tcPr>
+            <w:tcW w:w="1242" w:type="dxa"/>
+          </w:tcPr>
+          <w:p>
+            <w:pPr>
+              <w:rPr>
+                <w:rFonts w:hint="eastAsia"/>
+              </w:rPr>
+            </w:pPr>
+          </w:p>
+        </w:tc>
+        <w:tc>
+          <w:tcPr>
+            <w:tcW w:w="4439" w:type="dxa"/>
+          </w:tcPr>
+          <w:p>
+            <w:pPr>
+              <w:pStyle w:val="ListParagraph"/>
+              <w:ind w:firstLineChars="0" w:firstLine="0"/>
+            </w:pPr>
+            <w:r>
+              <w:t>C</w:t>
+            </w:r>
+            <w:r>
+              <w:rPr>
+                <w:rFonts w:hint="eastAsia"/>
+              </w:rPr>
+              <w:t>ore</w:t>
+            </w:r>
+            <w:r>
+              <w:rPr>
+                <w:rFonts w:hint="eastAsia"/>
+              </w:rPr>
+              <w:t>文件名加入时间信息</w:t>
+            </w:r>
+          </w:p>
+        </w:tc>
+        <w:tc>
+          <w:tcPr>
+            <w:tcW w:w="2841" w:type="dxa"/>
+          </w:tcPr>
+          <w:p>
+            <w:pPr>
+              <w:pStyle w:val="ListParagraph"/>
+              <w:ind w:firstLineChars="0" w:firstLine="0"/>
+            </w:pPr>
+          </w:p>
+        </w:tc>
+      </w:tr>
+      <w:tr>
+        <w:tc>
+          <w:tcPr>
+            <w:tcW w:w="1242" w:type="dxa"/>
+          </w:tcPr>
+          <w:p>
+            <w:pPr>
+              <w:rPr>
+                <w:rFonts w:hint="eastAsia"/>
+              </w:rPr>
+            </w:pPr>
+          </w:p>
+        </w:tc>
+        <w:tc>
+          <w:tcPr>
+            <w:tcW w:w="4439" w:type="dxa"/>
+          </w:tcPr>
+          <w:p>
+            <w:pPr>
+              <w:pStyle w:val="ListParagraph"/>
+              <w:ind w:firstLineChars="0" w:firstLine="0"/>
+            </w:pPr>
+            <w:r>
+              <w:rPr>
+                <w:rFonts w:hint="eastAsia"/>
+              </w:rPr>
+              <w:t>新增数据量大用例的测试</w:t>
+            </w:r>
+          </w:p>
+        </w:tc>
+        <w:tc>
+          <w:tcPr>
+            <w:tcW w:w="2841" w:type="dxa"/>
+          </w:tcPr>
+          <w:p>
+            <w:pPr>
+              <w:pStyle w:val="ListParagraph"/>
+              <w:ind w:firstLineChars="0" w:firstLine="0"/>
+            </w:pPr>
+            <w:r>
+              <w:rPr>
+                <w:rFonts w:hint="eastAsia"/>
+                <w:color w:val="FF0000"/>
+              </w:rPr>
+              <w:t>重构中考虑</w:t>
+            </w:r>
+          </w:p>
+        </w:tc>
+      </w:tr>
+      <w:tr>
+        <w:tc>
+          <w:tcPr>
+            <w:tcW w:w="1242" w:type="dxa"/>
+          </w:tcPr>
+          <w:p>
+            <w:pPr>
+              <w:rPr>
+                <w:rFonts w:hint="eastAsia"/>
+              </w:rPr>
+            </w:pPr>
+          </w:p>
+        </w:tc>
+        <w:tc>
+          <w:tcPr>
+            <w:tcW w:w="4439" w:type="dxa"/>
+          </w:tcPr>
+          <w:p>
+            <w:pPr>
+              <w:pStyle w:val="ListParagraph"/>
+              <w:ind w:firstLineChars="0" w:firstLine="0"/>
+              <w:rPr>
+                <w:rFonts w:hint="eastAsia"/>
+              </w:rPr>
+            </w:pPr>
+            <w:r>
+              <w:t>J</w:t>
+            </w:r>
+            <w:r>
+              <w:rPr>
+                <w:rFonts w:hint="eastAsia"/>
+              </w:rPr>
+              <w:t>enkins</w:t>
+            </w:r>
+            <w:r>
+              <w:rPr>
+                <w:rFonts w:hint="eastAsia"/>
+              </w:rPr>
+              <w:t>升级</w:t>
+            </w:r>
+          </w:p>
+        </w:tc>
+        <w:tc>
+          <w:tcPr>
+            <w:tcW w:w="2841" w:type="dxa"/>
+          </w:tcPr>
+          <w:p>
+            <w:pPr>
+              <w:pStyle w:val="ListParagraph"/>
+              <w:ind w:firstLineChars="0" w:firstLine="0"/>
+            </w:pPr>
+          </w:p>
+        </w:tc>
+      </w:tr>
+      <w:tr>
+        <w:tc>
+          <w:tcPr>
+            <w:tcW w:w="1242" w:type="dxa"/>
+          </w:tcPr>
+          <w:p>
+            <w:pPr>
+              <w:rPr>
+                <w:rFonts w:hint="eastAsia"/>
+              </w:rPr>
+            </w:pPr>
+          </w:p>
+        </w:tc>
+        <w:tc>
+          <w:tcPr>
+            <w:tcW w:w="4439" w:type="dxa"/>
+          </w:tcPr>
+          <w:p>
+            <w:pPr>
+              <w:pStyle w:val="ListParagraph"/>
+              <w:ind w:firstLineChars="0" w:firstLine="0"/>
+            </w:pPr>
+            <w:r>
+              <w:rPr>
+                <w:rFonts w:hint="eastAsia"/>
+              </w:rPr>
+              <w:t>指定执行某个测试用例、执行次数</w:t>
+            </w:r>
+          </w:p>
+        </w:tc>
+        <w:tc>
+          <w:tcPr>
+            <w:tcW w:w="2841" w:type="dxa"/>
+          </w:tcPr>
+          <w:p>
+            <w:pPr>
+              <w:pStyle w:val="ListParagraph"/>
+              <w:ind w:firstLineChars="0" w:firstLine="0"/>
+            </w:pPr>
+            <w:r>
+              <w:rPr>
+                <w:rFonts w:hint="eastAsia"/>
+                <w:color w:val="FF0000"/>
+              </w:rPr>
+              <w:t>重构中考虑</w:t>
+            </w:r>
+          </w:p>
+        </w:tc>
+      </w:tr>
+      <w:tr>
+        <w:tc>
+          <w:tcPr>
+            <w:tcW w:w="1242" w:type="dxa"/>
+          </w:tcPr>
+          <w:p>
+            <w:pPr>
+              <w:rPr>
+                <w:rFonts w:hint="eastAsia"/>
+              </w:rPr>
+            </w:pPr>
+          </w:p>
+        </w:tc>
+        <w:tc>
+          <w:tcPr>
+            <w:tcW w:w="4439" w:type="dxa"/>
+          </w:tcPr>
+          <w:p>
+            <w:pPr>
+              <w:pStyle w:val="ListParagraph"/>
+              <w:ind w:firstLineChars="0" w:firstLine="0"/>
+            </w:pPr>
+            <w:r>
+              <w:rPr>
+                <w:rFonts w:hint="eastAsia"/>
+              </w:rPr>
+              <w:t>……</w:t>
+            </w:r>
+          </w:p>
+        </w:tc>
+        <w:tc>
+          <w:tcPr>
+            <w:tcW w:w="2841" w:type="dxa"/>
+          </w:tcPr>
+          <w:p>
+            <w:pPr>
+              <w:pStyle w:val="ListParagraph"/>
+              <w:ind w:firstLineChars="0" w:firstLine="0"/>
+            </w:pPr>
+          </w:p>
+        </w:tc>
+      </w:tr>
+    </w:tbl>
+    <w:p/>
     <w:p>
       <w:pPr>
         <w:pStyle w:val="Heading2"/>
       </w:pPr>
-      <w:bookmarkStart w:id="4" w:name="_Toc339217959"/>
-      <w:bookmarkStart w:id="5" w:name="_Toc339223958"/>
+      <w:bookmarkStart w:id="5" w:name="_Toc339217959"/>
+      <w:bookmarkStart w:id="6" w:name="_Toc339223958"/>
       <w:r>
         <w:rPr>
           <w:rFonts w:hint="eastAsia"/>
@@ -506,8 +1723,8 @@
         </w:rPr>
         <w:t>问题描述</w:t>
       </w:r>
-      <w:bookmarkEnd w:id="4"/>
       <w:bookmarkEnd w:id="5"/>
+      <w:bookmarkEnd w:id="6"/>
     </w:p>
     <w:p>
       <w:pPr>
@@ -781,7 +1998,7 @@
       <w:pPr>
         <w:pStyle w:val="Heading1"/>
       </w:pPr>
-      <w:bookmarkStart w:id="6" w:name="_Toc339223959"/>
+      <w:bookmarkStart w:id="7" w:name="_Toc339223959"/>
       <w:r>
         <w:rPr>
           <w:rFonts w:hint="eastAsia"/>
@@ -794,7 +2011,7 @@
       <w:pPr>
         <w:pStyle w:val="Heading2"/>
       </w:pPr>
-      <w:bookmarkStart w:id="7" w:name="_Toc339223960"/>
+      <w:bookmarkStart w:id="8" w:name="_Toc339223960"/>
       <w:r>
         <w:rPr>
           <w:rFonts w:hint="eastAsia"/>
@@ -807,7 +2024,7 @@
         </w:rPr>
         <w:t>词汇</w:t>
       </w:r>
-      <w:bookmarkEnd w:id="7"/>
+      <w:bookmarkEnd w:id="8"/>
     </w:p>
     <w:p>
       <w:pPr>
@@ -895,11 +2112,6 @@
       </w:r>
     </w:p>
     <w:p>
-      <w:pPr>
-        <w:rPr>
-          <w:rFonts w:hint="eastAsia"/>
-        </w:rPr>
-      </w:pPr>
       <w:r>
         <w:rPr>
           <w:rFonts w:hint="eastAsia"/>
@@ -910,7 +2122,25 @@
         <w:rPr>
           <w:rFonts w:hint="eastAsia"/>
         </w:rPr>
-        <w:t>编译、安装部署、测试三个步骤可选是否执行。编译新增分开编译，可单独编译引擎、驱动、文档。测试机包含</w:t>
+        <w:t>编译、安装部署、测试三个步骤可选是否执行。编译新增分开编译，可单独编译引擎、驱动、文档</w:t>
+      </w:r>
+      <w:r>
+        <w:rPr>
+          <w:rFonts w:hint="eastAsia"/>
+        </w:rPr>
+        <w:t>（提交构建时实现）。测试机不再区分</w:t>
+      </w:r>
+      <w:r>
+        <w:rPr>
+          <w:rFonts w:hint="eastAsia"/>
+        </w:rPr>
+        <w:t>Linux</w:t>
+      </w:r>
+      <w:r>
+        <w:rPr>
+          <w:rFonts w:hint="eastAsia"/>
+        </w:rPr>
+        <w:t>发行版</w:t>
       </w:r>
       <w:r>
         <w:rPr>
@@ -958,101 +2188,74 @@
         <w:rPr>
           <w:rFonts w:hint="eastAsia"/>
         </w:rPr>
-        <w:t>四种不同系统，测试机可动态分配。</w:t>
-      </w:r>
-    </w:p>
-    <w:p>
-      <w:pPr>
-        <w:rPr>
-          <w:rFonts w:ascii="楷体_GB2312" w:eastAsia="楷体_GB2312" w:hint="eastAsia"/>
-          <w:i/>
-        </w:rPr>
-      </w:pPr>
-      <w:r>
-        <w:rPr>
-          <w:rFonts w:ascii="楷体_GB2312" w:eastAsia="楷体_GB2312" w:hint="eastAsia"/>
-          <w:i/>
-        </w:rPr>
-        <w:t>备注：</w:t>
-      </w:r>
-    </w:p>
-    <w:p>
-      <w:pPr>
-        <w:rPr>
-          <w:rFonts w:ascii="楷体_GB2312" w:eastAsia="楷体_GB2312" w:hint="eastAsia"/>
-          <w:i/>
-        </w:rPr>
-      </w:pPr>
-      <w:r>
-        <w:rPr>
-          <w:rFonts w:ascii="楷体_GB2312" w:eastAsia="楷体_GB2312" w:hint="eastAsia"/>
-          <w:i/>
-        </w:rPr>
-        <w:tab/>
-        <w:t>ci作为自动化平台，每天地长期地构建工程和产生报告，因此应该将稳定性放在第一位。例如总是由一些随机问题导致ci工程挂掉，或者数据库弱一致性问题导致用例无意义地失败，这些问题对发现产品问题毫无帮助，总是需要投入人力去解决。</w:t>
-      </w:r>
-    </w:p>
-    <w:p>
-      <w:pPr>
-        <w:rPr>
-          <w:rFonts w:ascii="楷体_GB2312" w:eastAsia="楷体_GB2312" w:hint="eastAsia"/>
-          <w:i/>
-        </w:rPr>
-      </w:pPr>
-      <w:r>
-        <w:rPr>
-          <w:rFonts w:ascii="楷体_GB2312" w:eastAsia="楷体_GB2312" w:hint="eastAsia"/>
-          <w:i/>
-        </w:rPr>
-        <w:tab/>
-        <w:t>第二点是，当用例失败时，ci提供更多的信息帮助人去定位问题。ci定位问题不方便常常是让测试人员和开发人员头疼的问题。</w:t>
-      </w:r>
-    </w:p>
-    <w:p>
-      <w:pPr>
-        <w:rPr>
-          <w:rFonts w:ascii="楷体_GB2312" w:eastAsia="楷体_GB2312" w:hint="eastAsia"/>
-          <w:i/>
-        </w:rPr>
-      </w:pPr>
-      <w:r>
-        <w:rPr>
-          <w:rFonts w:ascii="楷体_GB2312" w:eastAsia="楷体_GB2312" w:hint="eastAsia"/>
-          <w:i/>
-        </w:rPr>
-        <w:tab/>
-        <w:t>第三点是，ci尚缺一些功能，例如可靠性测试、</w:t>
-      </w:r>
-      <w:r>
-        <w:rPr>
-          <w:rFonts w:ascii="楷体_GB2312" w:eastAsia="楷体_GB2312" w:hint="eastAsia"/>
-          <w:i/>
-        </w:rPr>
-        <w:t>数据量大的用例、驱动用例的并发执行、稳定性测试。</w:t>
-      </w:r>
-    </w:p>
-    <w:p>
-      <w:pPr>
-        <w:rPr>
-          <w:rFonts w:ascii="楷体_GB2312" w:eastAsia="楷体_GB2312" w:hint="eastAsia"/>
-          <w:i/>
-        </w:rPr>
-      </w:pPr>
-      <w:r>
-        <w:rPr>
-          <w:rFonts w:ascii="楷体_GB2312" w:eastAsia="楷体_GB2312" w:hint="eastAsia"/>
-          <w:i/>
-        </w:rPr>
-        <w:tab/>
-        <w:t>第四点是，ci的轻便性，例如编译的速度、测试的速度、分开编译等。</w:t>
-      </w:r>
-    </w:p>
-    <w:p/>
+        <w:t>四种不同系统</w:t>
+      </w:r>
+      <w:r>
+        <w:rPr>
+          <w:rFonts w:hint="eastAsia"/>
+        </w:rPr>
+        <w:t>，不再有针对某个发行版的测试，不同发行版机器都分散到</w:t>
+      </w:r>
+      <w:r>
+        <w:rPr>
+          <w:rFonts w:hint="eastAsia"/>
+        </w:rPr>
+        <w:t>h3g3d3</w:t>
+      </w:r>
+      <w:r>
+        <w:rPr>
+          <w:rFonts w:hint="eastAsia"/>
+        </w:rPr>
+        <w:t>、</w:t>
+      </w:r>
+      <w:r>
+        <w:rPr>
+          <w:rFonts w:hint="eastAsia"/>
+        </w:rPr>
+        <w:t>h3g1d3</w:t>
+      </w:r>
+      <w:r>
+        <w:rPr>
+          <w:rFonts w:hint="eastAsia"/>
+        </w:rPr>
+        <w:t>、</w:t>
+      </w:r>
+      <w:r>
+        <w:rPr>
+          <w:rFonts w:hint="eastAsia"/>
+        </w:rPr>
+        <w:t>standalone</w:t>
+      </w:r>
+      <w:r>
+        <w:rPr>
+          <w:rFonts w:hint="eastAsia"/>
+        </w:rPr>
+        <w:t>的测试中</w:t>
+      </w:r>
+      <w:r>
+        <w:rPr>
+          <w:rFonts w:hint="eastAsia"/>
+        </w:rPr>
+        <w:t>。</w:t>
+      </w:r>
+      <w:r>
+        <w:rPr>
+          <w:rFonts w:hint="eastAsia"/>
+        </w:rPr>
+        <w:t>standalone</w:t>
+      </w:r>
+      <w:r>
+        <w:rPr>
+          <w:rFonts w:hint="eastAsia"/>
+        </w:rPr>
+        <w:t>环境只有一台机。</w:t>
+      </w:r>
+    </w:p>
     <w:p>
       <w:pPr>
         <w:pStyle w:val="Heading2"/>
       </w:pPr>
-      <w:bookmarkStart w:id="8" w:name="_Toc339223962"/>
+      <w:bookmarkStart w:id="9" w:name="_Toc339223962"/>
       <w:r>
         <w:rPr>
           <w:rFonts w:hint="eastAsia"/>
@@ -1065,7 +2268,7 @@
         </w:rPr>
         <w:t>设计细节</w:t>
       </w:r>
-      <w:bookmarkEnd w:id="8"/>
+      <w:bookmarkEnd w:id="9"/>
     </w:p>
     <w:p>
       <w:pPr>
@@ -1102,33 +2305,19 @@
         <w:rPr>
           <w:rFonts w:hint="eastAsia"/>
         </w:rPr>
-        <w:t>系统分为总控模块、用户界面、资源管理模块、编译模块、安装部署模块、测试模块、构建结果处理模块。总控模块负责对各个模块的调度。资源管理模块负责分配</w:t>
-      </w:r>
-      <w:r>
-        <w:rPr>
-          <w:rFonts w:hint="eastAsia"/>
-        </w:rPr>
-        <w:t>CI</w:t>
-      </w:r>
-      <w:r>
-        <w:rPr>
-          <w:rFonts w:hint="eastAsia"/>
-        </w:rPr>
-        <w:t>的机器。</w:t>
-      </w:r>
-    </w:p>
-    <w:p>
-      <w:r>
-        <w:rPr>
-          <w:rFonts w:hint="eastAsia"/>
+        <w:t>系统分为总控模块、用户界面、编译模块、安装部署模块、测试模块、构建结果处理模块。总控模块负责对各个模块的调度。</w:t>
+      </w:r>
+    </w:p>
+    <w:p>
+      <w:r>
+        <w:rPr>
           <w:noProof/>
         </w:rPr>
-        <w:lastRenderedPageBreak/>
         <w:drawing>
           <wp:inline distT="0" distB="0" distL="0" distR="0">
-            <wp:extent cx="5272405" cy="2713355"/>
+            <wp:extent cx="5272405" cy="3241675"/>
             <wp:effectExtent l="19050" t="0" r="4445" b="0"/>
-            <wp:docPr id="2" name="Picture 2" descr="Z:\upload\ci_component.png"/>
+            <wp:docPr id="4" name="Picture 2"/>
             <wp:cNvGraphicFramePr>
               <a:graphicFrameLocks xmlns:a="http://schemas.openxmlformats.org/drawingml/2006/main" noChangeAspect="1"/>
             </wp:cNvGraphicFramePr>
@@ -1136,13 +2325,13 @@
               <a:graphicData uri="http://schemas.openxmlformats.org/drawingml/2006/picture">
                 <pic:pic xmlns:pic="http://schemas.openxmlformats.org/drawingml/2006/picture">
                   <pic:nvPicPr>
-                    <pic:cNvPr id="0" name="Picture 2" descr="Z:\upload\ci_component.png"/>
+                    <pic:cNvPr id="0" name="Picture 2"/>
                     <pic:cNvPicPr>
                       <a:picLocks noChangeAspect="1" noChangeArrowheads="1"/>
                     </pic:cNvPicPr>
                   </pic:nvPicPr>
                   <pic:blipFill>
-                    <a:blip r:embed="rId8"/>
+                    <a:blip r:embed="rId9"/>
                     <a:srcRect/>
                     <a:stretch>
                       <a:fillRect/>
@@ -1151,7 +2340,7 @@
                   <pic:spPr bwMode="auto">
                     <a:xfrm>
                       <a:off x="0" y="0"/>
-                      <a:ext cx="5272405" cy="2713355"/>
+                      <a:ext cx="5272405" cy="3241675"/>
                     </a:xfrm>
                     <a:prstGeom prst="rect">
                       <a:avLst/>
@@ -1194,7 +2383,13 @@
         <w:rPr>
           <w:rFonts w:hint="eastAsia"/>
         </w:rPr>
-        <w:t>将各个用户选择的配置传给总控模块，总控模块调用资源管理模块分配得到相应的机器，总控模块调用编译机执行编译，调用测试机执行安装部署和测试，测试结束后调用构建结果处理模块</w:t>
+        <w:t>将各个用户选择的配置传给总控模块，</w:t>
+      </w:r>
+      <w:r>
+        <w:rPr>
+          <w:rFonts w:hint="eastAsia"/>
+        </w:rPr>
+        <w:t>总控模块调用编译机执行编译，调用测试机执行安装部署和测试，测试结束后调用构建结果处理模块</w:t>
       </w:r>
       <w:r>
         <w:rPr>
@@ -1216,16 +2411,22 @@
       </w:r>
     </w:p>
     <w:p>
+      <w:pPr>
+        <w:rPr>
+          <w:rFonts w:hint="eastAsia"/>
+        </w:rPr>
+      </w:pPr>
       <w:r>
         <w:rPr>
           <w:rFonts w:hint="eastAsia"/>
           <w:noProof/>
         </w:rPr>
+        <w:lastRenderedPageBreak/>
         <w:drawing>
           <wp:inline distT="0" distB="0" distL="0" distR="0">
-            <wp:extent cx="5272405" cy="3823970"/>
-            <wp:effectExtent l="19050" t="0" r="4445" b="0"/>
-            <wp:docPr id="3" name="Picture 3" descr="Z:\upload\ci_system.png"/>
+            <wp:extent cx="5274310" cy="3233420"/>
+            <wp:effectExtent l="19050" t="0" r="2540" b="0"/>
+            <wp:docPr id="16" name="Picture 8"/>
             <wp:cNvGraphicFramePr>
               <a:graphicFrameLocks xmlns:a="http://schemas.openxmlformats.org/drawingml/2006/main" noChangeAspect="1"/>
             </wp:cNvGraphicFramePr>
@@ -1233,13 +2434,13 @@
               <a:graphicData uri="http://schemas.openxmlformats.org/drawingml/2006/picture">
                 <pic:pic xmlns:pic="http://schemas.openxmlformats.org/drawingml/2006/picture">
                   <pic:nvPicPr>
-                    <pic:cNvPr id="0" name="Picture 3" descr="Z:\upload\ci_system.png"/>
+                    <pic:cNvPr id="0" name="Picture 8"/>
                     <pic:cNvPicPr>
                       <a:picLocks noChangeAspect="1" noChangeArrowheads="1"/>
                     </pic:cNvPicPr>
                   </pic:nvPicPr>
                   <pic:blipFill>
-                    <a:blip r:embed="rId9"/>
+                    <a:blip r:embed="rId10"/>
                     <a:srcRect/>
                     <a:stretch>
                       <a:fillRect/>
@@ -1248,7 +2449,7 @@
                   <pic:spPr bwMode="auto">
                     <a:xfrm>
                       <a:off x="0" y="0"/>
-                      <a:ext cx="5272405" cy="3823970"/>
+                      <a:ext cx="5274310" cy="3233420"/>
                     </a:xfrm>
                     <a:prstGeom prst="rect">
                       <a:avLst/>
@@ -1301,7 +2502,14 @@
           <w:rFonts w:ascii="楷体_GB2312" w:eastAsia="楷体_GB2312" w:hint="eastAsia"/>
           <w:i/>
         </w:rPr>
-        <w:t>考虑到往后会增加提交构建项目，提交构建和每日构建的ant调度将是统一的，还有分支和主干的调度也是统一，因此使用参数project_type来区分这些构建项目。</w:t>
+        <w:t>考虑到往后会增加提交构建项目，提交构建和每日构建的ant</w:t>
+      </w:r>
+      <w:r>
+        <w:rPr>
+          <w:rFonts w:ascii="楷体_GB2312" w:eastAsia="楷体_GB2312" w:hint="eastAsia"/>
+          <w:i/>
+        </w:rPr>
+        <w:t>调度将是统一的，还有分支和主干的调度也是一套，但是调度脚本跟随版本走。</w:t>
       </w:r>
     </w:p>
     <w:p>
@@ -1382,7 +2590,6 @@
         <w:rPr>
           <w:rFonts w:hint="eastAsia"/>
         </w:rPr>
-        <w:lastRenderedPageBreak/>
         <w:t>1.3.2</w:t>
       </w:r>
       <w:r>
@@ -1392,7 +2599,7 @@
         <w:t>界面配置模块</w:t>
       </w:r>
     </w:p>
-    <w:bookmarkEnd w:id="6"/>
+    <w:bookmarkEnd w:id="7"/>
     <w:p>
       <w:r>
         <w:rPr>
@@ -1740,16 +2947,79 @@
         <w:rPr>
           <w:rFonts w:hint="eastAsia"/>
         </w:rPr>
-        <w:t>、测试类型</w:t>
-      </w:r>
-      <w:r>
-        <w:t>test_type</w:t>
-      </w:r>
-      <w:r>
-        <w:rPr>
-          <w:rFonts w:hint="eastAsia"/>
-        </w:rPr>
-        <w:t>。测试类型分为</w:t>
+        <w:t>、</w:t>
+      </w:r>
+      <w:r>
+        <w:rPr>
+          <w:rFonts w:hint="eastAsia"/>
+        </w:rPr>
+        <w:t>测试</w:t>
+      </w:r>
+      <w:r>
+        <w:rPr>
+          <w:rFonts w:hint="eastAsia"/>
+        </w:rPr>
+        <w:t>用例</w:t>
+      </w:r>
+      <w:r>
+        <w:rPr>
+          <w:rFonts w:hint="eastAsia"/>
+        </w:rPr>
+        <w:t>类型</w:t>
+      </w:r>
+      <w:r>
+        <w:t>test</w:t>
+      </w:r>
+      <w:r>
+        <w:rPr>
+          <w:rFonts w:hint="eastAsia"/>
+        </w:rPr>
+        <w:t>case</w:t>
+      </w:r>
+      <w:r>
+        <w:t>_type</w:t>
+      </w:r>
+      <w:r>
+        <w:rPr>
+          <w:rFonts w:hint="eastAsia"/>
+        </w:rPr>
+        <w:t>、用例列表</w:t>
+      </w:r>
+      <w:r>
+        <w:rPr>
+          <w:rFonts w:hint="eastAsia"/>
+        </w:rPr>
+        <w:t>testcase_list</w:t>
+      </w:r>
+      <w:r>
+        <w:rPr>
+          <w:rFonts w:hint="eastAsia"/>
+        </w:rPr>
+        <w:t>、执行次数</w:t>
+      </w:r>
+      <w:r>
+        <w:rPr>
+          <w:rFonts w:hint="eastAsia"/>
+        </w:rPr>
+        <w:t>excute_num</w:t>
+      </w:r>
+      <w:r>
+        <w:rPr>
+          <w:rFonts w:hint="eastAsia"/>
+        </w:rPr>
+        <w:t>。测试</w:t>
+      </w:r>
+      <w:r>
+        <w:rPr>
+          <w:rFonts w:hint="eastAsia"/>
+        </w:rPr>
+        <w:t>用例</w:t>
+      </w:r>
+      <w:r>
+        <w:rPr>
+          <w:rFonts w:hint="eastAsia"/>
+        </w:rPr>
+        <w:t>类型分为</w:t>
       </w:r>
       <w:r>
         <w:rPr>
@@ -1857,101 +3127,80 @@
         <w:rPr>
           <w:rFonts w:hint="eastAsia"/>
         </w:rPr>
+        <w:t>，可多选</w:t>
+      </w:r>
+      <w:r>
+        <w:rPr>
+          <w:rFonts w:hint="eastAsia"/>
+        </w:rPr>
+        <w:t>。</w:t>
+      </w:r>
+    </w:p>
+    <w:p>
+      <w:pPr>
+        <w:pStyle w:val="Heading3"/>
+      </w:pPr>
+      <w:r>
+        <w:rPr>
+          <w:rFonts w:hint="eastAsia"/>
+        </w:rPr>
+        <w:t>1.3.3</w:t>
+      </w:r>
+      <w:r>
+        <w:rPr>
+          <w:rFonts w:hint="eastAsia"/>
+        </w:rPr>
+        <w:t>总控模块</w:t>
+      </w:r>
+    </w:p>
+    <w:p>
+      <w:r>
+        <w:rPr>
+          <w:rFonts w:hint="eastAsia"/>
+        </w:rPr>
+        <w:tab/>
+      </w:r>
+      <w:r>
+        <w:rPr>
+          <w:rFonts w:hint="eastAsia"/>
+        </w:rPr>
+        <w:t>总控模块实际上有</w:t>
+      </w:r>
+      <w:r>
+        <w:rPr>
+          <w:rFonts w:hint="eastAsia"/>
+        </w:rPr>
+        <w:t>jenkins</w:t>
+      </w:r>
+      <w:r>
+        <w:rPr>
+          <w:rFonts w:hint="eastAsia"/>
+        </w:rPr>
+        <w:t>插件完成，不需要写调度脚本。采用插件将流程串起来，形成一个新的工程，使得流程可视化。</w:t>
+      </w:r>
+      <w:r>
+        <w:rPr>
+          <w:rFonts w:hint="eastAsia"/>
+        </w:rPr>
+        <w:t>每日构建的测试包括</w:t>
+      </w:r>
+      <w:r>
+        <w:rPr>
+          <w:rFonts w:hint="eastAsia"/>
+        </w:rPr>
+        <w:t>h3g3d3</w:t>
+      </w:r>
+      <w:r>
+        <w:rPr>
+          <w:rFonts w:hint="eastAsia"/>
+        </w:rPr>
         <w:t>、</w:t>
       </w:r>
       <w:r>
         <w:rPr>
           <w:rFonts w:hint="eastAsia"/>
         </w:rPr>
-        <w:t>smoke</w:t>
-      </w:r>
-      <w:r>
-        <w:rPr>
-          <w:rFonts w:hint="eastAsia"/>
-        </w:rPr>
-        <w:t>，可多选</w:t>
-      </w:r>
-      <w:r>
-        <w:rPr>
-          <w:rFonts w:hint="eastAsia"/>
-        </w:rPr>
-        <w:t>。</w:t>
-      </w:r>
-    </w:p>
-    <w:p>
-      <w:pPr>
-        <w:pStyle w:val="ListParagraph"/>
-        <w:numPr>
-          <w:ilvl w:val="0"/>
-          <w:numId w:val="9"/>
-        </w:numPr>
-        <w:ind w:firstLineChars="0"/>
-      </w:pPr>
-      <w:r>
-        <w:rPr>
-          <w:rFonts w:hint="eastAsia"/>
-        </w:rPr>
-        <w:t>在</w:t>
-      </w:r>
-      <w:r>
-        <w:rPr>
-          <w:rFonts w:hint="eastAsia"/>
-        </w:rPr>
-        <w:t>工程配置</w:t>
-      </w:r>
-      <w:r>
-        <w:rPr>
-          <w:rFonts w:hint="eastAsia"/>
-        </w:rPr>
-        <w:t>上针对每个工程传入</w:t>
-      </w:r>
-      <w:r>
-        <w:rPr>
-          <w:rFonts w:hint="eastAsia"/>
-        </w:rPr>
-        <w:t>项目类型</w:t>
-      </w:r>
-      <w:r>
-        <w:rPr>
-          <w:rFonts w:hint="eastAsia"/>
-        </w:rPr>
-        <w:t>project_type</w:t>
-      </w:r>
-      <w:r>
-        <w:rPr>
-          <w:rFonts w:hint="eastAsia"/>
-        </w:rPr>
-        <w:t>参数。</w:t>
-      </w:r>
-      <w:r>
-        <w:rPr>
-          <w:rFonts w:hint="eastAsia"/>
-        </w:rPr>
-        <w:t>project_type</w:t>
-      </w:r>
-      <w:r>
-        <w:rPr>
-          <w:rFonts w:hint="eastAsia"/>
-        </w:rPr>
-        <w:t>分为</w:t>
-      </w:r>
-      <w:r>
-        <w:rPr>
-          <w:rFonts w:hint="eastAsia"/>
-        </w:rPr>
-        <w:t>分支的每日构建</w:t>
-      </w:r>
-      <w:r>
-        <w:rPr>
-          <w:rFonts w:hint="eastAsia"/>
-        </w:rPr>
-        <w:t>、主干</w:t>
-      </w:r>
-      <w:r>
-        <w:rPr>
-          <w:rFonts w:hint="eastAsia"/>
-        </w:rPr>
-        <w:t>的每日构建</w:t>
+        <w:t>h3g1d3</w:t>
       </w:r>
       <w:r>
         <w:rPr>
@@ -1963,92 +3212,13 @@
         <w:rPr>
           <w:rFonts w:hint="eastAsia"/>
         </w:rPr>
-        <w:t>分支的提交构建、主干的提交构建、</w:t>
-      </w:r>
-      <w:r>
-        <w:rPr>
-          <w:rFonts w:hint="eastAsia"/>
-        </w:rPr>
-        <w:t>修改后</w:t>
-      </w:r>
-      <w:r>
-        <w:rPr>
-          <w:rFonts w:hint="eastAsia"/>
-        </w:rPr>
-        <w:t>pg</w:t>
-      </w:r>
-      <w:r>
-        <w:rPr>
-          <w:rFonts w:hint="eastAsia"/>
-        </w:rPr>
-        <w:t>等。</w:t>
-      </w:r>
-    </w:p>
-    <w:p>
-      <w:pPr>
-        <w:pStyle w:val="Heading3"/>
-      </w:pPr>
-      <w:r>
-        <w:rPr>
-          <w:rFonts w:hint="eastAsia"/>
-        </w:rPr>
-        <w:t>1.3.3</w:t>
-      </w:r>
-      <w:r>
-        <w:rPr>
-          <w:rFonts w:hint="eastAsia"/>
-        </w:rPr>
-        <w:t>总控模块</w:t>
-      </w:r>
-    </w:p>
-    <w:p>
-      <w:r>
-        <w:rPr>
-          <w:rFonts w:hint="eastAsia"/>
-        </w:rPr>
-        <w:tab/>
-      </w:r>
-      <w:r>
-        <w:rPr>
-          <w:rFonts w:hint="eastAsia"/>
-        </w:rPr>
-        <w:t>由一个总控脚本构成，由它来调度所有其他模块。在</w:t>
-      </w:r>
-      <w:r>
-        <w:rPr>
-          <w:rFonts w:hint="eastAsia"/>
-        </w:rPr>
-        <w:t>CI</w:t>
-      </w:r>
-      <w:r>
-        <w:rPr>
-          <w:rFonts w:hint="eastAsia"/>
-        </w:rPr>
-        <w:t>工程配置中</w:t>
-      </w:r>
-      <w:r>
-        <w:rPr>
-          <w:rFonts w:hint="eastAsia"/>
-        </w:rPr>
-        <w:t>配置该脚本即可。</w:t>
-      </w:r>
-      <w:r>
-        <w:rPr>
-          <w:rFonts w:hint="eastAsia"/>
-        </w:rPr>
-        <w:t>jenkins</w:t>
-      </w:r>
-      <w:r>
-        <w:rPr>
-          <w:rFonts w:hint="eastAsia"/>
-        </w:rPr>
-        <w:t>将会把界面配置的参数传入该脚本。</w:t>
-      </w:r>
-      <w:r>
-        <w:rPr>
-          <w:rFonts w:hint="eastAsia"/>
-        </w:rPr>
-        <w:t>流程如下：</w:t>
+        <w:t>standalone</w:t>
+      </w:r>
+      <w:r>
+        <w:rPr>
+          <w:rFonts w:hint="eastAsia"/>
+        </w:rPr>
+        <w:t>三种部署场景的测试，分别对应三套环境测试，三个场景并发执行以提高测试速度。</w:t>
       </w:r>
     </w:p>
     <w:p>
@@ -2064,11 +3234,12 @@
           <w:noProof/>
           <w:sz w:val="20"/>
         </w:rPr>
+        <w:lastRenderedPageBreak/>
         <w:drawing>
           <wp:inline distT="0" distB="0" distL="0" distR="0">
-            <wp:extent cx="5266690" cy="4850765"/>
-            <wp:effectExtent l="19050" t="0" r="0" b="0"/>
-            <wp:docPr id="5" name="Picture 5" descr="Z:\upload\ci_control.png"/>
+            <wp:extent cx="5270500" cy="3194050"/>
+            <wp:effectExtent l="19050" t="0" r="6350" b="0"/>
+            <wp:docPr id="17" name="Picture 9"/>
             <wp:cNvGraphicFramePr>
               <a:graphicFrameLocks xmlns:a="http://schemas.openxmlformats.org/drawingml/2006/main" noChangeAspect="1"/>
             </wp:cNvGraphicFramePr>
@@ -2076,13 +3247,13 @@
               <a:graphicData uri="http://schemas.openxmlformats.org/drawingml/2006/picture">
                 <pic:pic xmlns:pic="http://schemas.openxmlformats.org/drawingml/2006/picture">
                   <pic:nvPicPr>
-                    <pic:cNvPr id="0" name="Picture 5" descr="Z:\upload\ci_control.png"/>
+                    <pic:cNvPr id="0" name="Picture 9"/>
                     <pic:cNvPicPr>
                       <a:picLocks noChangeAspect="1" noChangeArrowheads="1"/>
                     </pic:cNvPicPr>
                   </pic:nvPicPr>
                   <pic:blipFill>
-                    <a:blip r:embed="rId10"/>
+                    <a:blip r:embed="rId11"/>
                     <a:srcRect/>
                     <a:stretch>
                       <a:fillRect/>
@@ -2091,7 +3262,7 @@
                   <pic:spPr bwMode="auto">
                     <a:xfrm>
                       <a:off x="0" y="0"/>
-                      <a:ext cx="5266690" cy="4850765"/>
+                      <a:ext cx="5270500" cy="3194050"/>
                     </a:xfrm>
                     <a:prstGeom prst="rect">
                       <a:avLst/>
@@ -2111,235 +3282,156 @@
         </w:drawing>
       </w:r>
     </w:p>
-    <w:p>
-      <w:pPr>
-        <w:rPr>
-          <w:rFonts w:asciiTheme="minorEastAsia" w:hAnsiTheme="minorEastAsia"/>
+    <w:p/>
+    <w:p>
+      <w:pPr>
+        <w:rPr>
+          <w:rFonts w:ascii="楷体_GB2312" w:eastAsia="楷体_GB2312"/>
+          <w:i/>
           <w:sz w:val="20"/>
         </w:rPr>
       </w:pPr>
       <w:r>
         <w:rPr>
           <w:rFonts w:ascii="楷体_GB2312" w:eastAsia="楷体_GB2312" w:hint="eastAsia"/>
-          <w:sz w:val="20"/>
+          <w:i/>
+          <w:sz w:val="20"/>
+        </w:rPr>
+        <w:t>备注：</w:t>
+      </w:r>
+    </w:p>
+    <w:p>
+      <w:pPr>
+        <w:pStyle w:val="ListParagraph"/>
+        <w:numPr>
+          <w:ilvl w:val="0"/>
+          <w:numId w:val="13"/>
+        </w:numPr>
+        <w:ind w:firstLineChars="0"/>
+        <w:rPr>
+          <w:rFonts w:ascii="楷体_GB2312" w:eastAsia="楷体_GB2312"/>
+          <w:i/>
+          <w:sz w:val="20"/>
+        </w:rPr>
+      </w:pPr>
+      <w:r>
+        <w:rPr>
+          <w:rFonts w:ascii="楷体_GB2312" w:eastAsia="楷体_GB2312" w:hint="eastAsia"/>
+          <w:i/>
+          <w:sz w:val="20"/>
+        </w:rPr>
+        <w:t>重新命名工程、节点、主机名，使它们的功能一目了然。</w:t>
+      </w:r>
+    </w:p>
+    <w:p>
+      <w:pPr>
+        <w:pStyle w:val="ListParagraph"/>
+        <w:numPr>
+          <w:ilvl w:val="0"/>
+          <w:numId w:val="13"/>
+        </w:numPr>
+        <w:ind w:firstLineChars="0"/>
+        <w:rPr>
+          <w:rFonts w:ascii="楷体_GB2312" w:eastAsia="楷体_GB2312"/>
+          <w:i/>
+          <w:sz w:val="20"/>
+        </w:rPr>
+      </w:pPr>
+      <w:r>
+        <w:rPr>
+          <w:rFonts w:ascii="楷体_GB2312" w:eastAsia="楷体_GB2312" w:hint="eastAsia"/>
+          <w:i/>
+          <w:sz w:val="20"/>
+        </w:rPr>
+        <w:t>ci机器需要有监控工具，监控断网、内存、cpu等场景。</w:t>
+      </w:r>
+      <w:r>
+        <w:rPr>
+          <w:rFonts w:ascii="楷体_GB2312" w:eastAsia="楷体_GB2312" w:hint="eastAsia"/>
+          <w:i/>
+          <w:sz w:val="20"/>
+        </w:rPr>
+        <w:t>（可以以后再做）</w:t>
+      </w:r>
+    </w:p>
+    <w:p>
+      <w:pPr>
+        <w:pStyle w:val="Heading3"/>
+      </w:pPr>
+      <w:r>
+        <w:rPr>
+          <w:rFonts w:hint="eastAsia"/>
+        </w:rPr>
+        <w:t>1.3.5</w:t>
+      </w:r>
+      <w:r>
+        <w:rPr>
+          <w:rFonts w:hint="eastAsia"/>
+        </w:rPr>
+        <w:t>编译模块</w:t>
+      </w:r>
+    </w:p>
+    <w:p>
+      <w:r>
+        <w:rPr>
+          <w:rFonts w:hint="eastAsia"/>
+        </w:rPr>
+        <w:tab/>
+      </w:r>
+      <w:r>
+        <w:rPr>
+          <w:rFonts w:hint="eastAsia"/>
+        </w:rPr>
+        <w:t>该模块</w:t>
+      </w:r>
+      <w:r>
+        <w:rPr>
+          <w:rFonts w:hint="eastAsia"/>
+        </w:rPr>
+        <w:t>编译</w:t>
+      </w:r>
+      <w:r>
+        <w:rPr>
+          <w:rFonts w:hint="eastAsia"/>
+        </w:rPr>
+        <w:t>出</w:t>
+      </w:r>
+      <w:r>
+        <w:rPr>
+          <w:rFonts w:hint="eastAsia"/>
+        </w:rPr>
+        <w:t>sequoiadb</w:t>
+      </w:r>
+      <w:r>
+        <w:rPr>
+          <w:rFonts w:hint="eastAsia"/>
+        </w:rPr>
+        <w:t>安装包、</w:t>
+      </w:r>
+      <w:r>
+        <w:rPr>
+          <w:rFonts w:hint="eastAsia"/>
+        </w:rPr>
+        <w:t>各个驱动包。各个驱动分开打包，不再压缩成一个包</w:t>
+      </w:r>
+      <w:r>
+        <w:rPr>
+          <w:rFonts w:hint="eastAsia"/>
+        </w:rPr>
+        <w:t>。</w:t>
+      </w:r>
+    </w:p>
+    <w:p>
+      <w:r>
+        <w:rPr>
+          <w:noProof/>
         </w:rPr>
         <w:lastRenderedPageBreak/>
-        <w:tab/>
-      </w:r>
-      <w:r>
-        <w:rPr>
-          <w:rFonts w:asciiTheme="minorEastAsia" w:hAnsiTheme="minorEastAsia" w:hint="eastAsia"/>
-          <w:sz w:val="20"/>
-        </w:rPr>
-        <w:t>当不重新安装部署，将deploy_mode置为当前环境中的部署模式。使用当前环境中的部署环境测试。</w:t>
-      </w:r>
-    </w:p>
-    <w:p>
-      <w:pPr>
-        <w:rPr>
-          <w:rFonts w:asciiTheme="minorEastAsia" w:hAnsiTheme="minorEastAsia"/>
-          <w:sz w:val="20"/>
-        </w:rPr>
-      </w:pPr>
-      <w:r>
-        <w:rPr>
-          <w:rFonts w:asciiTheme="minorEastAsia" w:hAnsiTheme="minorEastAsia" w:hint="eastAsia"/>
-          <w:sz w:val="20"/>
-        </w:rPr>
-        <w:tab/>
-        <w:t>每日构建工程的slave节点作为编译机，编译机也是整个工程的控制机。所有的构建产物，包括编译产物、测试报告、备份的日志都将归档在该控制机下。</w:t>
-      </w:r>
-    </w:p>
-    <w:p>
-      <w:pPr>
-        <w:pStyle w:val="Heading3"/>
-      </w:pPr>
-      <w:r>
-        <w:rPr>
-          <w:rFonts w:hint="eastAsia"/>
-        </w:rPr>
-        <w:t>1.3.4</w:t>
-      </w:r>
-      <w:r>
-        <w:rPr>
-          <w:rFonts w:hint="eastAsia"/>
-        </w:rPr>
-        <w:t>资源管理</w:t>
-      </w:r>
-      <w:r>
-        <w:rPr>
-          <w:rFonts w:hint="eastAsia"/>
-        </w:rPr>
-        <w:t>模块</w:t>
-      </w:r>
-    </w:p>
-    <w:p>
-      <w:r>
-        <w:rPr>
-          <w:rFonts w:hint="eastAsia"/>
-        </w:rPr>
-        <w:tab/>
-      </w:r>
-      <w:r>
-        <w:rPr>
-          <w:rFonts w:hint="eastAsia"/>
-        </w:rPr>
-        <w:t>CI</w:t>
-      </w:r>
-      <w:r>
-        <w:rPr>
-          <w:rFonts w:hint="eastAsia"/>
-        </w:rPr>
-        <w:t>所有的机器信息都列在一个机器列表文件中。分支、主干的机器是独立的，</w:t>
-      </w:r>
-      <w:r>
-        <w:rPr>
-          <w:rFonts w:hint="eastAsia"/>
-        </w:rPr>
-        <w:t>x86</w:t>
-      </w:r>
-      <w:r>
-        <w:rPr>
-          <w:rFonts w:hint="eastAsia"/>
-        </w:rPr>
-        <w:t>机、</w:t>
-      </w:r>
-      <w:r>
-        <w:rPr>
-          <w:rFonts w:hint="eastAsia"/>
-        </w:rPr>
-        <w:t>power</w:t>
-      </w:r>
-      <w:r>
-        <w:rPr>
-          <w:rFonts w:hint="eastAsia"/>
-        </w:rPr>
-        <w:t>机独立，每日构建与提交构建共用同一套机器。</w:t>
-      </w:r>
-      <w:r>
-        <w:rPr>
-          <w:rFonts w:hint="eastAsia"/>
-        </w:rPr>
-        <w:t>该机器列表文件存放在</w:t>
-      </w:r>
-      <w:r>
-        <w:rPr>
-          <w:rFonts w:hint="eastAsia"/>
-        </w:rPr>
-        <w:t>jenkins</w:t>
-      </w:r>
-      <w:r>
-        <w:rPr>
-          <w:rFonts w:hint="eastAsia"/>
-        </w:rPr>
-        <w:t>控制机上（</w:t>
-      </w:r>
-      <w:r>
-        <w:rPr>
-          <w:rFonts w:hint="eastAsia"/>
-        </w:rPr>
-        <w:t>Master Node</w:t>
-      </w:r>
-      <w:r>
-        <w:rPr>
-          <w:rFonts w:hint="eastAsia"/>
-        </w:rPr>
-        <w:t>）。</w:t>
-      </w:r>
-    </w:p>
-    <w:p>
-      <w:r>
-        <w:rPr>
-          <w:rFonts w:hint="eastAsia"/>
-        </w:rPr>
-        <w:tab/>
-      </w:r>
-      <w:r>
-        <w:rPr>
-          <w:rFonts w:hint="eastAsia"/>
-        </w:rPr>
-        <w:t>当</w:t>
-      </w:r>
-      <w:r>
-        <w:rPr>
-          <w:rFonts w:hint="eastAsia"/>
-        </w:rPr>
-        <w:t>分配机器时，</w:t>
-      </w:r>
-      <w:r>
-        <w:rPr>
-          <w:rFonts w:hint="eastAsia"/>
-        </w:rPr>
-        <w:t>先对机器列表文件加锁，扫描该文件，查看空闲的机器。</w:t>
-      </w:r>
-      <w:r>
-        <w:rPr>
-          <w:rFonts w:hint="eastAsia"/>
-        </w:rPr>
-        <w:t>根据</w:t>
-      </w:r>
-      <w:r>
-        <w:rPr>
-          <w:rFonts w:hint="eastAsia"/>
-        </w:rPr>
-        <w:t>project_type</w:t>
-      </w:r>
-      <w:r>
-        <w:rPr>
-          <w:rFonts w:hint="eastAsia"/>
-        </w:rPr>
-        <w:t>判断</w:t>
-      </w:r>
-      <w:r>
-        <w:rPr>
-          <w:rFonts w:hint="eastAsia"/>
-        </w:rPr>
-        <w:t>需要的机器类型和机器数量</w:t>
-      </w:r>
-      <w:r>
-        <w:rPr>
-          <w:rFonts w:hint="eastAsia"/>
-        </w:rPr>
-        <w:t>。</w:t>
-      </w:r>
-      <w:r>
-        <w:rPr>
-          <w:rFonts w:hint="eastAsia"/>
-        </w:rPr>
-        <w:t>比对空闲机器，确定分配的机器，将这些机器状态置为“占用”。对该文件释放锁。</w:t>
-      </w:r>
-    </w:p>
-    <w:p>
-      <w:r>
-        <w:rPr>
-          <w:rFonts w:hint="eastAsia"/>
-        </w:rPr>
-        <w:tab/>
-      </w:r>
-      <w:r>
-        <w:rPr>
-          <w:rFonts w:hint="eastAsia"/>
-        </w:rPr>
-        <w:t>当工程构建完成或者构建失败后，要释放机器资源。先对机器列表文件加锁，将机器状态置为“空闲”，完成后对该文件放锁</w:t>
-      </w:r>
-      <w:r>
-        <w:rPr>
-          <w:rFonts w:hint="eastAsia"/>
-        </w:rPr>
-        <w:t>。</w:t>
-      </w:r>
-    </w:p>
-    <w:p>
-      <w:r>
-        <w:rPr>
-          <w:rFonts w:hint="eastAsia"/>
-          <w:noProof/>
-        </w:rPr>
         <w:drawing>
           <wp:inline distT="0" distB="0" distL="0" distR="0">
-            <wp:extent cx="5272405" cy="3396615"/>
-            <wp:effectExtent l="19050" t="0" r="4445" b="0"/>
-            <wp:docPr id="14" name="Picture 14" descr="Z:\upload\ci_hosts.png"/>
+            <wp:extent cx="5270500" cy="4508500"/>
+            <wp:effectExtent l="19050" t="0" r="6350" b="0"/>
+            <wp:docPr id="9" name="Picture 4"/>
             <wp:cNvGraphicFramePr>
               <a:graphicFrameLocks xmlns:a="http://schemas.openxmlformats.org/drawingml/2006/main" noChangeAspect="1"/>
             </wp:cNvGraphicFramePr>
@@ -2347,13 +3439,13 @@
               <a:graphicData uri="http://schemas.openxmlformats.org/drawingml/2006/picture">
                 <pic:pic xmlns:pic="http://schemas.openxmlformats.org/drawingml/2006/picture">
                   <pic:nvPicPr>
-                    <pic:cNvPr id="0" name="Picture 14" descr="Z:\upload\ci_hosts.png"/>
+                    <pic:cNvPr id="0" name="Picture 4"/>
                     <pic:cNvPicPr>
                       <a:picLocks noChangeAspect="1" noChangeArrowheads="1"/>
                     </pic:cNvPicPr>
                   </pic:nvPicPr>
                   <pic:blipFill>
-                    <a:blip r:embed="rId11"/>
+                    <a:blip r:embed="rId12"/>
                     <a:srcRect/>
                     <a:stretch>
                       <a:fillRect/>
@@ -2362,7 +3454,7 @@
                   <pic:spPr bwMode="auto">
                     <a:xfrm>
                       <a:off x="0" y="0"/>
-                      <a:ext cx="5272405" cy="3396615"/>
+                      <a:ext cx="5270500" cy="4508500"/>
                     </a:xfrm>
                     <a:prstGeom prst="rect">
                       <a:avLst/>
@@ -2404,7 +3496,7 @@
         <w:pStyle w:val="ListParagraph"/>
         <w:numPr>
           <w:ilvl w:val="0"/>
-          <w:numId w:val="13"/>
+          <w:numId w:val="23"/>
         </w:numPr>
         <w:ind w:firstLineChars="0"/>
         <w:rPr>
@@ -2419,24 +3511,132 @@
           <w:i/>
           <w:sz w:val="20"/>
         </w:rPr>
-        <w:t>重新命名工程、节点、主机名，使它们的功能一目了然。</w:t>
+        <w:t>修改</w:t>
+      </w:r>
+      <w:r>
+        <w:rPr>
+          <w:rFonts w:ascii="楷体_GB2312" w:eastAsia="楷体_GB2312" w:hint="eastAsia"/>
+          <w:i/>
+          <w:sz w:val="20"/>
+        </w:rPr>
+        <w:t>驱动中</w:t>
+      </w:r>
+      <w:r>
+        <w:rPr>
+          <w:rFonts w:ascii="楷体_GB2312" w:eastAsia="楷体_GB2312" w:hint="eastAsia"/>
+          <w:i/>
+          <w:sz w:val="20"/>
+        </w:rPr>
+        <w:t>不合理的编译方式。</w:t>
+      </w:r>
+    </w:p>
+    <w:p>
+      <w:pPr>
+        <w:pStyle w:val="ListParagraph"/>
+        <w:numPr>
+          <w:ilvl w:val="0"/>
+          <w:numId w:val="23"/>
+        </w:numPr>
+        <w:ind w:firstLineChars="0"/>
+        <w:rPr>
+          <w:rFonts w:ascii="楷体_GB2312" w:eastAsia="楷体_GB2312" w:hint="eastAsia"/>
+          <w:i/>
+          <w:sz w:val="20"/>
+        </w:rPr>
+      </w:pPr>
+      <w:r>
+        <w:rPr>
+          <w:rFonts w:ascii="楷体_GB2312" w:eastAsia="楷体_GB2312" w:hint="eastAsia"/>
+          <w:i/>
+          <w:sz w:val="20"/>
+        </w:rPr>
+        <w:t>考虑将主干编译、分支编译、rocksdb编译</w:t>
+      </w:r>
+      <w:r>
+        <w:rPr>
+          <w:rFonts w:ascii="楷体_GB2312" w:eastAsia="楷体_GB2312" w:hint="eastAsia"/>
+          <w:i/>
+          <w:sz w:val="20"/>
+        </w:rPr>
+        <w:t>同步成一样的</w:t>
+      </w:r>
+      <w:r>
+        <w:rPr>
+          <w:rFonts w:ascii="楷体_GB2312" w:eastAsia="楷体_GB2312" w:hint="eastAsia"/>
+          <w:i/>
+          <w:sz w:val="20"/>
+        </w:rPr>
+        <w:t>编译脚本。</w:t>
+      </w:r>
+    </w:p>
+    <w:p>
+      <w:pPr>
+        <w:pStyle w:val="ListParagraph"/>
+        <w:numPr>
+          <w:ilvl w:val="0"/>
+          <w:numId w:val="23"/>
+        </w:numPr>
+        <w:ind w:firstLineChars="0"/>
+        <w:rPr>
+          <w:rFonts w:ascii="楷体_GB2312" w:eastAsia="楷体_GB2312" w:hint="eastAsia"/>
+          <w:i/>
+          <w:sz w:val="20"/>
+        </w:rPr>
+      </w:pPr>
+      <w:r>
+        <w:rPr>
+          <w:rFonts w:ascii="楷体_GB2312" w:eastAsia="楷体_GB2312" w:hint="eastAsia"/>
+          <w:i/>
+          <w:sz w:val="20"/>
+        </w:rPr>
+        <w:t>编译产物的归档路径不够清晰</w:t>
+      </w:r>
+    </w:p>
+    <w:p>
+      <w:pPr>
+        <w:pStyle w:val="ListParagraph"/>
+        <w:numPr>
+          <w:ilvl w:val="0"/>
+          <w:numId w:val="23"/>
+        </w:numPr>
+        <w:ind w:firstLineChars="0"/>
+        <w:rPr>
+          <w:rFonts w:ascii="楷体_GB2312" w:eastAsia="楷体_GB2312"/>
+          <w:i/>
+          <w:sz w:val="20"/>
+        </w:rPr>
+      </w:pPr>
+      <w:r>
+        <w:rPr>
+          <w:rFonts w:ascii="楷体_GB2312" w:eastAsia="楷体_GB2312" w:hint="eastAsia"/>
+          <w:i/>
+          <w:sz w:val="20"/>
+        </w:rPr>
+        <w:t>run包安装后应修改机器的ulimit设置</w:t>
       </w:r>
     </w:p>
     <w:p>
       <w:pPr>
         <w:pStyle w:val="Heading3"/>
       </w:pPr>
-      <w:r>
-        <w:rPr>
-          <w:rFonts w:hint="eastAsia"/>
-        </w:rPr>
-        <w:t>1.3.5</w:t>
-      </w:r>
-      <w:r>
-        <w:rPr>
-          <w:rFonts w:hint="eastAsia"/>
-        </w:rPr>
-        <w:t>编译模块</w:t>
+      <w:bookmarkStart w:id="10" w:name="_Toc339223968"/>
+      <w:r>
+        <w:rPr>
+          <w:rFonts w:hint="eastAsia"/>
+        </w:rPr>
+        <w:t>1.3.6</w:t>
+      </w:r>
+      <w:r>
+        <w:rPr>
+          <w:rFonts w:hint="eastAsia"/>
+        </w:rPr>
+        <w:t>安装部署</w:t>
+      </w:r>
+      <w:r>
+        <w:rPr>
+          <w:rFonts w:hint="eastAsia"/>
+        </w:rPr>
+        <w:t>模块</w:t>
       </w:r>
     </w:p>
     <w:p>
@@ -2446,80 +3646,6 @@
         </w:rPr>
         <w:tab/>
       </w:r>
-      <w:r>
-        <w:rPr>
-          <w:rFonts w:hint="eastAsia"/>
-        </w:rPr>
-        <w:t>该模块</w:t>
-      </w:r>
-      <w:r>
-        <w:rPr>
-          <w:rFonts w:hint="eastAsia"/>
-        </w:rPr>
-        <w:t>编译</w:t>
-      </w:r>
-      <w:r>
-        <w:rPr>
-          <w:rFonts w:hint="eastAsia"/>
-        </w:rPr>
-        <w:t>出</w:t>
-      </w:r>
-      <w:r>
-        <w:rPr>
-          <w:rFonts w:hint="eastAsia"/>
-        </w:rPr>
-        <w:t>sequoiadb</w:t>
-      </w:r>
-      <w:r>
-        <w:rPr>
-          <w:rFonts w:hint="eastAsia"/>
-        </w:rPr>
-        <w:t>安装包、</w:t>
-      </w:r>
-      <w:r>
-        <w:rPr>
-          <w:rFonts w:hint="eastAsia"/>
-        </w:rPr>
-        <w:t>各个驱动包。各个驱动分开打包，不再压缩成一个包</w:t>
-      </w:r>
-      <w:r>
-        <w:rPr>
-          <w:rFonts w:hint="eastAsia"/>
-        </w:rPr>
-        <w:t>。</w:t>
-      </w:r>
-      <w:r>
-        <w:rPr>
-          <w:rFonts w:hint="eastAsia"/>
-        </w:rPr>
-        <w:t>根据</w:t>
-      </w:r>
-      <w:r>
-        <w:rPr>
-          <w:rFonts w:hint="eastAsia"/>
-        </w:rPr>
-        <w:t>project_type</w:t>
-      </w:r>
-      <w:r>
-        <w:rPr>
-          <w:rFonts w:hint="eastAsia"/>
-        </w:rPr>
-        <w:t>，调用对应的编译脚本</w:t>
-      </w:r>
-      <w:r>
-        <w:rPr>
-          <w:rFonts w:hint="eastAsia"/>
-        </w:rPr>
-        <w:t>（每日构建与提交构建的编译脚本有所不同）</w:t>
-      </w:r>
-      <w:r>
-        <w:rPr>
-          <w:rFonts w:hint="eastAsia"/>
-        </w:rPr>
-        <w:t>。</w:t>
-      </w:r>
-    </w:p>
-    <w:p>
       <w:r>
         <w:rPr>
           <w:rFonts w:hint="eastAsia"/>
@@ -2528,9 +3654,9 @@
         <w:lastRenderedPageBreak/>
         <w:drawing>
           <wp:inline distT="0" distB="0" distL="0" distR="0">
-            <wp:extent cx="5266690" cy="4958080"/>
+            <wp:extent cx="5276850" cy="4610100"/>
             <wp:effectExtent l="19050" t="0" r="0" b="0"/>
-            <wp:docPr id="6" name="Picture 6" descr="Z:\upload\ci_compile.png"/>
+            <wp:docPr id="11" name="Picture 5"/>
             <wp:cNvGraphicFramePr>
               <a:graphicFrameLocks xmlns:a="http://schemas.openxmlformats.org/drawingml/2006/main" noChangeAspect="1"/>
             </wp:cNvGraphicFramePr>
@@ -2538,13 +3664,13 @@
               <a:graphicData uri="http://schemas.openxmlformats.org/drawingml/2006/picture">
                 <pic:pic xmlns:pic="http://schemas.openxmlformats.org/drawingml/2006/picture">
                   <pic:nvPicPr>
-                    <pic:cNvPr id="0" name="Picture 6" descr="Z:\upload\ci_compile.png"/>
+                    <pic:cNvPr id="0" name="Picture 5"/>
                     <pic:cNvPicPr>
                       <a:picLocks noChangeAspect="1" noChangeArrowheads="1"/>
                     </pic:cNvPicPr>
                   </pic:nvPicPr>
                   <pic:blipFill>
-                    <a:blip r:embed="rId12"/>
+                    <a:blip r:embed="rId13"/>
                     <a:srcRect/>
                     <a:stretch>
                       <a:fillRect/>
@@ -2553,7 +3679,7 @@
                   <pic:spPr bwMode="auto">
                     <a:xfrm>
                       <a:off x="0" y="0"/>
-                      <a:ext cx="5266690" cy="4958080"/>
+                      <a:ext cx="5276850" cy="4610100"/>
                     </a:xfrm>
                     <a:prstGeom prst="rect">
                       <a:avLst/>
@@ -2574,6 +3700,77 @@
       </w:r>
     </w:p>
     <w:p>
+      <w:r>
+        <w:rPr>
+          <w:rFonts w:hint="eastAsia"/>
+        </w:rPr>
+        <w:tab/>
+      </w:r>
+      <w:r>
+        <w:rPr>
+          <w:rFonts w:hint="eastAsia"/>
+        </w:rPr>
+        <w:t>编译打包打</w:t>
+      </w:r>
+      <w:r>
+        <w:rPr>
+          <w:rFonts w:hint="eastAsia"/>
+        </w:rPr>
+        <w:t>run</w:t>
+      </w:r>
+      <w:r>
+        <w:rPr>
+          <w:rFonts w:hint="eastAsia"/>
+        </w:rPr>
+        <w:t>包和</w:t>
+      </w:r>
+      <w:r>
+        <w:rPr>
+          <w:rFonts w:hint="eastAsia"/>
+        </w:rPr>
+        <w:t>rpm</w:t>
+      </w:r>
+      <w:r>
+        <w:rPr>
+          <w:rFonts w:hint="eastAsia"/>
+        </w:rPr>
+        <w:t>包，但是在测试时只测试</w:t>
+      </w:r>
+      <w:r>
+        <w:rPr>
+          <w:rFonts w:hint="eastAsia"/>
+        </w:rPr>
+        <w:t>run</w:t>
+      </w:r>
+      <w:r>
+        <w:rPr>
+          <w:rFonts w:hint="eastAsia"/>
+        </w:rPr>
+        <w:t>包，</w:t>
+      </w:r>
+      <w:r>
+        <w:rPr>
+          <w:rFonts w:hint="eastAsia"/>
+        </w:rPr>
+        <w:t>rpm</w:t>
+      </w:r>
+      <w:r>
+        <w:rPr>
+          <w:rFonts w:hint="eastAsia"/>
+        </w:rPr>
+        <w:t>包暂时不测试。</w:t>
+      </w:r>
+    </w:p>
+    <w:p>
+      <w:pPr>
+        <w:rPr>
+          <w:rFonts w:ascii="楷体_GB2312" w:eastAsia="楷体_GB2312"/>
+          <w:i/>
+          <w:sz w:val="20"/>
+        </w:rPr>
+      </w:pPr>
+    </w:p>
+    <w:p>
       <w:pPr>
         <w:rPr>
           <w:rFonts w:ascii="楷体_GB2312" w:eastAsia="楷体_GB2312"/>
@@ -2595,30 +3792,22 @@
         <w:pStyle w:val="ListParagraph"/>
         <w:numPr>
           <w:ilvl w:val="0"/>
-          <w:numId w:val="13"/>
+          <w:numId w:val="16"/>
         </w:numPr>
         <w:ind w:firstLineChars="0"/>
         <w:rPr>
-          <w:rFonts w:ascii="楷体_GB2312" w:eastAsia="楷体_GB2312"/>
-          <w:i/>
-          <w:sz w:val="20"/>
-        </w:rPr>
-      </w:pPr>
-      <w:r>
-        <w:rPr>
           <w:rFonts w:ascii="楷体_GB2312" w:eastAsia="楷体_GB2312" w:hint="eastAsia"/>
           <w:i/>
           <w:sz w:val="20"/>
         </w:rPr>
-        <w:t>修改</w:t>
-      </w:r>
+      </w:pPr>
       <w:r>
         <w:rPr>
           <w:rFonts w:ascii="楷体_GB2312" w:eastAsia="楷体_GB2312" w:hint="eastAsia"/>
           <w:i/>
           <w:sz w:val="20"/>
         </w:rPr>
-        <w:t>驱动中</w:t>
+        <w:t>部署</w:t>
       </w:r>
       <w:r>
         <w:rPr>
@@ -2626,7 +3815,15 @@
           <w:i/>
           <w:sz w:val="20"/>
         </w:rPr>
-        <w:t>不合理的编译方式。</w:t>
+        <w:t>脚本改用js写。</w:t>
+      </w:r>
+      <w:r>
+        <w:rPr>
+          <w:rFonts w:ascii="楷体_GB2312" w:eastAsia="楷体_GB2312" w:hint="eastAsia"/>
+          <w:i/>
+          <w:sz w:val="20"/>
+        </w:rPr>
+        <w:t>该脚本应支持不同数量的机器的部署。</w:t>
       </w:r>
     </w:p>
     <w:p>
@@ -2634,7 +3831,7 @@
         <w:pStyle w:val="ListParagraph"/>
         <w:numPr>
           <w:ilvl w:val="0"/>
-          <w:numId w:val="13"/>
+          <w:numId w:val="16"/>
         </w:numPr>
         <w:ind w:firstLineChars="0"/>
         <w:rPr>
@@ -2649,23 +3846,7 @@
           <w:i/>
           <w:sz w:val="20"/>
         </w:rPr>
-        <w:t>修改Java驱动的version文件</w:t>
-      </w:r>
-      <w:r>
-        <w:rPr>
-          <w:rFonts w:ascii="楷体_GB2312" w:eastAsia="楷体_GB2312" w:hint="eastAsia"/>
-          <w:i/>
-          <w:sz w:val="20"/>
-        </w:rPr>
-        <w:t>不合理的地方</w:t>
-      </w:r>
-      <w:r>
-        <w:rPr>
-          <w:rFonts w:ascii="楷体_GB2312" w:eastAsia="楷体_GB2312" w:hint="eastAsia"/>
-          <w:i/>
-          <w:sz w:val="20"/>
-        </w:rPr>
-        <w:t>。</w:t>
+        <w:t>卸载后发现进程残留，应该报错。</w:t>
       </w:r>
     </w:p>
     <w:p>
@@ -2673,7 +3854,7 @@
         <w:pStyle w:val="ListParagraph"/>
         <w:numPr>
           <w:ilvl w:val="0"/>
-          <w:numId w:val="13"/>
+          <w:numId w:val="16"/>
         </w:numPr>
         <w:ind w:firstLineChars="0"/>
         <w:rPr>
@@ -2688,7 +3869,15 @@
           <w:i/>
           <w:sz w:val="20"/>
         </w:rPr>
-        <w:t>修复jira上安装包相关的问题单。</w:t>
+        <w:t>部署集群完成后，检测集群状态，如节点进程是否启动，是否有主节点，lsn是否一致，等。</w:t>
+      </w:r>
+      <w:r>
+        <w:rPr>
+          <w:rFonts w:ascii="楷体_GB2312" w:eastAsia="楷体_GB2312" w:hint="eastAsia"/>
+          <w:i/>
+          <w:sz w:val="20"/>
+        </w:rPr>
+        <w:t>集群状态正常后，再执行测试模块。</w:t>
       </w:r>
     </w:p>
     <w:p>
@@ -2696,7 +3885,7 @@
         <w:pStyle w:val="ListParagraph"/>
         <w:numPr>
           <w:ilvl w:val="0"/>
-          <w:numId w:val="13"/>
+          <w:numId w:val="16"/>
         </w:numPr>
         <w:ind w:firstLineChars="0"/>
         <w:rPr>
@@ -2711,7 +3900,7 @@
           <w:i/>
           <w:sz w:val="20"/>
         </w:rPr>
-        <w:t>考虑将主干编译、分支编译、rocksdb编译合成一个编译脚本。</w:t>
+        <w:t>打印出集群信息：组信息、节点信息、节点ID、主节点等。</w:t>
       </w:r>
     </w:p>
     <w:p>
@@ -2719,10 +3908,102 @@
         <w:pStyle w:val="ListParagraph"/>
         <w:numPr>
           <w:ilvl w:val="0"/>
-          <w:numId w:val="13"/>
+          <w:numId w:val="16"/>
         </w:numPr>
         <w:ind w:firstLineChars="0"/>
         <w:rPr>
+          <w:rFonts w:ascii="楷体_GB2312" w:eastAsia="楷体_GB2312" w:hint="eastAsia"/>
+          <w:i/>
+          <w:sz w:val="20"/>
+        </w:rPr>
+      </w:pPr>
+      <w:r>
+        <w:rPr>
+          <w:rFonts w:ascii="楷体_GB2312" w:eastAsia="楷体_GB2312" w:hint="eastAsia"/>
+          <w:i/>
+          <w:sz w:val="20"/>
+        </w:rPr>
+        <w:t>主机异常掉电导致staf异常停止，主机重启后会导致staf异常。可尝试通过升级staf版本，是否修复了这个问题。</w:t>
+      </w:r>
+    </w:p>
+    <w:p>
+      <w:pPr>
+        <w:pStyle w:val="ListParagraph"/>
+        <w:numPr>
+          <w:ilvl w:val="0"/>
+          <w:numId w:val="16"/>
+        </w:numPr>
+        <w:ind w:firstLineChars="0"/>
+        <w:rPr>
+          <w:rFonts w:ascii="楷体_GB2312" w:eastAsia="楷体_GB2312" w:hint="eastAsia"/>
+          <w:i/>
+          <w:sz w:val="20"/>
+        </w:rPr>
+      </w:pPr>
+      <w:r>
+        <w:rPr>
+          <w:rFonts w:ascii="楷体_GB2312" w:eastAsia="楷体_GB2312" w:hint="eastAsia"/>
+          <w:i/>
+          <w:sz w:val="20"/>
+        </w:rPr>
+        <w:t>需支持rpm打包</w:t>
+      </w:r>
+    </w:p>
+    <w:p>
+      <w:pPr>
+        <w:pStyle w:val="ListParagraph"/>
+        <w:numPr>
+          <w:ilvl w:val="0"/>
+          <w:numId w:val="16"/>
+        </w:numPr>
+        <w:ind w:firstLineChars="0"/>
+        <w:rPr>
+          <w:rFonts w:ascii="楷体_GB2312" w:eastAsia="楷体_GB2312" w:hint="eastAsia"/>
+          <w:i/>
+          <w:sz w:val="20"/>
+        </w:rPr>
+      </w:pPr>
+      <w:r>
+        <w:rPr>
+          <w:rFonts w:ascii="楷体_GB2312" w:eastAsia="楷体_GB2312" w:hint="eastAsia"/>
+          <w:i/>
+          <w:sz w:val="20"/>
+        </w:rPr>
+        <w:t>统一run包和rpm包中拷贝文件的部分</w:t>
+      </w:r>
+    </w:p>
+    <w:p>
+      <w:pPr>
+        <w:pStyle w:val="ListParagraph"/>
+        <w:numPr>
+          <w:ilvl w:val="0"/>
+          <w:numId w:val="16"/>
+        </w:numPr>
+        <w:ind w:firstLineChars="0"/>
+        <w:rPr>
+          <w:rFonts w:ascii="楷体_GB2312" w:eastAsia="楷体_GB2312" w:hint="eastAsia"/>
+          <w:i/>
+          <w:sz w:val="20"/>
+        </w:rPr>
+      </w:pPr>
+      <w:r>
+        <w:rPr>
+          <w:rFonts w:ascii="楷体_GB2312" w:eastAsia="楷体_GB2312" w:hint="eastAsia"/>
+          <w:i/>
+          <w:sz w:val="20"/>
+        </w:rPr>
+        <w:t>机器之间时间不同步</w:t>
+      </w:r>
+    </w:p>
+    <w:p>
+      <w:pPr>
+        <w:pStyle w:val="ListParagraph"/>
+        <w:numPr>
+          <w:ilvl w:val="0"/>
+          <w:numId w:val="16"/>
+        </w:numPr>
+        <w:ind w:firstLineChars="0"/>
+        <w:rPr>
           <w:rFonts w:ascii="楷体_GB2312" w:eastAsia="楷体_GB2312"/>
           <w:i/>
           <w:sz w:val="20"/>
@@ -2734,34 +4015,32 @@
           <w:i/>
           <w:sz w:val="20"/>
         </w:rPr>
-        <w:t>power机上不编译mongoc用例</w:t>
+        <w:t>可以选择在测试前是否要重新安装部署</w:t>
       </w:r>
     </w:p>
     <w:p>
       <w:pPr>
         <w:pStyle w:val="Heading3"/>
       </w:pPr>
-      <w:bookmarkStart w:id="9" w:name="_Toc339223968"/>
-      <w:r>
-        <w:rPr>
-          <w:rFonts w:hint="eastAsia"/>
-        </w:rPr>
-        <w:t>1.3.6</w:t>
-      </w:r>
-      <w:r>
-        <w:rPr>
-          <w:rFonts w:hint="eastAsia"/>
-        </w:rPr>
-        <w:t>安装部署</w:t>
-      </w:r>
-      <w:r>
-        <w:rPr>
-          <w:rFonts w:hint="eastAsia"/>
-        </w:rPr>
-        <w:t>模块</w:t>
-      </w:r>
-    </w:p>
-    <w:p>
+      <w:r>
+        <w:rPr>
+          <w:rFonts w:hint="eastAsia"/>
+        </w:rPr>
+        <w:t>1.3.7</w:t>
+      </w:r>
+      <w:r>
+        <w:rPr>
+          <w:rFonts w:hint="eastAsia"/>
+        </w:rPr>
+        <w:t>测试模块</w:t>
+      </w:r>
+    </w:p>
+    <w:p>
+      <w:pPr>
+        <w:rPr>
+          <w:rFonts w:hint="eastAsia"/>
+        </w:rPr>
+      </w:pPr>
       <w:r>
         <w:rPr>
           <w:rFonts w:hint="eastAsia"/>
@@ -2771,14 +4050,235 @@
       <w:r>
         <w:rPr>
           <w:rFonts w:hint="eastAsia"/>
+        </w:rPr>
+        <w:t>执行测试前，需要先在控制机</w:t>
+      </w:r>
+      <w:r>
+        <w:rPr>
+          <w:rFonts w:hint="eastAsia"/>
+        </w:rPr>
+        <w:t>机上编译</w:t>
+      </w:r>
+      <w:r>
+        <w:rPr>
+          <w:rFonts w:hint="eastAsia"/>
+        </w:rPr>
+        <w:t>test</w:t>
+      </w:r>
+      <w:r>
+        <w:rPr>
+          <w:rFonts w:hint="eastAsia"/>
+        </w:rPr>
+        <w:t>case</w:t>
+      </w:r>
+      <w:r>
+        <w:rPr>
+          <w:rFonts w:hint="eastAsia"/>
+        </w:rPr>
+        <w:t>_type</w:t>
+      </w:r>
+      <w:r>
+        <w:rPr>
+          <w:rFonts w:hint="eastAsia"/>
+        </w:rPr>
+        <w:t>相应的测试用例，</w:t>
+      </w:r>
+      <w:r>
+        <w:rPr>
+          <w:rFonts w:hint="eastAsia"/>
+        </w:rPr>
+        <w:t>根据测试机的个数，将测试用例的可执行程序均分，</w:t>
+      </w:r>
+      <w:r>
+        <w:rPr>
+          <w:rFonts w:hint="eastAsia"/>
+        </w:rPr>
+        <w:t>再将可执行程序分发到</w:t>
+      </w:r>
+      <w:r>
+        <w:rPr>
+          <w:rFonts w:hint="eastAsia"/>
+        </w:rPr>
+        <w:t>不同</w:t>
+      </w:r>
+      <w:r>
+        <w:rPr>
+          <w:rFonts w:hint="eastAsia"/>
+        </w:rPr>
+        <w:t>测试机上。</w:t>
+      </w:r>
+      <w:r>
+        <w:rPr>
+          <w:rFonts w:hint="eastAsia"/>
+        </w:rPr>
+        <w:t>当只选择某几种</w:t>
+      </w:r>
+      <w:r>
+        <w:rPr>
+          <w:rFonts w:hint="eastAsia"/>
+        </w:rPr>
+        <w:t>test</w:t>
+      </w:r>
+      <w:r>
+        <w:rPr>
+          <w:rFonts w:hint="eastAsia"/>
+        </w:rPr>
+        <w:t>case</w:t>
+      </w:r>
+      <w:r>
+        <w:rPr>
+          <w:rFonts w:hint="eastAsia"/>
+        </w:rPr>
+        <w:t>_type</w:t>
+      </w:r>
+      <w:r>
+        <w:rPr>
+          <w:rFonts w:hint="eastAsia"/>
+        </w:rPr>
+        <w:t>时不必编译所有的测试用例</w:t>
+      </w:r>
+      <w:r>
+        <w:rPr>
+          <w:rFonts w:hint="eastAsia"/>
+        </w:rPr>
+        <w:t>。</w:t>
+      </w:r>
+      <w:r>
+        <w:rPr>
+          <w:rFonts w:hint="eastAsia"/>
+        </w:rPr>
+        <w:t>用例的分发按照测试用例的个数，如</w:t>
+      </w:r>
+      <w:r>
+        <w:rPr>
+          <w:rFonts w:hint="eastAsia"/>
+        </w:rPr>
+        <w:t>90</w:t>
+      </w:r>
+      <w:r>
+        <w:rPr>
+          <w:rFonts w:hint="eastAsia"/>
+        </w:rPr>
+        <w:t>个测</w:t>
+      </w:r>
+      <w:r>
+        <w:rPr>
+          <w:rFonts w:hint="eastAsia"/>
+        </w:rPr>
+        <w:lastRenderedPageBreak/>
+        <w:t>试用例，有三台测试机，则每台测试机分发</w:t>
+      </w:r>
+      <w:r>
+        <w:rPr>
+          <w:rFonts w:hint="eastAsia"/>
+        </w:rPr>
+        <w:t>30</w:t>
+      </w:r>
+      <w:r>
+        <w:rPr>
+          <w:rFonts w:hint="eastAsia"/>
+        </w:rPr>
+        <w:t>个用例。当前用例的分发是按照测试套，这样会导致每台机上用例不均匀。</w:t>
+      </w:r>
+    </w:p>
+    <w:p>
+      <w:r>
+        <w:rPr>
+          <w:rFonts w:hint="eastAsia"/>
+        </w:rPr>
+        <w:tab/>
+      </w:r>
+      <w:r>
+        <w:rPr>
+          <w:rFonts w:hint="eastAsia"/>
+        </w:rPr>
+        <w:t>用户也可以指定执行某个测试用例，指定执行次数。</w:t>
+      </w:r>
+    </w:p>
+    <w:p>
+      <w:r>
+        <w:rPr>
+          <w:rFonts w:hint="eastAsia"/>
+        </w:rPr>
+        <w:tab/>
+      </w:r>
+      <w:r>
+        <w:rPr>
+          <w:rFonts w:hint="eastAsia"/>
+        </w:rPr>
+        <w:t>执行完一项</w:t>
+      </w:r>
+      <w:r>
+        <w:rPr>
+          <w:rFonts w:hint="eastAsia"/>
+        </w:rPr>
+        <w:t>test</w:t>
+      </w:r>
+      <w:r>
+        <w:rPr>
+          <w:rFonts w:hint="eastAsia"/>
+        </w:rPr>
+        <w:t xml:space="preserve">case </w:t>
+      </w:r>
+      <w:r>
+        <w:rPr>
+          <w:rFonts w:hint="eastAsia"/>
+        </w:rPr>
+        <w:t>_type</w:t>
+      </w:r>
+      <w:r>
+        <w:rPr>
+          <w:rFonts w:hint="eastAsia"/>
+        </w:rPr>
+        <w:t>后，立即将测试报告汇总到报告目录下。这样即使后面的</w:t>
+      </w:r>
+      <w:r>
+        <w:rPr>
+          <w:rFonts w:hint="eastAsia"/>
+        </w:rPr>
+        <w:t>test_type</w:t>
+      </w:r>
+      <w:r>
+        <w:rPr>
+          <w:rFonts w:hint="eastAsia"/>
+        </w:rPr>
+        <w:t>测试有问题，也不会妨碍前面已测的</w:t>
+      </w:r>
+      <w:r>
+        <w:rPr>
+          <w:rFonts w:hint="eastAsia"/>
+        </w:rPr>
+        <w:t>test</w:t>
+      </w:r>
+      <w:r>
+        <w:rPr>
+          <w:rFonts w:hint="eastAsia"/>
+        </w:rPr>
+        <w:t>case</w:t>
+      </w:r>
+      <w:r>
+        <w:rPr>
+          <w:rFonts w:hint="eastAsia"/>
+        </w:rPr>
+        <w:t>_type</w:t>
+      </w:r>
+      <w:r>
+        <w:rPr>
+          <w:rFonts w:hint="eastAsia"/>
+        </w:rPr>
+        <w:t>的报告呈现。</w:t>
+      </w:r>
+    </w:p>
+    <w:p>
+      <w:r>
+        <w:rPr>
           <w:noProof/>
         </w:rPr>
-        <w:lastRenderedPageBreak/>
         <w:drawing>
           <wp:inline distT="0" distB="0" distL="0" distR="0">
-            <wp:extent cx="5266690" cy="4756150"/>
-            <wp:effectExtent l="19050" t="0" r="0" b="0"/>
-            <wp:docPr id="13" name="Picture 13" descr="Z:\upload\ci_install.png"/>
+            <wp:extent cx="5270500" cy="3778250"/>
+            <wp:effectExtent l="19050" t="0" r="6350" b="0"/>
+            <wp:docPr id="12" name="Picture 6"/>
             <wp:cNvGraphicFramePr>
               <a:graphicFrameLocks xmlns:a="http://schemas.openxmlformats.org/drawingml/2006/main" noChangeAspect="1"/>
             </wp:cNvGraphicFramePr>
@@ -2786,13 +4286,13 @@
               <a:graphicData uri="http://schemas.openxmlformats.org/drawingml/2006/picture">
                 <pic:pic xmlns:pic="http://schemas.openxmlformats.org/drawingml/2006/picture">
                   <pic:nvPicPr>
-                    <pic:cNvPr id="0" name="Picture 13" descr="Z:\upload\ci_install.png"/>
+                    <pic:cNvPr id="0" name="Picture 6"/>
                     <pic:cNvPicPr>
                       <a:picLocks noChangeAspect="1" noChangeArrowheads="1"/>
                     </pic:cNvPicPr>
                   </pic:nvPicPr>
                   <pic:blipFill>
-                    <a:blip r:embed="rId13"/>
+                    <a:blip r:embed="rId14"/>
                     <a:srcRect/>
                     <a:stretch>
                       <a:fillRect/>
@@ -2801,7 +4301,7 @@
                   <pic:spPr bwMode="auto">
                     <a:xfrm>
                       <a:off x="0" y="0"/>
-                      <a:ext cx="5266690" cy="4756150"/>
+                      <a:ext cx="5270500" cy="3778250"/>
                     </a:xfrm>
                     <a:prstGeom prst="rect">
                       <a:avLst/>
@@ -2822,153 +4322,6 @@
       </w:r>
     </w:p>
     <w:p>
-      <w:r>
-        <w:rPr>
-          <w:rFonts w:hint="eastAsia"/>
-        </w:rPr>
-        <w:tab/>
-      </w:r>
-      <w:r>
-        <w:rPr>
-          <w:rFonts w:hint="eastAsia"/>
-        </w:rPr>
-        <w:t>从</w:t>
-      </w:r>
-      <w:r>
-        <w:rPr>
-          <w:rFonts w:hint="eastAsia"/>
-        </w:rPr>
-        <w:t>need_compile</w:t>
-      </w:r>
-      <w:r>
-        <w:rPr>
-          <w:rFonts w:hint="eastAsia"/>
-        </w:rPr>
-        <w:t>判断是否有编包，如果没有编包，那么取归档路径下的最新包安装；如果有编包，那么取这次编译的包安装。</w:t>
-      </w:r>
-    </w:p>
-    <w:p>
-      <w:r>
-        <w:rPr>
-          <w:rFonts w:hint="eastAsia"/>
-        </w:rPr>
-        <w:tab/>
-      </w:r>
-      <w:r>
-        <w:rPr>
-          <w:rFonts w:hint="eastAsia"/>
-        </w:rPr>
-        <w:t>安装部署完成后，返回节点列表，包括哪些机器上具体有哪些节点。</w:t>
-      </w:r>
-    </w:p>
-    <w:p>
-      <w:r>
-        <w:rPr>
-          <w:rFonts w:hint="eastAsia"/>
-        </w:rPr>
-        <w:tab/>
-      </w:r>
-      <w:r>
-        <w:rPr>
-          <w:rFonts w:hint="eastAsia"/>
-        </w:rPr>
-        <w:t>分配编包类型：如果编译阶段产生两种编包类型：</w:t>
-      </w:r>
-      <w:r>
-        <w:rPr>
-          <w:rFonts w:hint="eastAsia"/>
-        </w:rPr>
-        <w:t>run</w:t>
-      </w:r>
-      <w:r>
-        <w:rPr>
-          <w:rFonts w:hint="eastAsia"/>
-        </w:rPr>
-        <w:t>包和</w:t>
-      </w:r>
-      <w:r>
-        <w:rPr>
-          <w:rFonts w:hint="eastAsia"/>
-        </w:rPr>
-        <w:t>rpm</w:t>
-      </w:r>
-      <w:r>
-        <w:rPr>
-          <w:rFonts w:hint="eastAsia"/>
-        </w:rPr>
-        <w:t>包，那么在</w:t>
-      </w:r>
-      <w:r>
-        <w:rPr>
-          <w:rFonts w:hint="eastAsia"/>
-        </w:rPr>
-        <w:t>centos</w:t>
-      </w:r>
-      <w:r>
-        <w:rPr>
-          <w:rFonts w:hint="eastAsia"/>
-        </w:rPr>
-        <w:t>、</w:t>
-      </w:r>
-      <w:r>
-        <w:rPr>
-          <w:rFonts w:hint="eastAsia"/>
-        </w:rPr>
-        <w:t>redhat</w:t>
-      </w:r>
-      <w:r>
-        <w:rPr>
-          <w:rFonts w:hint="eastAsia"/>
-        </w:rPr>
-        <w:t>、</w:t>
-      </w:r>
-      <w:r>
-        <w:rPr>
-          <w:rFonts w:hint="eastAsia"/>
-        </w:rPr>
-        <w:t>suse</w:t>
-      </w:r>
-      <w:r>
-        <w:rPr>
-          <w:rFonts w:hint="eastAsia"/>
-        </w:rPr>
-        <w:t>系统上选择一台机器安装</w:t>
-      </w:r>
-      <w:r>
-        <w:rPr>
-          <w:rFonts w:hint="eastAsia"/>
-        </w:rPr>
-        <w:t>rpm</w:t>
-      </w:r>
-      <w:r>
-        <w:rPr>
-          <w:rFonts w:hint="eastAsia"/>
-        </w:rPr>
-        <w:t>包，其余机器安装</w:t>
-      </w:r>
-      <w:r>
-        <w:rPr>
-          <w:rFonts w:hint="eastAsia"/>
-        </w:rPr>
-        <w:t>run</w:t>
-      </w:r>
-      <w:r>
-        <w:rPr>
-          <w:rFonts w:hint="eastAsia"/>
-        </w:rPr>
-        <w:t>包。</w:t>
-      </w:r>
-    </w:p>
-    <w:p>
-      <w:pPr>
-        <w:rPr>
-          <w:rFonts w:ascii="楷体_GB2312" w:eastAsia="楷体_GB2312"/>
-          <w:i/>
-          <w:sz w:val="20"/>
-        </w:rPr>
-      </w:pPr>
-    </w:p>
-    <w:p>
       <w:pPr>
         <w:rPr>
           <w:rFonts w:ascii="楷体_GB2312" w:eastAsia="楷体_GB2312"/>
@@ -2990,7 +4343,7 @@
         <w:pStyle w:val="ListParagraph"/>
         <w:numPr>
           <w:ilvl w:val="0"/>
-          <w:numId w:val="16"/>
+          <w:numId w:val="21"/>
         </w:numPr>
         <w:ind w:firstLineChars="0"/>
         <w:rPr>
@@ -3005,23 +4358,7 @@
           <w:i/>
           <w:sz w:val="20"/>
         </w:rPr>
-        <w:t>部署</w:t>
-      </w:r>
-      <w:r>
-        <w:rPr>
-          <w:rFonts w:ascii="楷体_GB2312" w:eastAsia="楷体_GB2312" w:hint="eastAsia"/>
-          <w:i/>
-          <w:sz w:val="20"/>
-        </w:rPr>
-        <w:t>脚本改用js写。</w:t>
-      </w:r>
-      <w:r>
-        <w:rPr>
-          <w:rFonts w:ascii="楷体_GB2312" w:eastAsia="楷体_GB2312" w:hint="eastAsia"/>
-          <w:i/>
-          <w:sz w:val="20"/>
-        </w:rPr>
-        <w:t>该脚本应支持不同数量的机器的部署。</w:t>
+        <w:t>power机上不执行mongoc测试。</w:t>
       </w:r>
     </w:p>
     <w:p>
@@ -3029,7 +4366,7 @@
         <w:pStyle w:val="ListParagraph"/>
         <w:numPr>
           <w:ilvl w:val="0"/>
-          <w:numId w:val="16"/>
+          <w:numId w:val="21"/>
         </w:numPr>
         <w:ind w:firstLineChars="0"/>
         <w:rPr>
@@ -3044,7 +4381,7 @@
           <w:i/>
           <w:sz w:val="20"/>
         </w:rPr>
-        <w:t>卸载数据库后，检测节点和cm进程是否都停掉了。检测到无进程残留时，再删除/opt/sequoiadb目录</w:t>
+        <w:t>每执行一个用例，在数据日志中打印一句日志</w:t>
       </w:r>
       <w:r>
         <w:rPr>
@@ -3052,7 +4389,23 @@
           <w:i/>
           <w:sz w:val="20"/>
         </w:rPr>
+        <w:t>，以方便定位问题</w:t>
+      </w:r>
+      <w:r>
+        <w:rPr>
+          <w:rFonts w:ascii="楷体_GB2312" w:eastAsia="楷体_GB2312" w:hint="eastAsia"/>
+          <w:i/>
+          <w:sz w:val="20"/>
+        </w:rPr>
         <w:t>。</w:t>
+      </w:r>
+      <w:r>
+        <w:rPr>
+          <w:rFonts w:ascii="楷体_GB2312" w:eastAsia="楷体_GB2312" w:hint="eastAsia"/>
+          <w:i/>
+          <w:sz w:val="20"/>
+        </w:rPr>
+        <w:t>（目前java用例没实现）</w:t>
       </w:r>
     </w:p>
     <w:p>
@@ -3060,7 +4413,7 @@
         <w:pStyle w:val="ListParagraph"/>
         <w:numPr>
           <w:ilvl w:val="0"/>
-          <w:numId w:val="16"/>
+          <w:numId w:val="21"/>
         </w:numPr>
         <w:ind w:firstLineChars="0"/>
         <w:rPr>
@@ -3075,7 +4428,7 @@
           <w:i/>
           <w:sz w:val="20"/>
         </w:rPr>
-        <w:t>部署集群完成后，检测集群状态，如节点进程是否启动，是否有主节点，lsn是否一致，等。</w:t>
+        <w:t>呈现报告时，显示出执行机器的hostname和ip</w:t>
       </w:r>
       <w:r>
         <w:rPr>
@@ -3083,7 +4436,7 @@
           <w:i/>
           <w:sz w:val="20"/>
         </w:rPr>
-        <w:t>集群状态正常后，再执行测试模块。</w:t>
+        <w:t>;</w:t>
       </w:r>
     </w:p>
     <w:p>
@@ -3091,7 +4444,7 @@
         <w:pStyle w:val="ListParagraph"/>
         <w:numPr>
           <w:ilvl w:val="0"/>
-          <w:numId w:val="16"/>
+          <w:numId w:val="21"/>
         </w:numPr>
         <w:ind w:firstLineChars="0"/>
         <w:rPr>
@@ -3106,7 +4459,7 @@
           <w:i/>
           <w:sz w:val="20"/>
         </w:rPr>
-        <w:t>打印出集群信息：组信息、节点信息、节点ID、主节点等。</w:t>
+        <w:t>目前驱动的报告展示中，没有显示出详细的用例打印信息，只有简单的栈信息，整改后应显示详细。</w:t>
       </w:r>
     </w:p>
     <w:p>
@@ -3114,7 +4467,7 @@
         <w:pStyle w:val="ListParagraph"/>
         <w:numPr>
           <w:ilvl w:val="0"/>
-          <w:numId w:val="16"/>
+          <w:numId w:val="21"/>
         </w:numPr>
         <w:ind w:firstLineChars="0"/>
         <w:rPr>
@@ -3129,9 +4482,125 @@
           <w:i/>
           <w:sz w:val="20"/>
         </w:rPr>
-        <w:t>主机异常掉电导致staf异常停止，主机重启后会导致staf异常。可尝试通过升级staf版本，是否修复了这个问题。</w:t>
-      </w:r>
-    </w:p>
+        <w:t>现在使用gtest框架的用例中，在一个cpp程序中，TEST的测试套名字必须一致，否则生成的报告会有问题。应修复这个问题。</w:t>
+      </w:r>
+    </w:p>
+    <w:p>
+      <w:pPr>
+        <w:pStyle w:val="ListParagraph"/>
+        <w:numPr>
+          <w:ilvl w:val="0"/>
+          <w:numId w:val="21"/>
+        </w:numPr>
+        <w:ind w:firstLineChars="0"/>
+        <w:rPr>
+          <w:rFonts w:ascii="楷体_GB2312" w:eastAsia="楷体_GB2312"/>
+          <w:i/>
+          <w:sz w:val="20"/>
+        </w:rPr>
+      </w:pPr>
+      <w:r>
+        <w:rPr>
+          <w:rFonts w:ascii="楷体_GB2312" w:eastAsia="楷体_GB2312" w:hint="eastAsia"/>
+          <w:i/>
+          <w:sz w:val="20"/>
+        </w:rPr>
+        <w:t>当用例卡住时，不杀进程，保留进程，以方便开发定位。可以选择不同的模式，失败后继续执行其他用例还是停止。</w:t>
+      </w:r>
+    </w:p>
+    <w:p>
+      <w:pPr>
+        <w:pStyle w:val="ListParagraph"/>
+        <w:numPr>
+          <w:ilvl w:val="0"/>
+          <w:numId w:val="21"/>
+        </w:numPr>
+        <w:ind w:firstLineChars="0"/>
+        <w:rPr>
+          <w:rFonts w:ascii="楷体_GB2312" w:eastAsia="楷体_GB2312" w:hint="eastAsia"/>
+          <w:i/>
+          <w:sz w:val="20"/>
+        </w:rPr>
+      </w:pPr>
+      <w:r>
+        <w:rPr>
+          <w:rFonts w:ascii="楷体_GB2312" w:eastAsia="楷体_GB2312" w:hint="eastAsia"/>
+          <w:i/>
+          <w:sz w:val="20"/>
+        </w:rPr>
+        <w:t>提供一个用例跑N次的场景。可以选择不同的模式，失败后继续执行其他用例还是停止。特别对于随机用例，ci可以在出版本时，跑N次，而不是只跑一次。</w:t>
+      </w:r>
+    </w:p>
+    <w:p>
+      <w:pPr>
+        <w:pStyle w:val="ListParagraph"/>
+        <w:numPr>
+          <w:ilvl w:val="0"/>
+          <w:numId w:val="21"/>
+        </w:numPr>
+        <w:ind w:firstLineChars="0"/>
+        <w:rPr>
+          <w:rFonts w:ascii="楷体_GB2312" w:eastAsia="楷体_GB2312" w:hint="eastAsia"/>
+          <w:i/>
+          <w:sz w:val="20"/>
+        </w:rPr>
+      </w:pPr>
+      <w:r>
+        <w:rPr>
+          <w:rFonts w:ascii="楷体_GB2312" w:eastAsia="楷体_GB2312" w:hint="eastAsia"/>
+          <w:i/>
+          <w:sz w:val="20"/>
+        </w:rPr>
+        <w:t>目前新增js用例还需要ci配置才能执行</w:t>
+      </w:r>
+    </w:p>
+    <w:p>
+      <w:pPr>
+        <w:pStyle w:val="ListParagraph"/>
+        <w:numPr>
+          <w:ilvl w:val="0"/>
+          <w:numId w:val="21"/>
+        </w:numPr>
+        <w:ind w:firstLineChars="0"/>
+        <w:rPr>
+          <w:rFonts w:ascii="楷体_GB2312" w:eastAsia="楷体_GB2312" w:hint="eastAsia"/>
+          <w:i/>
+          <w:sz w:val="20"/>
+        </w:rPr>
+      </w:pPr>
+      <w:r>
+        <w:rPr>
+          <w:rFonts w:ascii="楷体_GB2312" w:eastAsia="楷体_GB2312" w:hint="eastAsia"/>
+          <w:i/>
+          <w:sz w:val="20"/>
+        </w:rPr>
+        <w:t>数据量大的测试</w:t>
+      </w:r>
+    </w:p>
+    <w:p>
+      <w:pPr>
+        <w:pStyle w:val="ListParagraph"/>
+        <w:numPr>
+          <w:ilvl w:val="0"/>
+          <w:numId w:val="21"/>
+        </w:numPr>
+        <w:ind w:firstLineChars="0"/>
+        <w:rPr>
+          <w:rFonts w:ascii="楷体_GB2312" w:eastAsia="楷体_GB2312"/>
+          <w:i/>
+          <w:sz w:val="20"/>
+        </w:rPr>
+      </w:pPr>
+      <w:r>
+        <w:rPr>
+          <w:rFonts w:ascii="楷体_GB2312" w:eastAsia="楷体_GB2312" w:hint="eastAsia"/>
+          <w:i/>
+          <w:sz w:val="20"/>
+        </w:rPr>
+        <w:t>分发用例时，是否可以做到不区分用例类型，如何执行</w:t>
+      </w:r>
+    </w:p>
+    <w:p/>
     <w:p>
       <w:pPr>
         <w:pStyle w:val="Heading3"/>
@@ -3140,13 +4609,20 @@
         <w:rPr>
           <w:rFonts w:hint="eastAsia"/>
         </w:rPr>
-        <w:t>1.3.7</w:t>
-      </w:r>
-      <w:r>
-        <w:rPr>
-          <w:rFonts w:hint="eastAsia"/>
-        </w:rPr>
-        <w:t>测试模块</w:t>
+        <w:lastRenderedPageBreak/>
+        <w:t>1.3.</w:t>
+      </w:r>
+      <w:r>
+        <w:rPr>
+          <w:rFonts w:hint="eastAsia"/>
+        </w:rPr>
+        <w:t>8</w:t>
+      </w:r>
+      <w:r>
+        <w:rPr>
+          <w:rFonts w:hint="eastAsia"/>
+        </w:rPr>
+        <w:t>构建结果处理模块</w:t>
       </w:r>
     </w:p>
     <w:p>
@@ -3160,146 +4636,46 @@
         <w:rPr>
           <w:rFonts w:hint="eastAsia"/>
         </w:rPr>
-        <w:t>执行测试前，需要先到编译机上编译</w:t>
-      </w:r>
-      <w:r>
-        <w:rPr>
-          <w:rFonts w:hint="eastAsia"/>
-        </w:rPr>
-        <w:t>test_type</w:t>
-      </w:r>
-      <w:r>
-        <w:rPr>
-          <w:rFonts w:hint="eastAsia"/>
-        </w:rPr>
-        <w:t>相应的测试用例，再将可执行程序分发</w:t>
-      </w:r>
-      <w:r>
-        <w:rPr>
-          <w:rFonts w:hint="eastAsia"/>
-        </w:rPr>
-        <w:lastRenderedPageBreak/>
-        <w:t>到</w:t>
-      </w:r>
-      <w:r>
-        <w:rPr>
-          <w:rFonts w:hint="eastAsia"/>
-        </w:rPr>
-        <w:t>不同</w:t>
-      </w:r>
-      <w:r>
-        <w:rPr>
-          <w:rFonts w:hint="eastAsia"/>
-        </w:rPr>
-        <w:t>测试机上。</w:t>
-      </w:r>
-      <w:r>
-        <w:rPr>
-          <w:rFonts w:hint="eastAsia"/>
-        </w:rPr>
-        <w:t>当只选择某几种</w:t>
-      </w:r>
-      <w:r>
-        <w:rPr>
-          <w:rFonts w:hint="eastAsia"/>
-        </w:rPr>
-        <w:t>test_type</w:t>
-      </w:r>
-      <w:r>
-        <w:rPr>
-          <w:rFonts w:hint="eastAsia"/>
-        </w:rPr>
-        <w:t>时不必编译所有的测试用例。</w:t>
-      </w:r>
-    </w:p>
-    <w:p>
-      <w:r>
-        <w:rPr>
-          <w:rFonts w:hint="eastAsia"/>
-        </w:rPr>
-        <w:tab/>
-      </w:r>
-      <w:r>
-        <w:rPr>
-          <w:rFonts w:hint="eastAsia"/>
-        </w:rPr>
-        <w:t>用例的分发按照测试用例的个数，如</w:t>
-      </w:r>
-      <w:r>
-        <w:rPr>
-          <w:rFonts w:hint="eastAsia"/>
-        </w:rPr>
-        <w:t>90</w:t>
-      </w:r>
-      <w:r>
-        <w:rPr>
-          <w:rFonts w:hint="eastAsia"/>
-        </w:rPr>
-        <w:t>个测试用例，有三台测试机，则每台测试机分发</w:t>
-      </w:r>
-      <w:r>
-        <w:rPr>
-          <w:rFonts w:hint="eastAsia"/>
-        </w:rPr>
-        <w:t>30</w:t>
-      </w:r>
-      <w:r>
-        <w:rPr>
-          <w:rFonts w:hint="eastAsia"/>
-        </w:rPr>
-        <w:t>个用例。当前用例的分发是按照测试套，这样会导致每台机上用例不均匀。</w:t>
-      </w:r>
-    </w:p>
-    <w:p>
-      <w:r>
-        <w:rPr>
-          <w:rFonts w:hint="eastAsia"/>
-        </w:rPr>
-        <w:tab/>
-      </w:r>
-      <w:r>
-        <w:rPr>
-          <w:rFonts w:hint="eastAsia"/>
-        </w:rPr>
-        <w:t>执行完一项</w:t>
-      </w:r>
-      <w:r>
-        <w:rPr>
-          <w:rFonts w:hint="eastAsia"/>
-        </w:rPr>
-        <w:t>test_type</w:t>
-      </w:r>
-      <w:r>
-        <w:rPr>
-          <w:rFonts w:hint="eastAsia"/>
-        </w:rPr>
-        <w:t>后，立即将测试报告汇总到报告目录下。这样即使后面的</w:t>
-      </w:r>
-      <w:r>
-        <w:rPr>
-          <w:rFonts w:hint="eastAsia"/>
-        </w:rPr>
-        <w:t>test_type</w:t>
-      </w:r>
-      <w:r>
-        <w:rPr>
-          <w:rFonts w:hint="eastAsia"/>
-        </w:rPr>
-        <w:t>测试有问题，也不会妨碍前面已测的</w:t>
-      </w:r>
-      <w:r>
-        <w:rPr>
-          <w:rFonts w:hint="eastAsia"/>
-        </w:rPr>
-        <w:t>test_type</w:t>
-      </w:r>
-      <w:r>
-        <w:rPr>
-          <w:rFonts w:hint="eastAsia"/>
-        </w:rPr>
-        <w:t>的报告呈现。</w:t>
-      </w:r>
-    </w:p>
+        <w:t>当用例失败时，需要备份日志</w:t>
+      </w:r>
+      <w:r>
+        <w:rPr>
+          <w:rFonts w:hint="eastAsia"/>
+        </w:rPr>
+        <w:t>，用例全部通过时不需备份。每次构建需</w:t>
+      </w:r>
+      <w:r>
+        <w:rPr>
+          <w:rFonts w:hint="eastAsia"/>
+        </w:rPr>
+        <w:t>向</w:t>
+      </w:r>
+      <w:r>
+        <w:rPr>
+          <w:rFonts w:hint="eastAsia"/>
+        </w:rPr>
+        <w:t>CI</w:t>
+      </w:r>
+      <w:r>
+        <w:rPr>
+          <w:rFonts w:hint="eastAsia"/>
+        </w:rPr>
+        <w:t>负责人</w:t>
+      </w:r>
+      <w:r>
+        <w:rPr>
+          <w:rFonts w:hint="eastAsia"/>
+        </w:rPr>
+        <w:t>、相关责任人</w:t>
+      </w:r>
+      <w:r>
+        <w:rPr>
+          <w:rFonts w:hint="eastAsia"/>
+        </w:rPr>
+        <w:t>发送邮件。</w:t>
+      </w:r>
+    </w:p>
+    <w:bookmarkEnd w:id="10"/>
     <w:p>
       <w:r>
         <w:rPr>
@@ -3307,9 +4683,9 @@
         </w:rPr>
         <w:drawing>
           <wp:inline distT="0" distB="0" distL="0" distR="0">
-            <wp:extent cx="5266690" cy="5670550"/>
-            <wp:effectExtent l="19050" t="0" r="0" b="0"/>
-            <wp:docPr id="8" name="Picture 8" descr="Z:\upload\ci_test.png"/>
+            <wp:extent cx="5272405" cy="2683510"/>
+            <wp:effectExtent l="19050" t="0" r="4445" b="0"/>
+            <wp:docPr id="15" name="Picture 7"/>
             <wp:cNvGraphicFramePr>
               <a:graphicFrameLocks xmlns:a="http://schemas.openxmlformats.org/drawingml/2006/main" noChangeAspect="1"/>
             </wp:cNvGraphicFramePr>
@@ -3317,13 +4693,13 @@
               <a:graphicData uri="http://schemas.openxmlformats.org/drawingml/2006/picture">
                 <pic:pic xmlns:pic="http://schemas.openxmlformats.org/drawingml/2006/picture">
                   <pic:nvPicPr>
-                    <pic:cNvPr id="0" name="Picture 8" descr="Z:\upload\ci_test.png"/>
+                    <pic:cNvPr id="0" name="Picture 7"/>
                     <pic:cNvPicPr>
                       <a:picLocks noChangeAspect="1" noChangeArrowheads="1"/>
                     </pic:cNvPicPr>
                   </pic:nvPicPr>
                   <pic:blipFill>
-                    <a:blip r:embed="rId14"/>
+                    <a:blip r:embed="rId15"/>
                     <a:srcRect/>
                     <a:stretch>
                       <a:fillRect/>
@@ -3332,7 +4708,7 @@
                   <pic:spPr bwMode="auto">
                     <a:xfrm>
                       <a:off x="0" y="0"/>
-                      <a:ext cx="5266690" cy="5670550"/>
+                      <a:ext cx="5272405" cy="2683510"/>
                     </a:xfrm>
                     <a:prstGeom prst="rect">
                       <a:avLst/>
@@ -3374,7 +4750,7 @@
         <w:pStyle w:val="ListParagraph"/>
         <w:numPr>
           <w:ilvl w:val="0"/>
-          <w:numId w:val="21"/>
+          <w:numId w:val="22"/>
         </w:numPr>
         <w:ind w:firstLineChars="0"/>
         <w:rPr>
@@ -3389,334 +4765,15 @@
           <w:i/>
           <w:sz w:val="20"/>
         </w:rPr>
-        <w:t>power机上不执行mongoc测试。</w:t>
-      </w:r>
-    </w:p>
-    <w:p>
-      <w:pPr>
-        <w:pStyle w:val="ListParagraph"/>
-        <w:numPr>
-          <w:ilvl w:val="0"/>
-          <w:numId w:val="21"/>
-        </w:numPr>
-        <w:ind w:firstLineChars="0"/>
-        <w:rPr>
-          <w:rFonts w:ascii="楷体_GB2312" w:eastAsia="楷体_GB2312"/>
-          <w:i/>
-          <w:sz w:val="20"/>
-        </w:rPr>
-      </w:pPr>
+        <w:t>备份日志之前要检查是否有core文件，如果有，要在界面上报警显示。</w:t>
+      </w:r>
       <w:r>
         <w:rPr>
           <w:rFonts w:ascii="楷体_GB2312" w:eastAsia="楷体_GB2312" w:hint="eastAsia"/>
           <w:i/>
           <w:sz w:val="20"/>
         </w:rPr>
-        <w:t>每执行一个用例，在数据日志中打印一句日志</w:t>
-      </w:r>
-      <w:r>
-        <w:rPr>
-          <w:rFonts w:ascii="楷体_GB2312" w:eastAsia="楷体_GB2312" w:hint="eastAsia"/>
-          <w:i/>
-          <w:sz w:val="20"/>
-        </w:rPr>
-        <w:t>，以方便定位问题</w:t>
-      </w:r>
-      <w:r>
-        <w:rPr>
-          <w:rFonts w:ascii="楷体_GB2312" w:eastAsia="楷体_GB2312" w:hint="eastAsia"/>
-          <w:i/>
-          <w:sz w:val="20"/>
-        </w:rPr>
-        <w:t>。</w:t>
-      </w:r>
-    </w:p>
-    <w:p>
-      <w:pPr>
-        <w:pStyle w:val="ListParagraph"/>
-        <w:numPr>
-          <w:ilvl w:val="0"/>
-          <w:numId w:val="21"/>
-        </w:numPr>
-        <w:ind w:firstLineChars="0"/>
-        <w:rPr>
-          <w:rFonts w:ascii="楷体_GB2312" w:eastAsia="楷体_GB2312"/>
-          <w:i/>
-          <w:sz w:val="20"/>
-        </w:rPr>
-      </w:pPr>
-      <w:r>
-        <w:rPr>
-          <w:rFonts w:ascii="楷体_GB2312" w:eastAsia="楷体_GB2312" w:hint="eastAsia"/>
-          <w:i/>
-          <w:sz w:val="20"/>
-        </w:rPr>
-        <w:t>呈现报告时，显示出执行机器的hostname和ip</w:t>
-      </w:r>
-      <w:r>
-        <w:rPr>
-          <w:rFonts w:ascii="楷体_GB2312" w:eastAsia="楷体_GB2312" w:hint="eastAsia"/>
-          <w:i/>
-          <w:sz w:val="20"/>
-        </w:rPr>
-        <w:t>;</w:t>
-      </w:r>
-    </w:p>
-    <w:p>
-      <w:pPr>
-        <w:pStyle w:val="ListParagraph"/>
-        <w:numPr>
-          <w:ilvl w:val="0"/>
-          <w:numId w:val="21"/>
-        </w:numPr>
-        <w:ind w:firstLineChars="0"/>
-        <w:rPr>
-          <w:rFonts w:ascii="楷体_GB2312" w:eastAsia="楷体_GB2312"/>
-          <w:i/>
-          <w:sz w:val="20"/>
-        </w:rPr>
-      </w:pPr>
-      <w:r>
-        <w:rPr>
-          <w:rFonts w:ascii="楷体_GB2312" w:eastAsia="楷体_GB2312" w:hint="eastAsia"/>
-          <w:i/>
-          <w:sz w:val="20"/>
-        </w:rPr>
-        <w:t>目前驱动的报告展示中，没有显示出详细的用例打印信息，只有简单的栈信息，整改后应显示详细。</w:t>
-      </w:r>
-    </w:p>
-    <w:p>
-      <w:pPr>
-        <w:pStyle w:val="ListParagraph"/>
-        <w:numPr>
-          <w:ilvl w:val="0"/>
-          <w:numId w:val="21"/>
-        </w:numPr>
-        <w:ind w:firstLineChars="0"/>
-        <w:rPr>
-          <w:rFonts w:ascii="楷体_GB2312" w:eastAsia="楷体_GB2312"/>
-          <w:i/>
-          <w:sz w:val="20"/>
-        </w:rPr>
-      </w:pPr>
-      <w:r>
-        <w:rPr>
-          <w:rFonts w:ascii="楷体_GB2312" w:eastAsia="楷体_GB2312" w:hint="eastAsia"/>
-          <w:i/>
-          <w:sz w:val="20"/>
-        </w:rPr>
-        <w:t>在测试脚本上要实现，删除7天前的日志。</w:t>
-      </w:r>
-    </w:p>
-    <w:p>
-      <w:pPr>
-        <w:pStyle w:val="ListParagraph"/>
-        <w:numPr>
-          <w:ilvl w:val="0"/>
-          <w:numId w:val="21"/>
-        </w:numPr>
-        <w:ind w:firstLineChars="0"/>
-        <w:rPr>
-          <w:rFonts w:ascii="楷体_GB2312" w:eastAsia="楷体_GB2312"/>
-          <w:i/>
-          <w:sz w:val="20"/>
-        </w:rPr>
-      </w:pPr>
-      <w:r>
-        <w:rPr>
-          <w:rFonts w:ascii="楷体_GB2312" w:eastAsia="楷体_GB2312" w:hint="eastAsia"/>
-          <w:i/>
-          <w:sz w:val="20"/>
-        </w:rPr>
-        <w:t>现在使用gtest框架的用例中，在一个cpp程序中，TEST的测试套名字必须一致，否则生成的报告会有问题。应修复这个问题。</w:t>
-      </w:r>
-    </w:p>
-    <w:p>
-      <w:pPr>
-        <w:pStyle w:val="ListParagraph"/>
-        <w:numPr>
-          <w:ilvl w:val="0"/>
-          <w:numId w:val="21"/>
-        </w:numPr>
-        <w:ind w:firstLineChars="0"/>
-        <w:rPr>
-          <w:rFonts w:ascii="楷体_GB2312" w:eastAsia="楷体_GB2312"/>
-          <w:i/>
-          <w:sz w:val="20"/>
-        </w:rPr>
-      </w:pPr>
-      <w:r>
-        <w:rPr>
-          <w:rFonts w:ascii="楷体_GB2312" w:eastAsia="楷体_GB2312" w:hint="eastAsia"/>
-          <w:i/>
-          <w:sz w:val="20"/>
-        </w:rPr>
-        <w:t>当用例卡住时，不杀进程，保留进程，以方便开发定位。可以选择不同的模式，失败后继</w:t>
-      </w:r>
-      <w:r>
-        <w:rPr>
-          <w:rFonts w:ascii="楷体_GB2312" w:eastAsia="楷体_GB2312" w:hint="eastAsia"/>
-          <w:i/>
-          <w:sz w:val="20"/>
-        </w:rPr>
-        <w:lastRenderedPageBreak/>
-        <w:t>续执行其他用例还是停止。</w:t>
-      </w:r>
-    </w:p>
-    <w:p>
-      <w:pPr>
-        <w:pStyle w:val="ListParagraph"/>
-        <w:numPr>
-          <w:ilvl w:val="0"/>
-          <w:numId w:val="21"/>
-        </w:numPr>
-        <w:ind w:firstLineChars="0"/>
-        <w:rPr>
-          <w:rFonts w:ascii="楷体_GB2312" w:eastAsia="楷体_GB2312"/>
-          <w:i/>
-          <w:sz w:val="20"/>
-        </w:rPr>
-      </w:pPr>
-      <w:r>
-        <w:rPr>
-          <w:rFonts w:ascii="楷体_GB2312" w:eastAsia="楷体_GB2312" w:hint="eastAsia"/>
-          <w:i/>
-          <w:sz w:val="20"/>
-        </w:rPr>
-        <w:t>提供一个用例跑N次的场景。可以选择不同的模式，失败后继续执行其他用例还是停止。特别对于随机用例，ci可以在出版本时，跑N次，而不是只跑一次。</w:t>
-      </w:r>
-    </w:p>
-    <w:p/>
-    <w:p>
-      <w:pPr>
-        <w:pStyle w:val="Heading3"/>
-      </w:pPr>
-      <w:r>
-        <w:rPr>
-          <w:rFonts w:hint="eastAsia"/>
-        </w:rPr>
-        <w:t>1.3.</w:t>
-      </w:r>
-      <w:r>
-        <w:rPr>
-          <w:rFonts w:hint="eastAsia"/>
-        </w:rPr>
-        <w:t>8</w:t>
-      </w:r>
-      <w:r>
-        <w:rPr>
-          <w:rFonts w:hint="eastAsia"/>
-        </w:rPr>
-        <w:t>构建结果处理模块</w:t>
-      </w:r>
-    </w:p>
-    <w:p>
-      <w:r>
-        <w:rPr>
-          <w:rFonts w:hint="eastAsia"/>
-        </w:rPr>
-        <w:tab/>
-      </w:r>
-      <w:r>
-        <w:rPr>
-          <w:rFonts w:hint="eastAsia"/>
-        </w:rPr>
-        <w:t>当用例失败时，需要备份日志</w:t>
-      </w:r>
-      <w:r>
-        <w:rPr>
-          <w:rFonts w:hint="eastAsia"/>
-        </w:rPr>
-        <w:t>，用例全部通过时不需备份。每次构建需</w:t>
-      </w:r>
-      <w:r>
-        <w:rPr>
-          <w:rFonts w:hint="eastAsia"/>
-        </w:rPr>
-        <w:t>向</w:t>
-      </w:r>
-      <w:r>
-        <w:rPr>
-          <w:rFonts w:hint="eastAsia"/>
-        </w:rPr>
-        <w:t>CI</w:t>
-      </w:r>
-      <w:r>
-        <w:rPr>
-          <w:rFonts w:hint="eastAsia"/>
-        </w:rPr>
-        <w:t>负责人发送邮件。</w:t>
-      </w:r>
-    </w:p>
-    <w:p>
-      <w:r>
-        <w:rPr>
-          <w:rFonts w:hint="eastAsia"/>
-          <w:noProof/>
-        </w:rPr>
-        <w:drawing>
-          <wp:inline distT="0" distB="0" distL="0" distR="0">
-            <wp:extent cx="5272405" cy="2529205"/>
-            <wp:effectExtent l="19050" t="0" r="4445" b="0"/>
-            <wp:docPr id="10" name="Picture 10" descr="Z:\upload\ci_result.png"/>
-            <wp:cNvGraphicFramePr>
-              <a:graphicFrameLocks xmlns:a="http://schemas.openxmlformats.org/drawingml/2006/main" noChangeAspect="1"/>
-            </wp:cNvGraphicFramePr>
-            <a:graphic xmlns:a="http://schemas.openxmlformats.org/drawingml/2006/main">
-              <a:graphicData uri="http://schemas.openxmlformats.org/drawingml/2006/picture">
-                <pic:pic xmlns:pic="http://schemas.openxmlformats.org/drawingml/2006/picture">
-                  <pic:nvPicPr>
-                    <pic:cNvPr id="0" name="Picture 10" descr="Z:\upload\ci_result.png"/>
-                    <pic:cNvPicPr>
-                      <a:picLocks noChangeAspect="1" noChangeArrowheads="1"/>
-                    </pic:cNvPicPr>
-                  </pic:nvPicPr>
-                  <pic:blipFill>
-                    <a:blip r:embed="rId15"/>
-                    <a:srcRect/>
-                    <a:stretch>
-                      <a:fillRect/>
-                    </a:stretch>
-                  </pic:blipFill>
-                  <pic:spPr bwMode="auto">
-                    <a:xfrm>
-                      <a:off x="0" y="0"/>
-                      <a:ext cx="5272405" cy="2529205"/>
-                    </a:xfrm>
-                    <a:prstGeom prst="rect">
-                      <a:avLst/>
-                    </a:prstGeom>
-                    <a:noFill/>
-                    <a:ln w="9525">
-                      <a:noFill/>
-                      <a:miter lim="800000"/>
-                      <a:headEnd/>
-                      <a:tailEnd/>
-                    </a:ln>
-                  </pic:spPr>
-                </pic:pic>
-              </a:graphicData>
-            </a:graphic>
-          </wp:inline>
-        </w:drawing>
-      </w:r>
-      <w:bookmarkEnd w:id="9"/>
-    </w:p>
-    <w:p>
-      <w:pPr>
-        <w:rPr>
-          <w:rFonts w:ascii="楷体_GB2312" w:eastAsia="楷体_GB2312"/>
-          <w:i/>
-          <w:sz w:val="20"/>
-        </w:rPr>
-      </w:pPr>
-      <w:r>
-        <w:rPr>
-          <w:rFonts w:ascii="楷体_GB2312" w:eastAsia="楷体_GB2312" w:hint="eastAsia"/>
-          <w:i/>
-          <w:sz w:val="20"/>
-        </w:rPr>
-        <w:t>备注：</w:t>
+        <w:t>当有core dump时，备份bin/sequoiadb文件。</w:t>
       </w:r>
     </w:p>
     <w:p>
@@ -3739,7 +4796,7 @@
           <w:i/>
           <w:sz w:val="20"/>
         </w:rPr>
-        <w:t>备份日志之前要检查是否有core文件，如果有，要在界面上报警显示。</w:t>
+        <w:t>调整日志的压缩包结构</w:t>
       </w:r>
       <w:r>
         <w:rPr>
@@ -3747,7 +4804,7 @@
           <w:i/>
           <w:sz w:val="20"/>
         </w:rPr>
-        <w:t>当有core dump时，备份bin/sequoiadb文件。</w:t>
+        <w:t>。</w:t>
       </w:r>
     </w:p>
     <w:p>
@@ -3770,7 +4827,7 @@
           <w:i/>
           <w:sz w:val="20"/>
         </w:rPr>
-        <w:t>调整日志的压缩包结构</w:t>
+        <w:t>打包日志时把db.list(7)导出一起打包</w:t>
       </w:r>
       <w:r>
         <w:rPr>
@@ -3801,15 +4858,7 @@
           <w:i/>
           <w:sz w:val="20"/>
         </w:rPr>
-        <w:t>打包日志时把db.list(7)导出一起打包</w:t>
-      </w:r>
-      <w:r>
-        <w:rPr>
-          <w:rFonts w:ascii="楷体_GB2312" w:eastAsia="楷体_GB2312" w:hint="eastAsia"/>
-          <w:i/>
-          <w:sz w:val="20"/>
-        </w:rPr>
-        <w:t>。</w:t>
+        <w:t>目前是：一旦有一张测试报告格式错误，会导致整个工程红掉，产生不了这个测试报告。应有容错机制，即使有部分报告格式有问题，也不会影响其他报告的生成。</w:t>
       </w:r>
     </w:p>
     <w:p>
@@ -3821,18 +4870,42 @@
         </w:numPr>
         <w:ind w:firstLineChars="0"/>
         <w:rPr>
-          <w:rFonts w:ascii="楷体_GB2312" w:eastAsia="楷体_GB2312"/>
-          <w:i/>
-          <w:sz w:val="20"/>
-        </w:rPr>
-      </w:pPr>
-      <w:r>
-        <w:rPr>
           <w:rFonts w:ascii="楷体_GB2312" w:eastAsia="楷体_GB2312" w:hint="eastAsia"/>
           <w:i/>
           <w:sz w:val="20"/>
         </w:rPr>
-        <w:t>目前是：一旦有一张测试报告格式错误，会导致整个工程红掉，产生不了这个测试报告。应有容错机制，即使有部分报告格式有问题，也不会影响其他报告的生成。</w:t>
+      </w:pPr>
+      <w:r>
+        <w:rPr>
+          <w:rFonts w:ascii="楷体_GB2312" w:eastAsia="楷体_GB2312" w:hint="eastAsia"/>
+          <w:i/>
+          <w:sz w:val="20"/>
+        </w:rPr>
+        <w:t>java用例</w:t>
+      </w:r>
+      <w:r>
+        <w:rPr>
+          <w:rFonts w:ascii="楷体_GB2312" w:eastAsia="楷体_GB2312" w:hint="eastAsia"/>
+          <w:i/>
+          <w:sz w:val="20"/>
+        </w:rPr>
+        <w:t>文件夹</w:t>
+      </w:r>
+      <w:r>
+        <w:rPr>
+          <w:rFonts w:ascii="楷体_GB2312" w:eastAsia="楷体_GB2312" w:hint="eastAsia"/>
+          <w:i/>
+          <w:sz w:val="20"/>
+        </w:rPr>
+        <w:t>层次太多时，测试报告会还有问题。</w:t>
+      </w:r>
+      <w:r>
+        <w:rPr>
+          <w:rFonts w:ascii="楷体_GB2312" w:eastAsia="楷体_GB2312" w:hint="eastAsia"/>
+          <w:i/>
+          <w:sz w:val="20"/>
+        </w:rPr>
+        <w:t>目前在ci页面上test-results展示时，java用例并不是归纳在一起，而是driver-java-bug、driver-java-cl、driver-java-cs等，文件夹一多时不方便查看报告。</w:t>
       </w:r>
     </w:p>
     <w:p>
@@ -3844,18 +4917,18 @@
         </w:numPr>
         <w:ind w:firstLineChars="0"/>
         <w:rPr>
-          <w:rFonts w:ascii="楷体_GB2312" w:eastAsia="楷体_GB2312"/>
-          <w:i/>
-          <w:sz w:val="20"/>
-        </w:rPr>
-      </w:pPr>
-      <w:r>
-        <w:rPr>
           <w:rFonts w:ascii="楷体_GB2312" w:eastAsia="楷体_GB2312" w:hint="eastAsia"/>
           <w:i/>
           <w:sz w:val="20"/>
         </w:rPr>
-        <w:t>定期删除日志，否则会磁盘满。</w:t>
+      </w:pPr>
+      <w:r>
+        <w:rPr>
+          <w:rFonts w:ascii="楷体_GB2312" w:eastAsia="楷体_GB2312" w:hint="eastAsia"/>
+          <w:i/>
+          <w:sz w:val="20"/>
+        </w:rPr>
+        <w:t>工具日志没有归档</w:t>
       </w:r>
     </w:p>
     <w:p>
@@ -3867,6 +4940,98 @@
         </w:numPr>
         <w:ind w:firstLineChars="0"/>
         <w:rPr>
+          <w:rFonts w:ascii="楷体_GB2312" w:eastAsia="楷体_GB2312" w:hint="eastAsia"/>
+          <w:i/>
+          <w:sz w:val="20"/>
+        </w:rPr>
+      </w:pPr>
+      <w:r>
+        <w:rPr>
+          <w:rFonts w:ascii="楷体_GB2312" w:eastAsia="楷体_GB2312" w:hint="eastAsia"/>
+          <w:i/>
+          <w:sz w:val="20"/>
+        </w:rPr>
+        <w:t>感知不到节点重启和生成core文件，生成core文件时加上时间信息，以防止多次coredump时覆盖了上一次的core</w:t>
+      </w:r>
+    </w:p>
+    <w:p>
+      <w:pPr>
+        <w:pStyle w:val="ListParagraph"/>
+        <w:numPr>
+          <w:ilvl w:val="0"/>
+          <w:numId w:val="22"/>
+        </w:numPr>
+        <w:ind w:firstLineChars="0"/>
+        <w:rPr>
+          <w:rFonts w:ascii="楷体_GB2312" w:eastAsia="楷体_GB2312" w:hint="eastAsia"/>
+          <w:i/>
+          <w:sz w:val="20"/>
+        </w:rPr>
+      </w:pPr>
+      <w:r>
+        <w:rPr>
+          <w:rFonts w:ascii="楷体_GB2312" w:eastAsia="楷体_GB2312" w:hint="eastAsia"/>
+          <w:i/>
+          <w:sz w:val="20"/>
+        </w:rPr>
+        <w:t>日志的归档路径不清晰</w:t>
+      </w:r>
+    </w:p>
+    <w:p>
+      <w:pPr>
+        <w:pStyle w:val="ListParagraph"/>
+        <w:numPr>
+          <w:ilvl w:val="0"/>
+          <w:numId w:val="22"/>
+        </w:numPr>
+        <w:ind w:firstLineChars="0"/>
+        <w:rPr>
+          <w:rFonts w:ascii="楷体_GB2312" w:eastAsia="楷体_GB2312" w:hint="eastAsia"/>
+          <w:i/>
+          <w:sz w:val="20"/>
+        </w:rPr>
+      </w:pPr>
+      <w:r>
+        <w:rPr>
+          <w:rFonts w:ascii="楷体_GB2312" w:eastAsia="楷体_GB2312" w:hint="eastAsia"/>
+          <w:i/>
+          <w:sz w:val="20"/>
+        </w:rPr>
+        <w:t>部分报告界面上不能下载日志</w:t>
+      </w:r>
+    </w:p>
+    <w:p>
+      <w:pPr>
+        <w:pStyle w:val="ListParagraph"/>
+        <w:numPr>
+          <w:ilvl w:val="0"/>
+          <w:numId w:val="22"/>
+        </w:numPr>
+        <w:ind w:firstLineChars="0"/>
+        <w:rPr>
+          <w:rFonts w:ascii="楷体_GB2312" w:eastAsia="楷体_GB2312" w:hint="eastAsia"/>
+          <w:i/>
+          <w:sz w:val="20"/>
+        </w:rPr>
+      </w:pPr>
+      <w:r>
+        <w:rPr>
+          <w:rFonts w:ascii="楷体_GB2312" w:eastAsia="楷体_GB2312" w:hint="eastAsia"/>
+          <w:i/>
+          <w:sz w:val="20"/>
+        </w:rPr>
+        <w:t>日志是否采用move方式，每次有用例执行失败，就收集日志，而不是等所有用例执行完后才收集，以防止诊断日志翻转</w:t>
+      </w:r>
+    </w:p>
+    <w:p>
+      <w:pPr>
+        <w:pStyle w:val="ListParagraph"/>
+        <w:numPr>
+          <w:ilvl w:val="0"/>
+          <w:numId w:val="22"/>
+        </w:numPr>
+        <w:ind w:firstLineChars="0"/>
+        <w:rPr>
           <w:rFonts w:ascii="楷体_GB2312" w:eastAsia="楷体_GB2312"/>
           <w:i/>
           <w:sz w:val="20"/>
@@ -3878,33 +5043,194 @@
           <w:i/>
           <w:sz w:val="20"/>
         </w:rPr>
-        <w:t>java用例</w:t>
-      </w:r>
-      <w:r>
-        <w:rPr>
-          <w:rFonts w:ascii="楷体_GB2312" w:eastAsia="楷体_GB2312" w:hint="eastAsia"/>
-          <w:i/>
-          <w:sz w:val="20"/>
-        </w:rPr>
-        <w:t>文件夹</w:t>
-      </w:r>
-      <w:r>
-        <w:rPr>
-          <w:rFonts w:ascii="楷体_GB2312" w:eastAsia="楷体_GB2312" w:hint="eastAsia"/>
-          <w:i/>
-          <w:sz w:val="20"/>
-        </w:rPr>
-        <w:t>层次太多时，测试报告会还有问题。</w:t>
-      </w:r>
-      <w:r>
-        <w:rPr>
-          <w:rFonts w:ascii="楷体_GB2312" w:eastAsia="楷体_GB2312" w:hint="eastAsia"/>
-          <w:i/>
-          <w:sz w:val="20"/>
-        </w:rPr>
-        <w:t>目前在ci页面上test-results展示时，java用例并不是归纳在一起，而是driver-java-bug、driver-java-cl、driver-java-cs等，文件夹一多时不方便查看报告。</w:t>
-      </w:r>
-    </w:p>
+        <w:t>是否收集同步日志</w:t>
+      </w:r>
+    </w:p>
+    <w:p>
+      <w:pPr>
+        <w:pStyle w:val="Heading1"/>
+      </w:pPr>
+      <w:r>
+        <w:rPr>
+          <w:rFonts w:hint="eastAsia"/>
+        </w:rPr>
+        <w:t>第二章：计划安排</w:t>
+      </w:r>
+    </w:p>
+    <w:tbl>
+      <w:tblPr>
+        <w:tblStyle w:val="TableGrid"/>
+        <w:tblW w:w="0" w:type="auto"/>
+        <w:tblLook w:val="04A0"/>
+      </w:tblPr>
+      <w:tblGrid>
+        <w:gridCol w:w="1951"/>
+        <w:gridCol w:w="1985"/>
+        <w:gridCol w:w="4586"/>
+      </w:tblGrid>
+      <w:tr>
+        <w:tc>
+          <w:tcPr>
+            <w:tcW w:w="1951" w:type="dxa"/>
+          </w:tcPr>
+          <w:p>
+            <w:r>
+              <w:rPr>
+                <w:rFonts w:hint="eastAsia"/>
+              </w:rPr>
+              <w:t>任务</w:t>
+            </w:r>
+          </w:p>
+        </w:tc>
+        <w:tc>
+          <w:tcPr>
+            <w:tcW w:w="1985" w:type="dxa"/>
+          </w:tcPr>
+          <w:p>
+            <w:r>
+              <w:rPr>
+                <w:rFonts w:hint="eastAsia"/>
+              </w:rPr>
+              <w:t>时间</w:t>
+            </w:r>
+          </w:p>
+        </w:tc>
+        <w:tc>
+          <w:tcPr>
+            <w:tcW w:w="4586" w:type="dxa"/>
+          </w:tcPr>
+          <w:p>
+            <w:r>
+              <w:rPr>
+                <w:rFonts w:hint="eastAsia"/>
+              </w:rPr>
+              <w:t>备注</w:t>
+            </w:r>
+          </w:p>
+        </w:tc>
+      </w:tr>
+      <w:tr>
+        <w:tc>
+          <w:tcPr>
+            <w:tcW w:w="1951" w:type="dxa"/>
+          </w:tcPr>
+          <w:p>
+            <w:r>
+              <w:rPr>
+                <w:rFonts w:hint="eastAsia"/>
+              </w:rPr>
+              <w:t>重构</w:t>
+            </w:r>
+          </w:p>
+        </w:tc>
+        <w:tc>
+          <w:tcPr>
+            <w:tcW w:w="1985" w:type="dxa"/>
+          </w:tcPr>
+          <w:p>
+            <w:r>
+              <w:rPr>
+                <w:rFonts w:hint="eastAsia"/>
+              </w:rPr>
+              <w:t>10</w:t>
+            </w:r>
+            <w:r>
+              <w:rPr>
+                <w:rFonts w:hint="eastAsia"/>
+              </w:rPr>
+              <w:t>人天</w:t>
+            </w:r>
+          </w:p>
+        </w:tc>
+        <w:tc>
+          <w:tcPr>
+            <w:tcW w:w="4586" w:type="dxa"/>
+          </w:tcPr>
+          <w:p/>
+        </w:tc>
+      </w:tr>
+      <w:tr>
+        <w:tc>
+          <w:tcPr>
+            <w:tcW w:w="1951" w:type="dxa"/>
+          </w:tcPr>
+          <w:p>
+            <w:r>
+              <w:rPr>
+                <w:rFonts w:hint="eastAsia"/>
+              </w:rPr>
+              <w:t>定位问题</w:t>
+            </w:r>
+          </w:p>
+        </w:tc>
+        <w:tc>
+          <w:tcPr>
+            <w:tcW w:w="1985" w:type="dxa"/>
+          </w:tcPr>
+          <w:p>
+            <w:r>
+              <w:rPr>
+                <w:rFonts w:hint="eastAsia"/>
+              </w:rPr>
+              <w:t>5</w:t>
+            </w:r>
+            <w:r>
+              <w:rPr>
+                <w:rFonts w:hint="eastAsia"/>
+              </w:rPr>
+              <w:t>人天</w:t>
+            </w:r>
+          </w:p>
+        </w:tc>
+        <w:tc>
+          <w:tcPr>
+            <w:tcW w:w="4586" w:type="dxa"/>
+          </w:tcPr>
+          <w:p/>
+        </w:tc>
+      </w:tr>
+      <w:tr>
+        <w:tc>
+          <w:tcPr>
+            <w:tcW w:w="1951" w:type="dxa"/>
+          </w:tcPr>
+          <w:p>
+            <w:r>
+              <w:rPr>
+                <w:rFonts w:hint="eastAsia"/>
+              </w:rPr>
+              <w:lastRenderedPageBreak/>
+              <w:t>其他问题</w:t>
+            </w:r>
+          </w:p>
+        </w:tc>
+        <w:tc>
+          <w:tcPr>
+            <w:tcW w:w="1985" w:type="dxa"/>
+          </w:tcPr>
+          <w:p>
+            <w:r>
+              <w:rPr>
+                <w:rFonts w:hint="eastAsia"/>
+              </w:rPr>
+              <w:t>5</w:t>
+            </w:r>
+            <w:r>
+              <w:rPr>
+                <w:rFonts w:hint="eastAsia"/>
+              </w:rPr>
+              <w:t>人天</w:t>
+            </w:r>
+          </w:p>
+        </w:tc>
+        <w:tc>
+          <w:tcPr>
+            <w:tcW w:w="4586" w:type="dxa"/>
+          </w:tcPr>
+          <w:p/>
+        </w:tc>
+      </w:tr>
+    </w:tbl>
     <w:p/>
     <w:sectPr>
       <w:footerReference w:type="default" r:id="rId16"/>
@@ -3915,6 +5241,30 @@
     </w:sectPr>
   </w:body>
 </w:document>
+</file>
+
+<file path=word/comments.xml><?xml version="1.0" encoding="utf-8"?>
+<w:comments xmlns:ve="http://schemas.openxmlformats.org/markup-compatibility/2006" xmlns:o="urn:schemas-microsoft-com:office:office" xmlns:r="http://schemas.openxmlformats.org/officeDocument/2006/relationships" xmlns:m="http://schemas.openxmlformats.org/officeDocument/2006/math" xmlns:v="urn:schemas-microsoft-com:vml" xmlns:wp="http://schemas.openxmlformats.org/drawingml/2006/wordprocessingDrawing" xmlns:w10="urn:schemas-microsoft-com:office:word" xmlns:w="http://schemas.openxmlformats.org/wordprocessingml/2006/main" xmlns:wne="http://schemas.microsoft.com/office/word/2006/wordml">
+  <w:comment w:id="4" w:author="yuting" w:date="2016-10-08T14:14:00Z" w:initials="y">
+    <w:p>
+      <w:pPr>
+        <w:pStyle w:val="CommentText"/>
+      </w:pPr>
+      <w:r>
+        <w:rPr>
+          <w:rStyle w:val="CommentReference"/>
+        </w:rPr>
+        <w:annotationRef/>
+      </w:r>
+      <w:r>
+        <w:rPr>
+          <w:rFonts w:hint="eastAsia"/>
+        </w:rPr>
+        <w:t>如何呈现在测试报告中</w:t>
+      </w:r>
+    </w:p>
+  </w:comment>
+</w:comments>
 </file>
 
 <file path=word/endnotes.xml><?xml version="1.0" encoding="utf-8"?>
@@ -3957,7 +5307,7 @@
             <w:rPr>
               <w:noProof/>
             </w:rPr>
-            <w:t>3</w:t>
+            <w:t>9</w:t>
           </w:r>
         </w:fldSimple>
       </w:p>
@@ -4426,6 +5776,92 @@
     </w:lvl>
   </w:abstractNum>
   <w:abstractNum w:abstractNumId="5">
+    <w:nsid w:val="2BB16F26"/>
+    <w:multiLevelType w:val="hybridMultilevel"/>
+    <w:tmpl w:val="E1ECB070"/>
+    <w:lvl w:ilvl="0" w:tplc="04090011">
+      <w:start w:val="1"/>
+      <w:numFmt w:val="decimal"/>
+      <w:lvlText w:val="%1)"/>
+      <w:lvlJc w:val="left"/>
+      <w:pPr>
+        <w:ind w:left="420" w:hanging="420"/>
+      </w:pPr>
+    </w:lvl>
+    <w:lvl w:ilvl="1" w:tplc="04090019" w:tentative="1">
+      <w:start w:val="1"/>
+      <w:numFmt w:val="lowerLetter"/>
+      <w:lvlText w:val="%2)"/>
+      <w:lvlJc w:val="left"/>
+      <w:pPr>
+        <w:ind w:left="840" w:hanging="420"/>
+      </w:pPr>
+    </w:lvl>
+    <w:lvl w:ilvl="2" w:tplc="0409001B" w:tentative="1">
+      <w:start w:val="1"/>
+      <w:numFmt w:val="lowerRoman"/>
+      <w:lvlText w:val="%3."/>
+      <w:lvlJc w:val="right"/>
+      <w:pPr>
+        <w:ind w:left="1260" w:hanging="420"/>
+      </w:pPr>
+    </w:lvl>
+    <w:lvl w:ilvl="3" w:tplc="0409000F" w:tentative="1">
+      <w:start w:val="1"/>
+      <w:numFmt w:val="decimal"/>
+      <w:lvlText w:val="%4."/>
+      <w:lvlJc w:val="left"/>
+      <w:pPr>
+        <w:ind w:left="1680" w:hanging="420"/>
+      </w:pPr>
+    </w:lvl>
+    <w:lvl w:ilvl="4" w:tplc="04090019" w:tentative="1">
+      <w:start w:val="1"/>
+      <w:numFmt w:val="lowerLetter"/>
+      <w:lvlText w:val="%5)"/>
+      <w:lvlJc w:val="left"/>
+      <w:pPr>
+        <w:ind w:left="2100" w:hanging="420"/>
+      </w:pPr>
+    </w:lvl>
+    <w:lvl w:ilvl="5" w:tplc="0409001B" w:tentative="1">
+      <w:start w:val="1"/>
+      <w:numFmt w:val="lowerRoman"/>
+      <w:lvlText w:val="%6."/>
+      <w:lvlJc w:val="right"/>
+      <w:pPr>
+        <w:ind w:left="2520" w:hanging="420"/>
+      </w:pPr>
+    </w:lvl>
+    <w:lvl w:ilvl="6" w:tplc="0409000F" w:tentative="1">
+      <w:start w:val="1"/>
+      <w:numFmt w:val="decimal"/>
+      <w:lvlText w:val="%7."/>
+      <w:lvlJc w:val="left"/>
+      <w:pPr>
+        <w:ind w:left="2940" w:hanging="420"/>
+      </w:pPr>
+    </w:lvl>
+    <w:lvl w:ilvl="7" w:tplc="04090019" w:tentative="1">
+      <w:start w:val="1"/>
+      <w:numFmt w:val="lowerLetter"/>
+      <w:lvlText w:val="%8)"/>
+      <w:lvlJc w:val="left"/>
+      <w:pPr>
+        <w:ind w:left="3360" w:hanging="420"/>
+      </w:pPr>
+    </w:lvl>
+    <w:lvl w:ilvl="8" w:tplc="0409001B" w:tentative="1">
+      <w:start w:val="1"/>
+      <w:numFmt w:val="lowerRoman"/>
+      <w:lvlText w:val="%9."/>
+      <w:lvlJc w:val="right"/>
+      <w:pPr>
+        <w:ind w:left="3780" w:hanging="420"/>
+      </w:pPr>
+    </w:lvl>
+  </w:abstractNum>
+  <w:abstractNum w:abstractNumId="6">
     <w:nsid w:val="2C1A1D3A"/>
     <w:multiLevelType w:val="hybridMultilevel"/>
     <w:tmpl w:val="E1ECB070"/>
@@ -4511,7 +5947,7 @@
       </w:pPr>
     </w:lvl>
   </w:abstractNum>
-  <w:abstractNum w:abstractNumId="6">
+  <w:abstractNum w:abstractNumId="7">
     <w:nsid w:val="34710914"/>
     <w:multiLevelType w:val="hybridMultilevel"/>
     <w:tmpl w:val="BECABE42"/>
@@ -4600,7 +6036,7 @@
       </w:pPr>
     </w:lvl>
   </w:abstractNum>
-  <w:abstractNum w:abstractNumId="7">
+  <w:abstractNum w:abstractNumId="8">
     <w:nsid w:val="390B0A20"/>
     <w:multiLevelType w:val="hybridMultilevel"/>
     <w:tmpl w:val="052485A0"/>
@@ -4713,7 +6149,7 @@
       </w:rPr>
     </w:lvl>
   </w:abstractNum>
-  <w:abstractNum w:abstractNumId="8">
+  <w:abstractNum w:abstractNumId="9">
     <w:nsid w:val="42811E46"/>
     <w:multiLevelType w:val="hybridMultilevel"/>
     <w:tmpl w:val="B3FEA408"/>
@@ -4802,7 +6238,7 @@
       </w:pPr>
     </w:lvl>
   </w:abstractNum>
-  <w:abstractNum w:abstractNumId="9">
+  <w:abstractNum w:abstractNumId="10">
     <w:nsid w:val="493F2C30"/>
     <w:multiLevelType w:val="multilevel"/>
     <w:tmpl w:val="D7E05D30"/>
@@ -4915,7 +6351,7 @@
       </w:rPr>
     </w:lvl>
   </w:abstractNum>
-  <w:abstractNum w:abstractNumId="10">
+  <w:abstractNum w:abstractNumId="11">
     <w:nsid w:val="4A236D3B"/>
     <w:multiLevelType w:val="hybridMultilevel"/>
     <w:tmpl w:val="6DBEB226"/>
@@ -5001,7 +6437,7 @@
       </w:pPr>
     </w:lvl>
   </w:abstractNum>
-  <w:abstractNum w:abstractNumId="11">
+  <w:abstractNum w:abstractNumId="12">
     <w:nsid w:val="503A00CB"/>
     <w:multiLevelType w:val="hybridMultilevel"/>
     <w:tmpl w:val="E1ECB070"/>
@@ -5087,7 +6523,7 @@
       </w:pPr>
     </w:lvl>
   </w:abstractNum>
-  <w:abstractNum w:abstractNumId="12">
+  <w:abstractNum w:abstractNumId="13">
     <w:nsid w:val="50BC139E"/>
     <w:multiLevelType w:val="hybridMultilevel"/>
     <w:tmpl w:val="72CA0E6C"/>
@@ -5173,7 +6609,7 @@
       </w:pPr>
     </w:lvl>
   </w:abstractNum>
-  <w:abstractNum w:abstractNumId="13">
+  <w:abstractNum w:abstractNumId="14">
     <w:nsid w:val="515F626A"/>
     <w:multiLevelType w:val="hybridMultilevel"/>
     <w:tmpl w:val="EE56EB18"/>
@@ -5262,7 +6698,7 @@
       </w:pPr>
     </w:lvl>
   </w:abstractNum>
-  <w:abstractNum w:abstractNumId="14">
+  <w:abstractNum w:abstractNumId="15">
     <w:nsid w:val="56972FDF"/>
     <w:multiLevelType w:val="hybridMultilevel"/>
     <w:tmpl w:val="DCAC3376"/>
@@ -5351,7 +6787,7 @@
       </w:pPr>
     </w:lvl>
   </w:abstractNum>
-  <w:abstractNum w:abstractNumId="15">
+  <w:abstractNum w:abstractNumId="16">
     <w:nsid w:val="6F265830"/>
     <w:multiLevelType w:val="hybridMultilevel"/>
     <w:tmpl w:val="F22881E4"/>
@@ -5437,7 +6873,7 @@
       </w:pPr>
     </w:lvl>
   </w:abstractNum>
-  <w:abstractNum w:abstractNumId="16">
+  <w:abstractNum w:abstractNumId="17">
     <w:nsid w:val="72A61EED"/>
     <w:multiLevelType w:val="hybridMultilevel"/>
     <w:tmpl w:val="247E699E"/>
@@ -5523,7 +6959,7 @@
       </w:pPr>
     </w:lvl>
   </w:abstractNum>
-  <w:abstractNum w:abstractNumId="17">
+  <w:abstractNum w:abstractNumId="18">
     <w:nsid w:val="74C44D44"/>
     <w:multiLevelType w:val="hybridMultilevel"/>
     <w:tmpl w:val="F2FC7462"/>
@@ -5609,7 +7045,7 @@
       </w:pPr>
     </w:lvl>
   </w:abstractNum>
-  <w:abstractNum w:abstractNumId="18">
+  <w:abstractNum w:abstractNumId="19">
     <w:nsid w:val="7B541C3D"/>
     <w:multiLevelType w:val="hybridMultilevel"/>
     <w:tmpl w:val="F2D69EBC"/>
@@ -5695,7 +7131,7 @@
       </w:pPr>
     </w:lvl>
   </w:abstractNum>
-  <w:abstractNum w:abstractNumId="19">
+  <w:abstractNum w:abstractNumId="20">
     <w:nsid w:val="7C1E64CE"/>
     <w:multiLevelType w:val="hybridMultilevel"/>
     <w:tmpl w:val="00808990"/>
@@ -5781,7 +7217,7 @@
       </w:pPr>
     </w:lvl>
   </w:abstractNum>
-  <w:abstractNum w:abstractNumId="20">
+  <w:abstractNum w:abstractNumId="21">
     <w:nsid w:val="7EC11064"/>
     <w:multiLevelType w:val="hybridMultilevel"/>
     <w:tmpl w:val="3A842A48"/>
@@ -5870,7 +7306,7 @@
       </w:pPr>
     </w:lvl>
   </w:abstractNum>
-  <w:abstractNum w:abstractNumId="21">
+  <w:abstractNum w:abstractNumId="22">
     <w:nsid w:val="7F6A4721"/>
     <w:multiLevelType w:val="hybridMultilevel"/>
     <w:tmpl w:val="FB1859B6"/>
@@ -5957,40 +7393,40 @@
     </w:lvl>
   </w:abstractNum>
   <w:num w:numId="1">
+    <w:abstractNumId w:val="15"/>
+  </w:num>
+  <w:num w:numId="2">
+    <w:abstractNumId w:val="10"/>
+  </w:num>
+  <w:num w:numId="3">
+    <w:abstractNumId w:val="21"/>
+  </w:num>
+  <w:num w:numId="4">
     <w:abstractNumId w:val="14"/>
   </w:num>
-  <w:num w:numId="2">
+  <w:num w:numId="5">
     <w:abstractNumId w:val="9"/>
   </w:num>
-  <w:num w:numId="3">
+  <w:num w:numId="6">
+    <w:abstractNumId w:val="7"/>
+  </w:num>
+  <w:num w:numId="7">
+    <w:abstractNumId w:val="8"/>
+  </w:num>
+  <w:num w:numId="8">
     <w:abstractNumId w:val="20"/>
   </w:num>
-  <w:num w:numId="4">
+  <w:num w:numId="9">
     <w:abstractNumId w:val="13"/>
-  </w:num>
-  <w:num w:numId="5">
-    <w:abstractNumId w:val="8"/>
-  </w:num>
-  <w:num w:numId="6">
-    <w:abstractNumId w:val="6"/>
-  </w:num>
-  <w:num w:numId="7">
-    <w:abstractNumId w:val="7"/>
-  </w:num>
-  <w:num w:numId="8">
-    <w:abstractNumId w:val="19"/>
-  </w:num>
-  <w:num w:numId="9">
-    <w:abstractNumId w:val="12"/>
   </w:num>
   <w:num w:numId="10">
     <w:abstractNumId w:val="0"/>
   </w:num>
   <w:num w:numId="11">
-    <w:abstractNumId w:val="21"/>
+    <w:abstractNumId w:val="22"/>
   </w:num>
   <w:num w:numId="12">
-    <w:abstractNumId w:val="17"/>
+    <w:abstractNumId w:val="18"/>
   </w:num>
   <w:num w:numId="13">
     <w:abstractNumId w:val="3"/>
@@ -5999,28 +7435,31 @@
     <w:abstractNumId w:val="1"/>
   </w:num>
   <w:num w:numId="15">
-    <w:abstractNumId w:val="15"/>
+    <w:abstractNumId w:val="16"/>
   </w:num>
   <w:num w:numId="16">
-    <w:abstractNumId w:val="5"/>
+    <w:abstractNumId w:val="6"/>
   </w:num>
   <w:num w:numId="17">
-    <w:abstractNumId w:val="10"/>
+    <w:abstractNumId w:val="11"/>
   </w:num>
   <w:num w:numId="18">
-    <w:abstractNumId w:val="18"/>
+    <w:abstractNumId w:val="19"/>
   </w:num>
   <w:num w:numId="19">
     <w:abstractNumId w:val="2"/>
   </w:num>
   <w:num w:numId="20">
-    <w:abstractNumId w:val="16"/>
+    <w:abstractNumId w:val="17"/>
   </w:num>
   <w:num w:numId="21">
     <w:abstractNumId w:val="4"/>
   </w:num>
   <w:num w:numId="22">
-    <w:abstractNumId w:val="11"/>
+    <w:abstractNumId w:val="12"/>
+  </w:num>
+  <w:num w:numId="23">
+    <w:abstractNumId w:val="5"/>
   </w:num>
 </w:numbering>
 </file>
@@ -6529,6 +7968,68 @@
       <w:szCs w:val="32"/>
     </w:rPr>
   </w:style>
+  <w:style w:type="character" w:styleId="CommentReference">
+    <w:name w:val="annotation reference"/>
+    <w:basedOn w:val="DefaultParagraphFont"/>
+    <w:uiPriority w:val="99"/>
+    <w:semiHidden/>
+    <w:unhideWhenUsed/>
+    <w:rsid w:val="00AD2581"/>
+    <w:rPr>
+      <w:sz w:val="21"/>
+      <w:szCs w:val="21"/>
+    </w:rPr>
+  </w:style>
+  <w:style w:type="paragraph" w:styleId="CommentText">
+    <w:name w:val="annotation text"/>
+    <w:basedOn w:val="Normal"/>
+    <w:link w:val="CommentTextChar"/>
+    <w:uiPriority w:val="99"/>
+    <w:semiHidden/>
+    <w:unhideWhenUsed/>
+    <w:rsid w:val="00AD2581"/>
+    <w:pPr>
+      <w:ind w:left="357"/>
+      <w:jc w:val="left"/>
+    </w:pPr>
+  </w:style>
+  <w:style w:type="character" w:customStyle="1" w:styleId="CommentTextChar">
+    <w:name w:val="Comment Text Char"/>
+    <w:basedOn w:val="DefaultParagraphFont"/>
+    <w:link w:val="CommentText"/>
+    <w:uiPriority w:val="99"/>
+    <w:semiHidden/>
+    <w:rsid w:val="00AD2581"/>
+  </w:style>
+  <w:style w:type="paragraph" w:styleId="CommentSubject">
+    <w:name w:val="annotation subject"/>
+    <w:basedOn w:val="CommentText"/>
+    <w:next w:val="CommentText"/>
+    <w:link w:val="CommentSubjectChar"/>
+    <w:uiPriority w:val="99"/>
+    <w:semiHidden/>
+    <w:unhideWhenUsed/>
+    <w:rsid w:val="000C39BB"/>
+    <w:pPr>
+      <w:ind w:left="0"/>
+    </w:pPr>
+    <w:rPr>
+      <w:b/>
+      <w:bCs/>
+    </w:rPr>
+  </w:style>
+  <w:style w:type="character" w:customStyle="1" w:styleId="CommentSubjectChar">
+    <w:name w:val="Comment Subject Char"/>
+    <w:basedOn w:val="CommentTextChar"/>
+    <w:link w:val="CommentSubject"/>
+    <w:uiPriority w:val="99"/>
+    <w:semiHidden/>
+    <w:rsid w:val="000C39BB"/>
+    <w:rPr>
+      <w:b/>
+      <w:bCs/>
+    </w:rPr>
+  </w:style>
 </w:styles>
 </file>
 

--- a/internal_doc/ci_improve_plan/ci_improve_design.docx
+++ b/internal_doc/ci_improve_plan/ci_improve_design.docx
@@ -2,22 +2,15 @@
 <file path=word/document.xml><?xml version="1.0" encoding="utf-8"?>
 <w:document xmlns:ve="http://schemas.openxmlformats.org/markup-compatibility/2006" xmlns:o="urn:schemas-microsoft-com:office:office" xmlns:r="http://schemas.openxmlformats.org/officeDocument/2006/relationships" xmlns:m="http://schemas.openxmlformats.org/officeDocument/2006/math" xmlns:v="urn:schemas-microsoft-com:vml" xmlns:wp="http://schemas.openxmlformats.org/drawingml/2006/wordprocessingDrawing" xmlns:w10="urn:schemas-microsoft-com:office:word" xmlns:w="http://schemas.openxmlformats.org/wordprocessingml/2006/main" xmlns:wne="http://schemas.microsoft.com/office/word/2006/wordml">
   <w:body>
-    <w:p>
-      <w:pPr>
-        <w:rPr>
-          <w:rFonts w:hint="eastAsia"/>
-        </w:rPr>
-      </w:pPr>
-    </w:p>
     <w:p/>
     <w:p/>
     <w:p/>
     <w:p/>
+    <w:p/>
     <w:p>
       <w:pPr>
         <w:jc w:val="center"/>
         <w:rPr>
-          <w:rFonts w:hint="eastAsia"/>
           <w:b/>
           <w:sz w:val="52"/>
           <w:szCs w:val="32"/>
@@ -362,11 +355,6 @@
       <w:bookmarkEnd w:id="3"/>
     </w:p>
     <w:p>
-      <w:pPr>
-        <w:rPr>
-          <w:rFonts w:hint="eastAsia"/>
-        </w:rPr>
-      </w:pPr>
       <w:r>
         <w:rPr>
           <w:rFonts w:hint="eastAsia"/>
@@ -398,11 +386,6 @@
             <w:shd w:val="clear" w:color="auto" w:fill="92CDDC" w:themeFill="accent5" w:themeFillTint="99"/>
           </w:tcPr>
           <w:p>
-            <w:pPr>
-              <w:rPr>
-                <w:rFonts w:hint="eastAsia"/>
-              </w:rPr>
-            </w:pPr>
             <w:r>
               <w:rPr>
                 <w:rFonts w:hint="eastAsia"/>
@@ -417,11 +400,6 @@
             <w:shd w:val="clear" w:color="auto" w:fill="92CDDC" w:themeFill="accent5" w:themeFillTint="99"/>
           </w:tcPr>
           <w:p>
-            <w:pPr>
-              <w:rPr>
-                <w:rFonts w:hint="eastAsia"/>
-              </w:rPr>
-            </w:pPr>
             <w:r>
               <w:rPr>
                 <w:rFonts w:hint="eastAsia"/>
@@ -436,11 +414,6 @@
             <w:shd w:val="clear" w:color="auto" w:fill="92CDDC" w:themeFill="accent5" w:themeFillTint="99"/>
           </w:tcPr>
           <w:p>
-            <w:pPr>
-              <w:rPr>
-                <w:rFonts w:hint="eastAsia"/>
-              </w:rPr>
-            </w:pPr>
             <w:r>
               <w:rPr>
                 <w:rFonts w:hint="eastAsia"/>
@@ -456,11 +429,6 @@
             <w:tcW w:w="1242" w:type="dxa"/>
           </w:tcPr>
           <w:p>
-            <w:pPr>
-              <w:rPr>
-                <w:rFonts w:hint="eastAsia"/>
-              </w:rPr>
-            </w:pPr>
             <w:r>
               <w:rPr>
                 <w:rFonts w:hint="eastAsia"/>
@@ -503,13 +471,7 @@
           <w:tcPr>
             <w:tcW w:w="1242" w:type="dxa"/>
           </w:tcPr>
-          <w:p>
-            <w:pPr>
-              <w:rPr>
-                <w:rFonts w:hint="eastAsia"/>
-              </w:rPr>
-            </w:pPr>
-          </w:p>
+          <w:p/>
         </w:tc>
         <w:tc>
           <w:tcPr>
@@ -545,13 +507,7 @@
           <w:tcPr>
             <w:tcW w:w="1242" w:type="dxa"/>
           </w:tcPr>
-          <w:p>
-            <w:pPr>
-              <w:rPr>
-                <w:rFonts w:hint="eastAsia"/>
-              </w:rPr>
-            </w:pPr>
-          </w:p>
+          <w:p/>
         </w:tc>
         <w:tc>
           <w:tcPr>
@@ -593,13 +549,7 @@
           <w:tcPr>
             <w:tcW w:w="1242" w:type="dxa"/>
           </w:tcPr>
-          <w:p>
-            <w:pPr>
-              <w:rPr>
-                <w:rFonts w:hint="eastAsia"/>
-              </w:rPr>
-            </w:pPr>
-          </w:p>
+          <w:p/>
         </w:tc>
         <w:tc>
           <w:tcPr>
@@ -641,13 +591,7 @@
           <w:tcPr>
             <w:tcW w:w="1242" w:type="dxa"/>
           </w:tcPr>
-          <w:p>
-            <w:pPr>
-              <w:rPr>
-                <w:rFonts w:hint="eastAsia"/>
-              </w:rPr>
-            </w:pPr>
-          </w:p>
+          <w:p/>
         </w:tc>
         <w:tc>
           <w:tcPr>
@@ -691,13 +635,7 @@
           <w:tcPr>
             <w:tcW w:w="1242" w:type="dxa"/>
           </w:tcPr>
-          <w:p>
-            <w:pPr>
-              <w:rPr>
-                <w:rFonts w:hint="eastAsia"/>
-              </w:rPr>
-            </w:pPr>
-          </w:p>
+          <w:p/>
         </w:tc>
         <w:tc>
           <w:tcPr>
@@ -734,11 +672,6 @@
             <w:tcW w:w="1242" w:type="dxa"/>
           </w:tcPr>
           <w:p>
-            <w:pPr>
-              <w:rPr>
-                <w:rFonts w:hint="eastAsia"/>
-              </w:rPr>
-            </w:pPr>
             <w:r>
               <w:rPr>
                 <w:rFonts w:hint="eastAsia"/>
@@ -796,42 +729,12 @@
             <w:pPr>
               <w:pStyle w:val="ListParagraph"/>
               <w:ind w:firstLineChars="0" w:firstLine="0"/>
-              <w:rPr>
-                <w:rFonts w:hint="eastAsia"/>
-              </w:rPr>
             </w:pPr>
             <w:r>
               <w:rPr>
                 <w:rFonts w:hint="eastAsia"/>
               </w:rPr>
               <w:t>减少嵌套层数</w:t>
-            </w:r>
-          </w:p>
-          <w:p>
-            <w:pPr>
-              <w:pStyle w:val="ListParagraph"/>
-              <w:ind w:firstLineChars="0" w:firstLine="0"/>
-              <w:rPr>
-                <w:rFonts w:hint="eastAsia"/>
-              </w:rPr>
-            </w:pPr>
-            <w:r>
-              <w:rPr>
-                <w:rFonts w:hint="eastAsia"/>
-              </w:rPr>
-              <w:t>统一</w:t>
-            </w:r>
-            <w:r>
-              <w:rPr>
-                <w:rFonts w:hint="eastAsia"/>
-              </w:rPr>
-              <w:t>ant</w:t>
-            </w:r>
-            <w:r>
-              <w:rPr>
-                <w:rFonts w:hint="eastAsia"/>
-              </w:rPr>
-              <w:t>风格</w:t>
             </w:r>
           </w:p>
           <w:p>
@@ -843,28 +746,21 @@
               <w:rPr>
                 <w:rFonts w:hint="eastAsia"/>
               </w:rPr>
-              <w:t>统一工程名和机器名</w:t>
-            </w:r>
-          </w:p>
-        </w:tc>
-      </w:tr>
-      <w:tr>
-        <w:tc>
-          <w:tcPr>
-            <w:tcW w:w="1242" w:type="dxa"/>
-          </w:tcPr>
-          <w:p>
-            <w:pPr>
-              <w:rPr>
-                <w:rFonts w:hint="eastAsia"/>
-              </w:rPr>
-            </w:pPr>
-          </w:p>
-        </w:tc>
-        <w:tc>
-          <w:tcPr>
-            <w:tcW w:w="4439" w:type="dxa"/>
-          </w:tcPr>
+              <w:t>统一</w:t>
+            </w:r>
+            <w:r>
+              <w:rPr>
+                <w:rFonts w:hint="eastAsia"/>
+              </w:rPr>
+              <w:t>ant</w:t>
+            </w:r>
+            <w:r>
+              <w:rPr>
+                <w:rFonts w:hint="eastAsia"/>
+              </w:rPr>
+              <w:t>风格</w:t>
+            </w:r>
+          </w:p>
           <w:p>
             <w:pPr>
               <w:pStyle w:val="ListParagraph"/>
@@ -874,13 +770,21 @@
               <w:rPr>
                 <w:rFonts w:hint="eastAsia"/>
               </w:rPr>
-              <w:t>调度有重复代码</w:t>
-            </w:r>
-          </w:p>
-        </w:tc>
-        <w:tc>
-          <w:tcPr>
-            <w:tcW w:w="2841" w:type="dxa"/>
+              <w:t>统一工程名和机器名</w:t>
+            </w:r>
+          </w:p>
+        </w:tc>
+      </w:tr>
+      <w:tr>
+        <w:tc>
+          <w:tcPr>
+            <w:tcW w:w="1242" w:type="dxa"/>
+          </w:tcPr>
+          <w:p/>
+        </w:tc>
+        <w:tc>
+          <w:tcPr>
+            <w:tcW w:w="4439" w:type="dxa"/>
           </w:tcPr>
           <w:p>
             <w:pPr>
@@ -891,9 +795,14 @@
               <w:rPr>
                 <w:rFonts w:hint="eastAsia"/>
               </w:rPr>
-              <w:t>统一分支和主干</w:t>
-            </w:r>
-          </w:p>
+              <w:t>调度有重复代码</w:t>
+            </w:r>
+          </w:p>
+        </w:tc>
+        <w:tc>
+          <w:tcPr>
+            <w:tcW w:w="2841" w:type="dxa"/>
+          </w:tcPr>
           <w:p>
             <w:pPr>
               <w:pStyle w:val="ListParagraph"/>
@@ -903,46 +812,9 @@
               <w:rPr>
                 <w:rFonts w:hint="eastAsia"/>
               </w:rPr>
-              <w:t>统一</w:t>
-            </w:r>
-            <w:r>
-              <w:rPr>
-                <w:rFonts w:hint="eastAsia"/>
-              </w:rPr>
-              <w:t>pg</w:t>
-            </w:r>
-            <w:r>
-              <w:rPr>
-                <w:rFonts w:hint="eastAsia"/>
-              </w:rPr>
-              <w:t>编译测试</w:t>
-            </w:r>
-          </w:p>
-        </w:tc>
-      </w:tr>
-      <w:tr>
-        <w:tc>
-          <w:tcPr>
-            <w:tcW w:w="1242" w:type="dxa"/>
-          </w:tcPr>
-          <w:p>
-            <w:pPr>
-              <w:rPr>
-                <w:rFonts w:hint="eastAsia"/>
-              </w:rPr>
-            </w:pPr>
-            <w:r>
-              <w:rPr>
-                <w:rFonts w:hint="eastAsia"/>
-              </w:rPr>
-              <w:t>其他</w:t>
-            </w:r>
-          </w:p>
-        </w:tc>
-        <w:tc>
-          <w:tcPr>
-            <w:tcW w:w="4439" w:type="dxa"/>
-          </w:tcPr>
+              <w:t>统一分支和主干</w:t>
+            </w:r>
+          </w:p>
           <w:p>
             <w:pPr>
               <w:pStyle w:val="ListParagraph"/>
@@ -952,58 +824,76 @@
               <w:rPr>
                 <w:rFonts w:hint="eastAsia"/>
               </w:rPr>
-              <w:t>日志和编译产物的归档路径不够清晰</w:t>
-            </w:r>
-          </w:p>
-        </w:tc>
-        <w:tc>
-          <w:tcPr>
-            <w:tcW w:w="2841" w:type="dxa"/>
+              <w:t>统一</w:t>
+            </w:r>
+            <w:r>
+              <w:rPr>
+                <w:rFonts w:hint="eastAsia"/>
+              </w:rPr>
+              <w:t>pg</w:t>
+            </w:r>
+            <w:r>
+              <w:rPr>
+                <w:rFonts w:hint="eastAsia"/>
+              </w:rPr>
+              <w:t>编译测试</w:t>
+            </w:r>
+          </w:p>
+        </w:tc>
+      </w:tr>
+      <w:tr>
+        <w:tc>
+          <w:tcPr>
+            <w:tcW w:w="1242" w:type="dxa"/>
+          </w:tcPr>
+          <w:p>
+            <w:r>
+              <w:rPr>
+                <w:rFonts w:hint="eastAsia"/>
+              </w:rPr>
+              <w:t>其他</w:t>
+            </w:r>
+          </w:p>
+        </w:tc>
+        <w:tc>
+          <w:tcPr>
+            <w:tcW w:w="4439" w:type="dxa"/>
           </w:tcPr>
           <w:p>
             <w:pPr>
               <w:pStyle w:val="ListParagraph"/>
               <w:ind w:firstLineChars="0" w:firstLine="0"/>
             </w:pPr>
-          </w:p>
-        </w:tc>
-      </w:tr>
-      <w:tr>
-        <w:tc>
-          <w:tcPr>
-            <w:tcW w:w="1242" w:type="dxa"/>
-          </w:tcPr>
-          <w:p>
-            <w:pPr>
-              <w:rPr>
-                <w:rFonts w:hint="eastAsia"/>
-              </w:rPr>
-            </w:pPr>
-          </w:p>
-        </w:tc>
-        <w:tc>
-          <w:tcPr>
-            <w:tcW w:w="4439" w:type="dxa"/>
+            <w:r>
+              <w:rPr>
+                <w:rFonts w:hint="eastAsia"/>
+              </w:rPr>
+              <w:t>日志和编译产物的归档路径不够清晰</w:t>
+            </w:r>
+          </w:p>
+        </w:tc>
+        <w:tc>
+          <w:tcPr>
+            <w:tcW w:w="2841" w:type="dxa"/>
           </w:tcPr>
           <w:p>
             <w:pPr>
               <w:pStyle w:val="ListParagraph"/>
               <w:ind w:firstLineChars="0" w:firstLine="0"/>
             </w:pPr>
-            <w:r>
-              <w:t>java</w:t>
-            </w:r>
-            <w:r>
-              <w:rPr>
-                <w:rFonts w:hint="eastAsia"/>
-              </w:rPr>
-              <w:t>测试用例报告层次太多导致报告展示不清晰</w:t>
-            </w:r>
-          </w:p>
-        </w:tc>
-        <w:tc>
-          <w:tcPr>
-            <w:tcW w:w="2841" w:type="dxa"/>
+          </w:p>
+        </w:tc>
+      </w:tr>
+      <w:tr>
+        <w:tc>
+          <w:tcPr>
+            <w:tcW w:w="1242" w:type="dxa"/>
+          </w:tcPr>
+          <w:p/>
+        </w:tc>
+        <w:tc>
+          <w:tcPr>
+            <w:tcW w:w="4439" w:type="dxa"/>
           </w:tcPr>
           <w:p>
             <w:pPr>
@@ -1011,30 +901,19 @@
               <w:ind w:firstLineChars="0" w:firstLine="0"/>
             </w:pPr>
             <w:r>
-              <w:rPr>
-                <w:rFonts w:hint="eastAsia"/>
-              </w:rPr>
-              <w:t>修改报告</w:t>
-            </w:r>
-          </w:p>
-        </w:tc>
-      </w:tr>
-      <w:tr>
-        <w:tc>
-          <w:tcPr>
-            <w:tcW w:w="1242" w:type="dxa"/>
-          </w:tcPr>
-          <w:p>
-            <w:pPr>
-              <w:rPr>
-                <w:rFonts w:hint="eastAsia"/>
-              </w:rPr>
-            </w:pPr>
-          </w:p>
-        </w:tc>
-        <w:tc>
-          <w:tcPr>
-            <w:tcW w:w="4439" w:type="dxa"/>
+              <w:t>java</w:t>
+            </w:r>
+            <w:r>
+              <w:rPr>
+                <w:rFonts w:hint="eastAsia"/>
+              </w:rPr>
+              <w:t>测试用例报告层次太多导致报告展示不清晰</w:t>
+            </w:r>
+          </w:p>
+        </w:tc>
+        <w:tc>
+          <w:tcPr>
+            <w:tcW w:w="2841" w:type="dxa"/>
           </w:tcPr>
           <w:p>
             <w:pPr>
@@ -1045,116 +924,83 @@
               <w:rPr>
                 <w:rFonts w:hint="eastAsia"/>
               </w:rPr>
-              <w:t>部分报告界面上不能下载日志</w:t>
-            </w:r>
-          </w:p>
-        </w:tc>
-        <w:tc>
-          <w:tcPr>
-            <w:tcW w:w="2841" w:type="dxa"/>
+              <w:t>修改报告</w:t>
+            </w:r>
+          </w:p>
+        </w:tc>
+      </w:tr>
+      <w:tr>
+        <w:tc>
+          <w:tcPr>
+            <w:tcW w:w="1242" w:type="dxa"/>
+          </w:tcPr>
+          <w:p/>
+        </w:tc>
+        <w:tc>
+          <w:tcPr>
+            <w:tcW w:w="4439" w:type="dxa"/>
           </w:tcPr>
           <w:p>
             <w:pPr>
               <w:pStyle w:val="ListParagraph"/>
               <w:ind w:firstLineChars="0" w:firstLine="0"/>
             </w:pPr>
-          </w:p>
-        </w:tc>
-      </w:tr>
-      <w:tr>
-        <w:tc>
-          <w:tcPr>
-            <w:tcW w:w="1242" w:type="dxa"/>
-          </w:tcPr>
-          <w:p>
-            <w:pPr>
-              <w:rPr>
-                <w:rFonts w:hint="eastAsia"/>
-              </w:rPr>
-            </w:pPr>
-          </w:p>
-        </w:tc>
-        <w:tc>
-          <w:tcPr>
-            <w:tcW w:w="4439" w:type="dxa"/>
+            <w:r>
+              <w:rPr>
+                <w:rFonts w:hint="eastAsia"/>
+              </w:rPr>
+              <w:t>部分报告界面上不能下载日志</w:t>
+            </w:r>
+          </w:p>
+        </w:tc>
+        <w:tc>
+          <w:tcPr>
+            <w:tcW w:w="2841" w:type="dxa"/>
           </w:tcPr>
           <w:p>
             <w:pPr>
               <w:pStyle w:val="ListParagraph"/>
               <w:ind w:firstLineChars="0" w:firstLine="0"/>
             </w:pPr>
-            <w:r>
-              <w:t>rpm</w:t>
-            </w:r>
-            <w:r>
-              <w:rPr>
-                <w:rFonts w:hint="eastAsia"/>
-              </w:rPr>
-              <w:t>包打包还未写入调度脚本</w:t>
-            </w:r>
-          </w:p>
-        </w:tc>
-        <w:tc>
-          <w:tcPr>
-            <w:tcW w:w="2841" w:type="dxa"/>
+          </w:p>
+        </w:tc>
+      </w:tr>
+      <w:tr>
+        <w:tc>
+          <w:tcPr>
+            <w:tcW w:w="1242" w:type="dxa"/>
+          </w:tcPr>
+          <w:p/>
+        </w:tc>
+        <w:tc>
+          <w:tcPr>
+            <w:tcW w:w="4439" w:type="dxa"/>
           </w:tcPr>
           <w:p>
             <w:pPr>
               <w:pStyle w:val="ListParagraph"/>
               <w:ind w:firstLineChars="0" w:firstLine="0"/>
             </w:pPr>
-          </w:p>
-        </w:tc>
-      </w:tr>
-      <w:tr>
-        <w:tc>
-          <w:tcPr>
-            <w:tcW w:w="1242" w:type="dxa"/>
-          </w:tcPr>
-          <w:p>
-            <w:pPr>
-              <w:rPr>
-                <w:rFonts w:hint="eastAsia"/>
-              </w:rPr>
-            </w:pPr>
-          </w:p>
-        </w:tc>
-        <w:tc>
-          <w:tcPr>
-            <w:tcW w:w="4439" w:type="dxa"/>
+            <w:r>
+              <w:t>rpm</w:t>
+            </w:r>
+            <w:r>
+              <w:rPr>
+                <w:rFonts w:hint="eastAsia"/>
+              </w:rPr>
+              <w:t>包打包还未写入调度脚本</w:t>
+            </w:r>
+          </w:p>
+        </w:tc>
+        <w:tc>
+          <w:tcPr>
+            <w:tcW w:w="2841" w:type="dxa"/>
           </w:tcPr>
           <w:p>
             <w:pPr>
               <w:pStyle w:val="ListParagraph"/>
               <w:ind w:firstLineChars="0" w:firstLine="0"/>
             </w:pPr>
-            <w:r>
-              <w:rPr>
-                <w:rFonts w:hint="eastAsia"/>
-              </w:rPr>
-              <w:t>跑测试用例前还必须重新安装部署</w:t>
-            </w:r>
-          </w:p>
-        </w:tc>
-        <w:tc>
-          <w:tcPr>
-            <w:tcW w:w="2841" w:type="dxa"/>
-          </w:tcPr>
-          <w:p>
-            <w:pPr>
-              <w:pStyle w:val="ListParagraph"/>
-              <w:ind w:firstLineChars="0" w:firstLine="0"/>
-              <w:rPr>
-                <w:color w:val="FF0000"/>
-              </w:rPr>
-            </w:pPr>
-            <w:r>
-              <w:rPr>
-                <w:rFonts w:hint="eastAsia"/>
-                <w:color w:val="FF0000"/>
-              </w:rPr>
-              <w:t>重构中考虑</w:t>
-            </w:r>
           </w:p>
         </w:tc>
       </w:tr>
@@ -1163,13 +1009,7 @@
           <w:tcPr>
             <w:tcW w:w="1242" w:type="dxa"/>
           </w:tcPr>
-          <w:p>
-            <w:pPr>
-              <w:rPr>
-                <w:rFonts w:hint="eastAsia"/>
-              </w:rPr>
-            </w:pPr>
-          </w:p>
+          <w:p/>
         </w:tc>
         <w:tc>
           <w:tcPr>
@@ -1184,25 +1024,42 @@
               <w:rPr>
                 <w:rFonts w:hint="eastAsia"/>
               </w:rPr>
-              <w:t>新增</w:t>
-            </w:r>
-            <w:r>
-              <w:rPr>
-                <w:rFonts w:hint="eastAsia"/>
-              </w:rPr>
-              <w:t>js</w:t>
-            </w:r>
-            <w:r>
-              <w:rPr>
-                <w:rFonts w:hint="eastAsia"/>
-              </w:rPr>
-              <w:t>用例需要配置文件</w:t>
+              <w:t>跑测试用例前还必须重新安装部署</w:t>
             </w:r>
           </w:p>
         </w:tc>
         <w:tc>
           <w:tcPr>
             <w:tcW w:w="2841" w:type="dxa"/>
+          </w:tcPr>
+          <w:p>
+            <w:pPr>
+              <w:pStyle w:val="ListParagraph"/>
+              <w:ind w:firstLineChars="0" w:firstLine="0"/>
+              <w:rPr>
+                <w:color w:val="FF0000"/>
+              </w:rPr>
+            </w:pPr>
+            <w:r>
+              <w:rPr>
+                <w:rFonts w:hint="eastAsia"/>
+                <w:color w:val="FF0000"/>
+              </w:rPr>
+              <w:t>重构中考虑</w:t>
+            </w:r>
+          </w:p>
+        </w:tc>
+      </w:tr>
+      <w:tr>
+        <w:tc>
+          <w:tcPr>
+            <w:tcW w:w="1242" w:type="dxa"/>
+          </w:tcPr>
+          <w:p/>
+        </w:tc>
+        <w:tc>
+          <w:tcPr>
+            <w:tcW w:w="4439" w:type="dxa"/>
           </w:tcPr>
           <w:p>
             <w:pPr>
@@ -1212,29 +1069,26 @@
             <w:r>
               <w:rPr>
                 <w:rFonts w:hint="eastAsia"/>
-                <w:color w:val="FF0000"/>
-              </w:rPr>
-              <w:t>重构中考虑</w:t>
-            </w:r>
-          </w:p>
-        </w:tc>
-      </w:tr>
-      <w:tr>
-        <w:tc>
-          <w:tcPr>
-            <w:tcW w:w="1242" w:type="dxa"/>
-          </w:tcPr>
-          <w:p>
-            <w:pPr>
-              <w:rPr>
-                <w:rFonts w:hint="eastAsia"/>
-              </w:rPr>
-            </w:pPr>
-          </w:p>
-        </w:tc>
-        <w:tc>
-          <w:tcPr>
-            <w:tcW w:w="4439" w:type="dxa"/>
+              </w:rPr>
+              <w:t>新增</w:t>
+            </w:r>
+            <w:r>
+              <w:rPr>
+                <w:rFonts w:hint="eastAsia"/>
+              </w:rPr>
+              <w:t>js</w:t>
+            </w:r>
+            <w:r>
+              <w:rPr>
+                <w:rFonts w:hint="eastAsia"/>
+              </w:rPr>
+              <w:t>用例需要配置文件</w:t>
+            </w:r>
+          </w:p>
+        </w:tc>
+        <w:tc>
+          <w:tcPr>
+            <w:tcW w:w="2841" w:type="dxa"/>
           </w:tcPr>
           <w:p>
             <w:pPr>
@@ -1244,56 +1098,59 @@
             <w:r>
               <w:rPr>
                 <w:rFonts w:hint="eastAsia"/>
-              </w:rPr>
-              <w:t>开发写的驱动测试用例与测试人员的用例有重复</w:t>
-            </w:r>
-          </w:p>
-        </w:tc>
-        <w:tc>
-          <w:tcPr>
-            <w:tcW w:w="2841" w:type="dxa"/>
+                <w:color w:val="FF0000"/>
+              </w:rPr>
+              <w:t>重构中考虑</w:t>
+            </w:r>
+          </w:p>
+        </w:tc>
+      </w:tr>
+      <w:tr>
+        <w:tc>
+          <w:tcPr>
+            <w:tcW w:w="1242" w:type="dxa"/>
+          </w:tcPr>
+          <w:p/>
+        </w:tc>
+        <w:tc>
+          <w:tcPr>
+            <w:tcW w:w="4439" w:type="dxa"/>
           </w:tcPr>
           <w:p>
             <w:pPr>
               <w:pStyle w:val="ListParagraph"/>
               <w:ind w:firstLineChars="0" w:firstLine="0"/>
             </w:pPr>
-          </w:p>
-        </w:tc>
-      </w:tr>
-      <w:tr>
-        <w:tc>
-          <w:tcPr>
-            <w:tcW w:w="1242" w:type="dxa"/>
-          </w:tcPr>
-          <w:p>
-            <w:pPr>
-              <w:rPr>
-                <w:rFonts w:hint="eastAsia"/>
-              </w:rPr>
-            </w:pPr>
-          </w:p>
-        </w:tc>
-        <w:tc>
-          <w:tcPr>
-            <w:tcW w:w="4439" w:type="dxa"/>
+            <w:r>
+              <w:rPr>
+                <w:rFonts w:hint="eastAsia"/>
+              </w:rPr>
+              <w:t>开发写的驱动测试用例与测试人员的用例有重复</w:t>
+            </w:r>
+          </w:p>
+        </w:tc>
+        <w:tc>
+          <w:tcPr>
+            <w:tcW w:w="2841" w:type="dxa"/>
           </w:tcPr>
           <w:p>
             <w:pPr>
               <w:pStyle w:val="ListParagraph"/>
               <w:ind w:firstLineChars="0" w:firstLine="0"/>
             </w:pPr>
-            <w:r>
-              <w:rPr>
-                <w:rFonts w:hint="eastAsia"/>
-              </w:rPr>
-              <w:t>冒烟测试</w:t>
-            </w:r>
-          </w:p>
-        </w:tc>
-        <w:tc>
-          <w:tcPr>
-            <w:tcW w:w="2841" w:type="dxa"/>
+          </w:p>
+        </w:tc>
+      </w:tr>
+      <w:tr>
+        <w:tc>
+          <w:tcPr>
+            <w:tcW w:w="1242" w:type="dxa"/>
+          </w:tcPr>
+          <w:p/>
+        </w:tc>
+        <w:tc>
+          <w:tcPr>
+            <w:tcW w:w="4439" w:type="dxa"/>
           </w:tcPr>
           <w:p>
             <w:pPr>
@@ -1304,40 +1161,13 @@
               <w:rPr>
                 <w:rFonts w:hint="eastAsia"/>
               </w:rPr>
-              <w:t>在每个特性下需要配置冒烟测试用例</w:t>
-            </w:r>
-            <w:r>
-              <w:rPr>
-                <w:rFonts w:hint="eastAsia"/>
-              </w:rPr>
-              <w:t>，还要防止新增用例忘了配置冒烟用例</w:t>
-            </w:r>
-            <w:r>
-              <w:rPr>
-                <w:rFonts w:hint="eastAsia"/>
-                <w:color w:val="FF0000"/>
-              </w:rPr>
-              <w:t>重构中考虑</w:t>
-            </w:r>
-          </w:p>
-        </w:tc>
-      </w:tr>
-      <w:tr>
-        <w:tc>
-          <w:tcPr>
-            <w:tcW w:w="1242" w:type="dxa"/>
-          </w:tcPr>
-          <w:p>
-            <w:pPr>
-              <w:rPr>
-                <w:rFonts w:hint="eastAsia"/>
-              </w:rPr>
-            </w:pPr>
-          </w:p>
-        </w:tc>
-        <w:tc>
-          <w:tcPr>
-            <w:tcW w:w="4439" w:type="dxa"/>
+              <w:t>冒烟测试</w:t>
+            </w:r>
+          </w:p>
+        </w:tc>
+        <w:tc>
+          <w:tcPr>
+            <w:tcW w:w="2841" w:type="dxa"/>
           </w:tcPr>
           <w:p>
             <w:pPr>
@@ -1348,19 +1178,28 @@
               <w:rPr>
                 <w:rFonts w:hint="eastAsia"/>
               </w:rPr>
-              <w:t>所有机器并发执行</w:t>
-            </w:r>
-            <w:r>
-              <w:rPr>
-                <w:rFonts w:hint="eastAsia"/>
-              </w:rPr>
-              <w:t>，不区分发行版</w:t>
-            </w:r>
-          </w:p>
-        </w:tc>
-        <w:tc>
-          <w:tcPr>
-            <w:tcW w:w="2841" w:type="dxa"/>
+              <w:t>在每个特性下需要配置冒烟测试用例，还要防止新增用例忘了配置冒烟用例</w:t>
+            </w:r>
+            <w:r>
+              <w:rPr>
+                <w:rFonts w:hint="eastAsia"/>
+                <w:color w:val="FF0000"/>
+              </w:rPr>
+              <w:t>重构中考虑</w:t>
+            </w:r>
+          </w:p>
+        </w:tc>
+      </w:tr>
+      <w:tr>
+        <w:tc>
+          <w:tcPr>
+            <w:tcW w:w="1242" w:type="dxa"/>
+          </w:tcPr>
+          <w:p/>
+        </w:tc>
+        <w:tc>
+          <w:tcPr>
+            <w:tcW w:w="4439" w:type="dxa"/>
           </w:tcPr>
           <w:p>
             <w:pPr>
@@ -1370,29 +1209,20 @@
             <w:r>
               <w:rPr>
                 <w:rFonts w:hint="eastAsia"/>
-                <w:color w:val="FF0000"/>
-              </w:rPr>
-              <w:t>重构中考虑</w:t>
-            </w:r>
-          </w:p>
-        </w:tc>
-      </w:tr>
-      <w:tr>
-        <w:tc>
-          <w:tcPr>
-            <w:tcW w:w="1242" w:type="dxa"/>
-          </w:tcPr>
-          <w:p>
-            <w:pPr>
-              <w:rPr>
-                <w:rFonts w:hint="eastAsia"/>
-              </w:rPr>
-            </w:pPr>
-          </w:p>
-        </w:tc>
-        <w:tc>
-          <w:tcPr>
-            <w:tcW w:w="4439" w:type="dxa"/>
+              </w:rPr>
+              <w:t>所有机器并发执行</w:t>
+            </w:r>
+            <w:r>
+              <w:rPr>
+                <w:rFonts w:hint="eastAsia"/>
+              </w:rPr>
+              <w:t>，不区分发行版</w:t>
+            </w:r>
+          </w:p>
+        </w:tc>
+        <w:tc>
+          <w:tcPr>
+            <w:tcW w:w="2841" w:type="dxa"/>
           </w:tcPr>
           <w:p>
             <w:pPr>
@@ -1400,37 +1230,25 @@
               <w:ind w:firstLineChars="0" w:firstLine="0"/>
             </w:pPr>
             <w:r>
-              <w:t>R</w:t>
-            </w:r>
-            <w:r>
-              <w:rPr>
-                <w:rFonts w:hint="eastAsia"/>
-              </w:rPr>
-              <w:t>pm</w:t>
-            </w:r>
-            <w:r>
-              <w:rPr>
-                <w:rFonts w:hint="eastAsia"/>
-              </w:rPr>
-              <w:t>、</w:t>
-            </w:r>
-            <w:r>
-              <w:rPr>
-                <w:rFonts w:hint="eastAsia"/>
-              </w:rPr>
-              <w:t>run</w:t>
-            </w:r>
-            <w:r>
-              <w:rPr>
-                <w:rFonts w:hint="eastAsia"/>
-              </w:rPr>
-              <w:t>打包拷贝文件</w:t>
-            </w:r>
-          </w:p>
-        </w:tc>
-        <w:tc>
-          <w:tcPr>
-            <w:tcW w:w="2841" w:type="dxa"/>
+              <w:rPr>
+                <w:rFonts w:hint="eastAsia"/>
+                <w:color w:val="FF0000"/>
+              </w:rPr>
+              <w:t>重构中考虑</w:t>
+            </w:r>
+          </w:p>
+        </w:tc>
+      </w:tr>
+      <w:tr>
+        <w:tc>
+          <w:tcPr>
+            <w:tcW w:w="1242" w:type="dxa"/>
+          </w:tcPr>
+          <w:p/>
+        </w:tc>
+        <w:tc>
+          <w:tcPr>
+            <w:tcW w:w="4439" w:type="dxa"/>
           </w:tcPr>
           <w:p>
             <w:pPr>
@@ -1438,42 +1256,37 @@
               <w:ind w:firstLineChars="0" w:firstLine="0"/>
             </w:pPr>
             <w:r>
-              <w:rPr>
-                <w:rFonts w:hint="eastAsia"/>
-              </w:rPr>
-              <w:t>考虑一个一个文件拷贝（</w:t>
-            </w:r>
-            <w:r>
-              <w:rPr>
-                <w:rFonts w:hint="eastAsia"/>
-              </w:rPr>
-              <w:t>bin</w:t>
-            </w:r>
-            <w:r>
-              <w:rPr>
-                <w:rFonts w:hint="eastAsia"/>
-              </w:rPr>
-              <w:t>目录）</w:t>
-            </w:r>
-          </w:p>
-        </w:tc>
-      </w:tr>
-      <w:tr>
-        <w:tc>
-          <w:tcPr>
-            <w:tcW w:w="1242" w:type="dxa"/>
-          </w:tcPr>
-          <w:p>
-            <w:pPr>
-              <w:rPr>
-                <w:rFonts w:hint="eastAsia"/>
-              </w:rPr>
-            </w:pPr>
-          </w:p>
-        </w:tc>
-        <w:tc>
-          <w:tcPr>
-            <w:tcW w:w="4439" w:type="dxa"/>
+              <w:t>R</w:t>
+            </w:r>
+            <w:r>
+              <w:rPr>
+                <w:rFonts w:hint="eastAsia"/>
+              </w:rPr>
+              <w:t>pm</w:t>
+            </w:r>
+            <w:r>
+              <w:rPr>
+                <w:rFonts w:hint="eastAsia"/>
+              </w:rPr>
+              <w:t>、</w:t>
+            </w:r>
+            <w:r>
+              <w:rPr>
+                <w:rFonts w:hint="eastAsia"/>
+              </w:rPr>
+              <w:t>run</w:t>
+            </w:r>
+            <w:r>
+              <w:rPr>
+                <w:rFonts w:hint="eastAsia"/>
+              </w:rPr>
+              <w:t>打包拷贝文件</w:t>
+            </w:r>
+          </w:p>
+        </w:tc>
+        <w:tc>
+          <w:tcPr>
+            <w:tcW w:w="2841" w:type="dxa"/>
           </w:tcPr>
           <w:p>
             <w:pPr>
@@ -1481,67 +1294,81 @@
               <w:ind w:firstLineChars="0" w:firstLine="0"/>
             </w:pPr>
             <w:r>
-              <w:t>C</w:t>
-            </w:r>
-            <w:r>
-              <w:rPr>
-                <w:rFonts w:hint="eastAsia"/>
-              </w:rPr>
-              <w:t>ore</w:t>
-            </w:r>
-            <w:r>
-              <w:rPr>
-                <w:rFonts w:hint="eastAsia"/>
-              </w:rPr>
-              <w:t>文件名加入时间信息</w:t>
-            </w:r>
-          </w:p>
-        </w:tc>
-        <w:tc>
-          <w:tcPr>
-            <w:tcW w:w="2841" w:type="dxa"/>
+              <w:rPr>
+                <w:rFonts w:hint="eastAsia"/>
+              </w:rPr>
+              <w:t>考虑一个一个文件拷贝（</w:t>
+            </w:r>
+            <w:r>
+              <w:rPr>
+                <w:rFonts w:hint="eastAsia"/>
+              </w:rPr>
+              <w:t>bin</w:t>
+            </w:r>
+            <w:r>
+              <w:rPr>
+                <w:rFonts w:hint="eastAsia"/>
+              </w:rPr>
+              <w:t>目录）</w:t>
+            </w:r>
+          </w:p>
+        </w:tc>
+      </w:tr>
+      <w:tr>
+        <w:tc>
+          <w:tcPr>
+            <w:tcW w:w="1242" w:type="dxa"/>
+          </w:tcPr>
+          <w:p/>
+        </w:tc>
+        <w:tc>
+          <w:tcPr>
+            <w:tcW w:w="4439" w:type="dxa"/>
           </w:tcPr>
           <w:p>
             <w:pPr>
               <w:pStyle w:val="ListParagraph"/>
               <w:ind w:firstLineChars="0" w:firstLine="0"/>
             </w:pPr>
-          </w:p>
-        </w:tc>
-      </w:tr>
-      <w:tr>
-        <w:tc>
-          <w:tcPr>
-            <w:tcW w:w="1242" w:type="dxa"/>
-          </w:tcPr>
-          <w:p>
-            <w:pPr>
-              <w:rPr>
-                <w:rFonts w:hint="eastAsia"/>
-              </w:rPr>
-            </w:pPr>
-          </w:p>
-        </w:tc>
-        <w:tc>
-          <w:tcPr>
-            <w:tcW w:w="4439" w:type="dxa"/>
+            <w:r>
+              <w:t>C</w:t>
+            </w:r>
+            <w:r>
+              <w:rPr>
+                <w:rFonts w:hint="eastAsia"/>
+              </w:rPr>
+              <w:t>ore</w:t>
+            </w:r>
+            <w:r>
+              <w:rPr>
+                <w:rFonts w:hint="eastAsia"/>
+              </w:rPr>
+              <w:t>文件名加入时间信息</w:t>
+            </w:r>
+          </w:p>
+        </w:tc>
+        <w:tc>
+          <w:tcPr>
+            <w:tcW w:w="2841" w:type="dxa"/>
           </w:tcPr>
           <w:p>
             <w:pPr>
               <w:pStyle w:val="ListParagraph"/>
               <w:ind w:firstLineChars="0" w:firstLine="0"/>
             </w:pPr>
-            <w:r>
-              <w:rPr>
-                <w:rFonts w:hint="eastAsia"/>
-              </w:rPr>
-              <w:t>新增数据量大用例的测试</w:t>
-            </w:r>
-          </w:p>
-        </w:tc>
-        <w:tc>
-          <w:tcPr>
-            <w:tcW w:w="2841" w:type="dxa"/>
+          </w:p>
+        </w:tc>
+      </w:tr>
+      <w:tr>
+        <w:tc>
+          <w:tcPr>
+            <w:tcW w:w="1242" w:type="dxa"/>
+          </w:tcPr>
+          <w:p/>
+        </w:tc>
+        <w:tc>
+          <w:tcPr>
+            <w:tcW w:w="4439" w:type="dxa"/>
           </w:tcPr>
           <w:p>
             <w:pPr>
@@ -1551,52 +1378,8 @@
             <w:r>
               <w:rPr>
                 <w:rFonts w:hint="eastAsia"/>
-                <w:color w:val="FF0000"/>
-              </w:rPr>
-              <w:t>重构中考虑</w:t>
-            </w:r>
-          </w:p>
-        </w:tc>
-      </w:tr>
-      <w:tr>
-        <w:tc>
-          <w:tcPr>
-            <w:tcW w:w="1242" w:type="dxa"/>
-          </w:tcPr>
-          <w:p>
-            <w:pPr>
-              <w:rPr>
-                <w:rFonts w:hint="eastAsia"/>
-              </w:rPr>
-            </w:pPr>
-          </w:p>
-        </w:tc>
-        <w:tc>
-          <w:tcPr>
-            <w:tcW w:w="4439" w:type="dxa"/>
-          </w:tcPr>
-          <w:p>
-            <w:pPr>
-              <w:pStyle w:val="ListParagraph"/>
-              <w:ind w:firstLineChars="0" w:firstLine="0"/>
-              <w:rPr>
-                <w:rFonts w:hint="eastAsia"/>
-              </w:rPr>
-            </w:pPr>
-            <w:r>
-              <w:t>J</w:t>
-            </w:r>
-            <w:r>
-              <w:rPr>
-                <w:rFonts w:hint="eastAsia"/>
-              </w:rPr>
-              <w:t>enkins</w:t>
-            </w:r>
-            <w:r>
-              <w:rPr>
-                <w:rFonts w:hint="eastAsia"/>
-              </w:rPr>
-              <w:t>升级</w:t>
+              </w:rPr>
+              <w:t>新增数据量大用例的测试</w:t>
             </w:r>
           </w:p>
         </w:tc>
@@ -1609,6 +1392,13 @@
               <w:pStyle w:val="ListParagraph"/>
               <w:ind w:firstLineChars="0" w:firstLine="0"/>
             </w:pPr>
+            <w:r>
+              <w:rPr>
+                <w:rFonts w:hint="eastAsia"/>
+                <w:color w:val="FF0000"/>
+              </w:rPr>
+              <w:t>重构中考虑</w:t>
+            </w:r>
           </w:p>
         </w:tc>
       </w:tr>
@@ -1617,13 +1407,7 @@
           <w:tcPr>
             <w:tcW w:w="1242" w:type="dxa"/>
           </w:tcPr>
-          <w:p>
-            <w:pPr>
-              <w:rPr>
-                <w:rFonts w:hint="eastAsia"/>
-              </w:rPr>
-            </w:pPr>
-          </w:p>
+          <w:p/>
         </w:tc>
         <w:tc>
           <w:tcPr>
@@ -1635,10 +1419,19 @@
               <w:ind w:firstLineChars="0" w:firstLine="0"/>
             </w:pPr>
             <w:r>
-              <w:rPr>
-                <w:rFonts w:hint="eastAsia"/>
-              </w:rPr>
-              <w:t>指定执行某个测试用例、执行次数</w:t>
+              <w:t>J</w:t>
+            </w:r>
+            <w:r>
+              <w:rPr>
+                <w:rFonts w:hint="eastAsia"/>
+              </w:rPr>
+              <w:t>enkins</w:t>
+            </w:r>
+            <w:r>
+              <w:rPr>
+                <w:rFonts w:hint="eastAsia"/>
+              </w:rPr>
+              <w:t>升级</w:t>
             </w:r>
           </w:p>
         </w:tc>
@@ -1651,13 +1444,6 @@
               <w:pStyle w:val="ListParagraph"/>
               <w:ind w:firstLineChars="0" w:firstLine="0"/>
             </w:pPr>
-            <w:r>
-              <w:rPr>
-                <w:rFonts w:hint="eastAsia"/>
-                <w:color w:val="FF0000"/>
-              </w:rPr>
-              <w:t>重构中考虑</w:t>
-            </w:r>
           </w:p>
         </w:tc>
       </w:tr>
@@ -1666,13 +1452,50 @@
           <w:tcPr>
             <w:tcW w:w="1242" w:type="dxa"/>
           </w:tcPr>
+          <w:p/>
+        </w:tc>
+        <w:tc>
+          <w:tcPr>
+            <w:tcW w:w="4439" w:type="dxa"/>
+          </w:tcPr>
           <w:p>
             <w:pPr>
-              <w:rPr>
-                <w:rFonts w:hint="eastAsia"/>
-              </w:rPr>
+              <w:pStyle w:val="ListParagraph"/>
+              <w:ind w:firstLineChars="0" w:firstLine="0"/>
             </w:pPr>
-          </w:p>
+            <w:r>
+              <w:rPr>
+                <w:rFonts w:hint="eastAsia"/>
+              </w:rPr>
+              <w:t>指定执行某个测试用例、执行次数</w:t>
+            </w:r>
+          </w:p>
+        </w:tc>
+        <w:tc>
+          <w:tcPr>
+            <w:tcW w:w="2841" w:type="dxa"/>
+          </w:tcPr>
+          <w:p>
+            <w:pPr>
+              <w:pStyle w:val="ListParagraph"/>
+              <w:ind w:firstLineChars="0" w:firstLine="0"/>
+            </w:pPr>
+            <w:r>
+              <w:rPr>
+                <w:rFonts w:hint="eastAsia"/>
+                <w:color w:val="FF0000"/>
+              </w:rPr>
+              <w:t>重构中考虑</w:t>
+            </w:r>
+          </w:p>
+        </w:tc>
+      </w:tr>
+      <w:tr>
+        <w:tc>
+          <w:tcPr>
+            <w:tcW w:w="1242" w:type="dxa"/>
+          </w:tcPr>
+          <w:p/>
         </w:tc>
         <w:tc>
           <w:tcPr>
@@ -2411,11 +2234,6 @@
       </w:r>
     </w:p>
     <w:p>
-      <w:pPr>
-        <w:rPr>
-          <w:rFonts w:hint="eastAsia"/>
-        </w:rPr>
-      </w:pPr>
       <w:r>
         <w:rPr>
           <w:rFonts w:hint="eastAsia"/>
@@ -3539,7 +3357,7 @@
         </w:numPr>
         <w:ind w:firstLineChars="0"/>
         <w:rPr>
-          <w:rFonts w:ascii="楷体_GB2312" w:eastAsia="楷体_GB2312" w:hint="eastAsia"/>
+          <w:rFonts w:ascii="楷体_GB2312" w:eastAsia="楷体_GB2312"/>
           <w:i/>
           <w:sz w:val="20"/>
         </w:rPr>
@@ -3578,7 +3396,7 @@
         </w:numPr>
         <w:ind w:firstLineChars="0"/>
         <w:rPr>
-          <w:rFonts w:ascii="楷体_GB2312" w:eastAsia="楷体_GB2312" w:hint="eastAsia"/>
+          <w:rFonts w:ascii="楷体_GB2312" w:eastAsia="楷体_GB2312"/>
           <w:i/>
           <w:sz w:val="20"/>
         </w:rPr>
@@ -3796,7 +3614,7 @@
         </w:numPr>
         <w:ind w:firstLineChars="0"/>
         <w:rPr>
-          <w:rFonts w:ascii="楷体_GB2312" w:eastAsia="楷体_GB2312" w:hint="eastAsia"/>
+          <w:rFonts w:ascii="楷体_GB2312" w:eastAsia="楷体_GB2312"/>
           <w:i/>
           <w:sz w:val="20"/>
         </w:rPr>
@@ -3912,7 +3730,7 @@
         </w:numPr>
         <w:ind w:firstLineChars="0"/>
         <w:rPr>
-          <w:rFonts w:ascii="楷体_GB2312" w:eastAsia="楷体_GB2312" w:hint="eastAsia"/>
+          <w:rFonts w:ascii="楷体_GB2312" w:eastAsia="楷体_GB2312"/>
           <w:i/>
           <w:sz w:val="20"/>
         </w:rPr>
@@ -3935,7 +3753,7 @@
         </w:numPr>
         <w:ind w:firstLineChars="0"/>
         <w:rPr>
-          <w:rFonts w:ascii="楷体_GB2312" w:eastAsia="楷体_GB2312" w:hint="eastAsia"/>
+          <w:rFonts w:ascii="楷体_GB2312" w:eastAsia="楷体_GB2312"/>
           <w:i/>
           <w:sz w:val="20"/>
         </w:rPr>
@@ -3958,7 +3776,7 @@
         </w:numPr>
         <w:ind w:firstLineChars="0"/>
         <w:rPr>
-          <w:rFonts w:ascii="楷体_GB2312" w:eastAsia="楷体_GB2312" w:hint="eastAsia"/>
+          <w:rFonts w:ascii="楷体_GB2312" w:eastAsia="楷体_GB2312"/>
           <w:i/>
           <w:sz w:val="20"/>
         </w:rPr>
@@ -3981,7 +3799,7 @@
         </w:numPr>
         <w:ind w:firstLineChars="0"/>
         <w:rPr>
-          <w:rFonts w:ascii="楷体_GB2312" w:eastAsia="楷体_GB2312" w:hint="eastAsia"/>
+          <w:rFonts w:ascii="楷体_GB2312" w:eastAsia="楷体_GB2312"/>
           <w:i/>
           <w:sz w:val="20"/>
         </w:rPr>
@@ -4036,11 +3854,6 @@
       </w:r>
     </w:p>
     <w:p>
-      <w:pPr>
-        <w:rPr>
-          <w:rFonts w:hint="eastAsia"/>
-        </w:rPr>
-      </w:pPr>
       <w:r>
         <w:rPr>
           <w:rFonts w:hint="eastAsia"/>
@@ -4517,7 +4330,7 @@
         </w:numPr>
         <w:ind w:firstLineChars="0"/>
         <w:rPr>
-          <w:rFonts w:ascii="楷体_GB2312" w:eastAsia="楷体_GB2312" w:hint="eastAsia"/>
+          <w:rFonts w:ascii="楷体_GB2312" w:eastAsia="楷体_GB2312"/>
           <w:i/>
           <w:sz w:val="20"/>
         </w:rPr>
@@ -4540,7 +4353,7 @@
         </w:numPr>
         <w:ind w:firstLineChars="0"/>
         <w:rPr>
-          <w:rFonts w:ascii="楷体_GB2312" w:eastAsia="楷体_GB2312" w:hint="eastAsia"/>
+          <w:rFonts w:ascii="楷体_GB2312" w:eastAsia="楷体_GB2312"/>
           <w:i/>
           <w:sz w:val="20"/>
         </w:rPr>
@@ -4563,7 +4376,7 @@
         </w:numPr>
         <w:ind w:firstLineChars="0"/>
         <w:rPr>
-          <w:rFonts w:ascii="楷体_GB2312" w:eastAsia="楷体_GB2312" w:hint="eastAsia"/>
+          <w:rFonts w:ascii="楷体_GB2312" w:eastAsia="楷体_GB2312"/>
           <w:i/>
           <w:sz w:val="20"/>
         </w:rPr>
@@ -4586,6 +4399,29 @@
         </w:numPr>
         <w:ind w:firstLineChars="0"/>
         <w:rPr>
+          <w:rFonts w:ascii="楷体_GB2312" w:eastAsia="楷体_GB2312" w:hint="eastAsia"/>
+          <w:i/>
+          <w:sz w:val="20"/>
+        </w:rPr>
+      </w:pPr>
+      <w:r>
+        <w:rPr>
+          <w:rFonts w:ascii="楷体_GB2312" w:eastAsia="楷体_GB2312" w:hint="eastAsia"/>
+          <w:i/>
+          <w:sz w:val="20"/>
+        </w:rPr>
+        <w:t>分发用例时，是否可以做到不区分用例类型，如何执行</w:t>
+      </w:r>
+    </w:p>
+    <w:p>
+      <w:pPr>
+        <w:pStyle w:val="ListParagraph"/>
+        <w:numPr>
+          <w:ilvl w:val="0"/>
+          <w:numId w:val="21"/>
+        </w:numPr>
+        <w:ind w:firstLineChars="0"/>
+        <w:rPr>
           <w:rFonts w:ascii="楷体_GB2312" w:eastAsia="楷体_GB2312"/>
           <w:i/>
           <w:sz w:val="20"/>
@@ -4597,7 +4433,7 @@
           <w:i/>
           <w:sz w:val="20"/>
         </w:rPr>
-        <w:t>分发用例时，是否可以做到不区分用例类型，如何执行</w:t>
+        <w:t>测试用例支持本地执行，便于测试人员调试测试代码</w:t>
       </w:r>
     </w:p>
     <w:p/>
@@ -4870,7 +4706,7 @@
         </w:numPr>
         <w:ind w:firstLineChars="0"/>
         <w:rPr>
-          <w:rFonts w:ascii="楷体_GB2312" w:eastAsia="楷体_GB2312" w:hint="eastAsia"/>
+          <w:rFonts w:ascii="楷体_GB2312" w:eastAsia="楷体_GB2312"/>
           <w:i/>
           <w:sz w:val="20"/>
         </w:rPr>
@@ -4917,7 +4753,7 @@
         </w:numPr>
         <w:ind w:firstLineChars="0"/>
         <w:rPr>
-          <w:rFonts w:ascii="楷体_GB2312" w:eastAsia="楷体_GB2312" w:hint="eastAsia"/>
+          <w:rFonts w:ascii="楷体_GB2312" w:eastAsia="楷体_GB2312"/>
           <w:i/>
           <w:sz w:val="20"/>
         </w:rPr>
@@ -4940,7 +4776,7 @@
         </w:numPr>
         <w:ind w:firstLineChars="0"/>
         <w:rPr>
-          <w:rFonts w:ascii="楷体_GB2312" w:eastAsia="楷体_GB2312" w:hint="eastAsia"/>
+          <w:rFonts w:ascii="楷体_GB2312" w:eastAsia="楷体_GB2312"/>
           <w:i/>
           <w:sz w:val="20"/>
         </w:rPr>
@@ -4963,7 +4799,7 @@
         </w:numPr>
         <w:ind w:firstLineChars="0"/>
         <w:rPr>
-          <w:rFonts w:ascii="楷体_GB2312" w:eastAsia="楷体_GB2312" w:hint="eastAsia"/>
+          <w:rFonts w:ascii="楷体_GB2312" w:eastAsia="楷体_GB2312"/>
           <w:i/>
           <w:sz w:val="20"/>
         </w:rPr>
@@ -4986,7 +4822,7 @@
         </w:numPr>
         <w:ind w:firstLineChars="0"/>
         <w:rPr>
-          <w:rFonts w:ascii="楷体_GB2312" w:eastAsia="楷体_GB2312" w:hint="eastAsia"/>
+          <w:rFonts w:ascii="楷体_GB2312" w:eastAsia="楷体_GB2312"/>
           <w:i/>
           <w:sz w:val="20"/>
         </w:rPr>
@@ -5009,7 +4845,7 @@
         </w:numPr>
         <w:ind w:firstLineChars="0"/>
         <w:rPr>
-          <w:rFonts w:ascii="楷体_GB2312" w:eastAsia="楷体_GB2312" w:hint="eastAsia"/>
+          <w:rFonts w:ascii="楷体_GB2312" w:eastAsia="楷体_GB2312"/>
           <w:i/>
           <w:sz w:val="20"/>
         </w:rPr>

--- a/internal_doc/ci_improve_plan/ci_improve_design.docx
+++ b/internal_doc/ci_improve_plan/ci_improve_design.docx
@@ -445,10 +445,14 @@
             <w:pPr>
               <w:pStyle w:val="ListParagraph"/>
               <w:ind w:firstLineChars="0" w:firstLine="0"/>
+              <w:rPr>
+                <w:color w:val="44964C" w:themeColor="background1" w:themeShade="80"/>
+              </w:rPr>
             </w:pPr>
             <w:r>
               <w:rPr>
                 <w:rFonts w:hint="eastAsia"/>
+                <w:color w:val="44964C" w:themeColor="background1" w:themeShade="80"/>
               </w:rPr>
               <w:t>集群相关信息不足</w:t>
             </w:r>
@@ -517,10 +521,14 @@
             <w:pPr>
               <w:pStyle w:val="ListParagraph"/>
               <w:ind w:firstLineChars="0" w:firstLine="0"/>
+              <w:rPr>
+                <w:color w:val="44964C" w:themeColor="background1" w:themeShade="80"/>
+              </w:rPr>
             </w:pPr>
             <w:r>
               <w:rPr>
                 <w:rFonts w:hint="eastAsia"/>
+                <w:color w:val="44964C" w:themeColor="background1" w:themeShade="80"/>
               </w:rPr>
               <w:t>工具日志没有归档</w:t>
             </w:r>
@@ -601,11 +609,15 @@
             <w:pPr>
               <w:pStyle w:val="ListParagraph"/>
               <w:ind w:firstLineChars="0" w:firstLine="0"/>
+              <w:rPr>
+                <w:color w:val="44964C" w:themeColor="background1" w:themeShade="80"/>
+              </w:rPr>
             </w:pPr>
             <w:commentRangeStart w:id="4"/>
             <w:r>
               <w:rPr>
                 <w:rFonts w:hint="eastAsia"/>
+                <w:color w:val="44964C" w:themeColor="background1" w:themeShade="80"/>
               </w:rPr>
               <w:t>感知不到节点异常重启</w:t>
             </w:r>
@@ -613,6 +625,7 @@
             <w:r>
               <w:rPr>
                 <w:rStyle w:val="CommentReference"/>
+                <w:color w:val="44964C" w:themeColor="background1" w:themeShade="80"/>
               </w:rPr>
               <w:commentReference w:id="4"/>
             </w:r>
@@ -688,22 +701,28 @@
             <w:pPr>
               <w:pStyle w:val="ListParagraph"/>
               <w:ind w:firstLineChars="0" w:firstLine="0"/>
+              <w:rPr>
+                <w:color w:val="44964C" w:themeColor="background1" w:themeShade="80"/>
+              </w:rPr>
             </w:pPr>
             <w:r>
               <w:rPr>
                 <w:rFonts w:hint="eastAsia"/>
+                <w:color w:val="44964C" w:themeColor="background1" w:themeShade="80"/>
               </w:rPr>
               <w:t>调度脚本难以调试和新增模</w:t>
             </w:r>
             <w:r>
               <w:rPr>
                 <w:rFonts w:hint="eastAsia"/>
+                <w:color w:val="44964C" w:themeColor="background1" w:themeShade="80"/>
               </w:rPr>
               <w:t xml:space="preserve"> </w:t>
             </w:r>
             <w:r>
               <w:rPr>
                 <w:rFonts w:hint="eastAsia"/>
+                <w:color w:val="44964C" w:themeColor="background1" w:themeShade="80"/>
               </w:rPr>
               <w:t>块</w:t>
             </w:r>
@@ -790,10 +809,14 @@
             <w:pPr>
               <w:pStyle w:val="ListParagraph"/>
               <w:ind w:firstLineChars="0" w:firstLine="0"/>
+              <w:rPr>
+                <w:color w:val="44964C" w:themeColor="background1" w:themeShade="80"/>
+              </w:rPr>
             </w:pPr>
             <w:r>
               <w:rPr>
                 <w:rFonts w:hint="eastAsia"/>
+                <w:color w:val="44964C" w:themeColor="background1" w:themeShade="80"/>
               </w:rPr>
               <w:t>调度有重复代码</w:t>
             </w:r>
@@ -863,10 +886,14 @@
             <w:pPr>
               <w:pStyle w:val="ListParagraph"/>
               <w:ind w:firstLineChars="0" w:firstLine="0"/>
+              <w:rPr>
+                <w:color w:val="44964C" w:themeColor="background1" w:themeShade="80"/>
+              </w:rPr>
             </w:pPr>
             <w:r>
               <w:rPr>
                 <w:rFonts w:hint="eastAsia"/>
+                <w:color w:val="44964C" w:themeColor="background1" w:themeShade="80"/>
               </w:rPr>
               <w:t>日志和编译产物的归档路径不够清晰</w:t>
             </w:r>
@@ -899,13 +926,20 @@
             <w:pPr>
               <w:pStyle w:val="ListParagraph"/>
               <w:ind w:firstLineChars="0" w:firstLine="0"/>
+              <w:rPr>
+                <w:color w:val="44964C" w:themeColor="background1" w:themeShade="80"/>
+              </w:rPr>
             </w:pPr>
             <w:r>
+              <w:rPr>
+                <w:color w:val="44964C" w:themeColor="background1" w:themeShade="80"/>
+              </w:rPr>
               <w:t>java</w:t>
             </w:r>
             <w:r>
               <w:rPr>
                 <w:rFonts w:hint="eastAsia"/>
+                <w:color w:val="44964C" w:themeColor="background1" w:themeShade="80"/>
               </w:rPr>
               <w:t>测试用例报告层次太多导致报告展示不清晰</w:t>
             </w:r>
@@ -1019,12 +1053,31 @@
             <w:pPr>
               <w:pStyle w:val="ListParagraph"/>
               <w:ind w:firstLineChars="0" w:firstLine="0"/>
+              <w:rPr>
+                <w:color w:val="44964C" w:themeColor="background1" w:themeShade="80"/>
+              </w:rPr>
             </w:pPr>
             <w:r>
               <w:rPr>
                 <w:rFonts w:hint="eastAsia"/>
-              </w:rPr>
-              <w:t>跑测试用例前还必须重新安装部署</w:t>
+                <w:color w:val="44964C" w:themeColor="background1" w:themeShade="80"/>
+              </w:rPr>
+              <w:t>跑测试用例前还必须重新</w:t>
+            </w:r>
+            <w:commentRangeStart w:id="5"/>
+            <w:r>
+              <w:rPr>
+                <w:rFonts w:hint="eastAsia"/>
+                <w:color w:val="44964C" w:themeColor="background1" w:themeShade="80"/>
+              </w:rPr>
+              <w:t>安装部署</w:t>
+            </w:r>
+            <w:commentRangeEnd w:id="5"/>
+            <w:r>
+              <w:rPr>
+                <w:rStyle w:val="CommentReference"/>
+              </w:rPr>
+              <w:commentReference w:id="5"/>
             </w:r>
           </w:p>
         </w:tc>
@@ -1060,6 +1113,41 @@
         <w:tc>
           <w:tcPr>
             <w:tcW w:w="4439" w:type="dxa"/>
+          </w:tcPr>
+          <w:p>
+            <w:pPr>
+              <w:pStyle w:val="ListParagraph"/>
+              <w:ind w:firstLineChars="0" w:firstLine="0"/>
+              <w:rPr>
+                <w:color w:val="44964C" w:themeColor="background1" w:themeShade="80"/>
+              </w:rPr>
+            </w:pPr>
+            <w:r>
+              <w:rPr>
+                <w:rFonts w:hint="eastAsia"/>
+                <w:color w:val="44964C" w:themeColor="background1" w:themeShade="80"/>
+              </w:rPr>
+              <w:t>新增</w:t>
+            </w:r>
+            <w:r>
+              <w:rPr>
+                <w:rFonts w:hint="eastAsia"/>
+                <w:color w:val="44964C" w:themeColor="background1" w:themeShade="80"/>
+              </w:rPr>
+              <w:t>js</w:t>
+            </w:r>
+            <w:r>
+              <w:rPr>
+                <w:rFonts w:hint="eastAsia"/>
+                <w:color w:val="44964C" w:themeColor="background1" w:themeShade="80"/>
+              </w:rPr>
+              <w:t>用例需要配置文件</w:t>
+            </w:r>
+          </w:p>
+        </w:tc>
+        <w:tc>
+          <w:tcPr>
+            <w:tcW w:w="2841" w:type="dxa"/>
           </w:tcPr>
           <w:p>
             <w:pPr>
@@ -1069,88 +1157,84 @@
             <w:r>
               <w:rPr>
                 <w:rFonts w:hint="eastAsia"/>
-              </w:rPr>
-              <w:t>新增</w:t>
-            </w:r>
-            <w:r>
-              <w:rPr>
-                <w:rFonts w:hint="eastAsia"/>
-              </w:rPr>
-              <w:t>js</w:t>
-            </w:r>
-            <w:r>
-              <w:rPr>
-                <w:rFonts w:hint="eastAsia"/>
-              </w:rPr>
-              <w:t>用例需要配置文件</w:t>
-            </w:r>
-          </w:p>
-        </w:tc>
-        <w:tc>
-          <w:tcPr>
-            <w:tcW w:w="2841" w:type="dxa"/>
+                <w:color w:val="FF0000"/>
+              </w:rPr>
+              <w:t>重构中考虑</w:t>
+            </w:r>
+          </w:p>
+        </w:tc>
+      </w:tr>
+      <w:tr>
+        <w:tc>
+          <w:tcPr>
+            <w:tcW w:w="1242" w:type="dxa"/>
+          </w:tcPr>
+          <w:p/>
+        </w:tc>
+        <w:tc>
+          <w:tcPr>
+            <w:tcW w:w="4439" w:type="dxa"/>
           </w:tcPr>
           <w:p>
             <w:pPr>
               <w:pStyle w:val="ListParagraph"/>
               <w:ind w:firstLineChars="0" w:firstLine="0"/>
             </w:pPr>
-            <w:r>
-              <w:rPr>
-                <w:rFonts w:hint="eastAsia"/>
-                <w:color w:val="FF0000"/>
-              </w:rPr>
-              <w:t>重构中考虑</w:t>
-            </w:r>
-          </w:p>
-        </w:tc>
-      </w:tr>
-      <w:tr>
-        <w:tc>
-          <w:tcPr>
-            <w:tcW w:w="1242" w:type="dxa"/>
-          </w:tcPr>
-          <w:p/>
-        </w:tc>
-        <w:tc>
-          <w:tcPr>
-            <w:tcW w:w="4439" w:type="dxa"/>
+            <w:commentRangeStart w:id="6"/>
+            <w:r>
+              <w:rPr>
+                <w:rFonts w:hint="eastAsia"/>
+              </w:rPr>
+              <w:t>开发写的驱动测试用例与测试人员的用例有重复</w:t>
+            </w:r>
+            <w:commentRangeEnd w:id="6"/>
+            <w:r>
+              <w:rPr>
+                <w:rStyle w:val="CommentReference"/>
+              </w:rPr>
+              <w:commentReference w:id="6"/>
+            </w:r>
+          </w:p>
+        </w:tc>
+        <w:tc>
+          <w:tcPr>
+            <w:tcW w:w="2841" w:type="dxa"/>
           </w:tcPr>
           <w:p>
             <w:pPr>
               <w:pStyle w:val="ListParagraph"/>
               <w:ind w:firstLineChars="0" w:firstLine="0"/>
             </w:pPr>
-            <w:r>
-              <w:rPr>
-                <w:rFonts w:hint="eastAsia"/>
-              </w:rPr>
-              <w:t>开发写的驱动测试用例与测试人员的用例有重复</w:t>
-            </w:r>
-          </w:p>
-        </w:tc>
-        <w:tc>
-          <w:tcPr>
-            <w:tcW w:w="2841" w:type="dxa"/>
+          </w:p>
+        </w:tc>
+      </w:tr>
+      <w:tr>
+        <w:tc>
+          <w:tcPr>
+            <w:tcW w:w="1242" w:type="dxa"/>
+          </w:tcPr>
+          <w:p/>
+        </w:tc>
+        <w:tc>
+          <w:tcPr>
+            <w:tcW w:w="4439" w:type="dxa"/>
           </w:tcPr>
           <w:p>
             <w:pPr>
               <w:pStyle w:val="ListParagraph"/>
               <w:ind w:firstLineChars="0" w:firstLine="0"/>
             </w:pPr>
-          </w:p>
-        </w:tc>
-      </w:tr>
-      <w:tr>
-        <w:tc>
-          <w:tcPr>
-            <w:tcW w:w="1242" w:type="dxa"/>
-          </w:tcPr>
-          <w:p/>
-        </w:tc>
-        <w:tc>
-          <w:tcPr>
-            <w:tcW w:w="4439" w:type="dxa"/>
+            <w:r>
+              <w:rPr>
+                <w:rFonts w:hint="eastAsia"/>
+              </w:rPr>
+              <w:t>冒烟测试</w:t>
+            </w:r>
+          </w:p>
+        </w:tc>
+        <w:tc>
+          <w:tcPr>
+            <w:tcW w:w="2841" w:type="dxa"/>
           </w:tcPr>
           <w:p>
             <w:pPr>
@@ -1161,7 +1245,50 @@
               <w:rPr>
                 <w:rFonts w:hint="eastAsia"/>
               </w:rPr>
-              <w:t>冒烟测试</w:t>
+              <w:t>在每个特性下需要配置冒烟测试用例，还要防止新增用例忘了配置冒烟用例</w:t>
+            </w:r>
+            <w:r>
+              <w:rPr>
+                <w:rFonts w:hint="eastAsia"/>
+                <w:color w:val="FF0000"/>
+              </w:rPr>
+              <w:t>重构中考虑</w:t>
+            </w:r>
+          </w:p>
+        </w:tc>
+      </w:tr>
+      <w:tr>
+        <w:tc>
+          <w:tcPr>
+            <w:tcW w:w="1242" w:type="dxa"/>
+          </w:tcPr>
+          <w:p/>
+        </w:tc>
+        <w:tc>
+          <w:tcPr>
+            <w:tcW w:w="4439" w:type="dxa"/>
+          </w:tcPr>
+          <w:p>
+            <w:pPr>
+              <w:pStyle w:val="ListParagraph"/>
+              <w:ind w:firstLineChars="0" w:firstLine="0"/>
+              <w:rPr>
+                <w:color w:val="44964C" w:themeColor="background1" w:themeShade="80"/>
+              </w:rPr>
+            </w:pPr>
+            <w:r>
+              <w:rPr>
+                <w:rFonts w:hint="eastAsia"/>
+                <w:color w:val="44964C" w:themeColor="background1" w:themeShade="80"/>
+              </w:rPr>
+              <w:t>所有机器并发执行</w:t>
+            </w:r>
+            <w:r>
+              <w:rPr>
+                <w:rFonts w:hint="eastAsia"/>
+                <w:color w:val="44964C" w:themeColor="background1" w:themeShade="80"/>
+              </w:rPr>
+              <w:t>，不区分发行版</w:t>
             </w:r>
           </w:p>
         </w:tc>
@@ -1177,12 +1304,6 @@
             <w:r>
               <w:rPr>
                 <w:rFonts w:hint="eastAsia"/>
-              </w:rPr>
-              <w:t>在每个特性下需要配置冒烟测试用例，还要防止新增用例忘了配置冒烟用例</w:t>
-            </w:r>
-            <w:r>
-              <w:rPr>
-                <w:rFonts w:hint="eastAsia"/>
                 <w:color w:val="FF0000"/>
               </w:rPr>
               <w:t>重构中考虑</w:t>
@@ -1207,16 +1328,31 @@
               <w:ind w:firstLineChars="0" w:firstLine="0"/>
             </w:pPr>
             <w:r>
-              <w:rPr>
-                <w:rFonts w:hint="eastAsia"/>
-              </w:rPr>
-              <w:t>所有机器并发执行</w:t>
-            </w:r>
-            <w:r>
-              <w:rPr>
-                <w:rFonts w:hint="eastAsia"/>
-              </w:rPr>
-              <w:t>，不区分发行版</w:t>
+              <w:t>R</w:t>
+            </w:r>
+            <w:r>
+              <w:rPr>
+                <w:rFonts w:hint="eastAsia"/>
+              </w:rPr>
+              <w:t>pm</w:t>
+            </w:r>
+            <w:r>
+              <w:rPr>
+                <w:rFonts w:hint="eastAsia"/>
+              </w:rPr>
+              <w:t>、</w:t>
+            </w:r>
+            <w:r>
+              <w:rPr>
+                <w:rFonts w:hint="eastAsia"/>
+              </w:rPr>
+              <w:t>run</w:t>
+            </w:r>
+            <w:r>
+              <w:rPr>
+                <w:rFonts w:hint="eastAsia"/>
+              </w:rPr>
+              <w:t>打包拷贝文件</w:t>
             </w:r>
           </w:p>
         </w:tc>
@@ -1232,9 +1368,20 @@
             <w:r>
               <w:rPr>
                 <w:rFonts w:hint="eastAsia"/>
-                <w:color w:val="FF0000"/>
-              </w:rPr>
-              <w:t>重构中考虑</w:t>
+              </w:rPr>
+              <w:t>考虑一个一个文件拷贝（</w:t>
+            </w:r>
+            <w:r>
+              <w:rPr>
+                <w:rFonts w:hint="eastAsia"/>
+              </w:rPr>
+              <w:t>bin</w:t>
+            </w:r>
+            <w:r>
+              <w:rPr>
+                <w:rFonts w:hint="eastAsia"/>
+              </w:rPr>
+              <w:t>目录）</w:t>
             </w:r>
           </w:p>
         </w:tc>
@@ -1256,31 +1403,19 @@
               <w:ind w:firstLineChars="0" w:firstLine="0"/>
             </w:pPr>
             <w:r>
-              <w:t>R</w:t>
-            </w:r>
-            <w:r>
-              <w:rPr>
-                <w:rFonts w:hint="eastAsia"/>
-              </w:rPr>
-              <w:t>pm</w:t>
-            </w:r>
-            <w:r>
-              <w:rPr>
-                <w:rFonts w:hint="eastAsia"/>
-              </w:rPr>
-              <w:t>、</w:t>
-            </w:r>
-            <w:r>
-              <w:rPr>
-                <w:rFonts w:hint="eastAsia"/>
-              </w:rPr>
-              <w:t>run</w:t>
-            </w:r>
-            <w:r>
-              <w:rPr>
-                <w:rFonts w:hint="eastAsia"/>
-              </w:rPr>
-              <w:t>打包拷贝文件</w:t>
+              <w:t>C</w:t>
+            </w:r>
+            <w:r>
+              <w:rPr>
+                <w:rFonts w:hint="eastAsia"/>
+              </w:rPr>
+              <w:t>ore</w:t>
+            </w:r>
+            <w:r>
+              <w:rPr>
+                <w:rFonts w:hint="eastAsia"/>
+              </w:rPr>
+              <w:t>文件名加入时间信息</w:t>
             </w:r>
           </w:p>
         </w:tc>
@@ -1293,24 +1428,6 @@
               <w:pStyle w:val="ListParagraph"/>
               <w:ind w:firstLineChars="0" w:firstLine="0"/>
             </w:pPr>
-            <w:r>
-              <w:rPr>
-                <w:rFonts w:hint="eastAsia"/>
-              </w:rPr>
-              <w:t>考虑一个一个文件拷贝（</w:t>
-            </w:r>
-            <w:r>
-              <w:rPr>
-                <w:rFonts w:hint="eastAsia"/>
-              </w:rPr>
-              <w:t>bin</w:t>
-            </w:r>
-            <w:r>
-              <w:rPr>
-                <w:rFonts w:hint="eastAsia"/>
-              </w:rPr>
-              <w:t>目录）</w:t>
-            </w:r>
           </w:p>
         </w:tc>
       </w:tr>
@@ -1331,19 +1448,10 @@
               <w:ind w:firstLineChars="0" w:firstLine="0"/>
             </w:pPr>
             <w:r>
-              <w:t>C</w:t>
-            </w:r>
-            <w:r>
-              <w:rPr>
-                <w:rFonts w:hint="eastAsia"/>
-              </w:rPr>
-              <w:t>ore</w:t>
-            </w:r>
-            <w:r>
-              <w:rPr>
-                <w:rFonts w:hint="eastAsia"/>
-              </w:rPr>
-              <w:t>文件名加入时间信息</w:t>
+              <w:rPr>
+                <w:rFonts w:hint="eastAsia"/>
+              </w:rPr>
+              <w:t>新增数据量大用例的测试</w:t>
             </w:r>
           </w:p>
         </w:tc>
@@ -1356,6 +1464,13 @@
               <w:pStyle w:val="ListParagraph"/>
               <w:ind w:firstLineChars="0" w:firstLine="0"/>
             </w:pPr>
+            <w:r>
+              <w:rPr>
+                <w:rFonts w:hint="eastAsia"/>
+                <w:color w:val="FF0000"/>
+              </w:rPr>
+              <w:t>重构中考虑</w:t>
+            </w:r>
           </w:p>
         </w:tc>
       </w:tr>
@@ -1369,23 +1484,59 @@
         <w:tc>
           <w:tcPr>
             <w:tcW w:w="4439" w:type="dxa"/>
+          </w:tcPr>
+          <w:p>
+            <w:pPr>
+              <w:pStyle w:val="ListParagraph"/>
+              <w:ind w:firstLineChars="0" w:firstLine="0"/>
+              <w:rPr>
+                <w:color w:val="44964C" w:themeColor="background1" w:themeShade="80"/>
+              </w:rPr>
+            </w:pPr>
+            <w:r>
+              <w:rPr>
+                <w:color w:val="44964C" w:themeColor="background1" w:themeShade="80"/>
+              </w:rPr>
+              <w:t>J</w:t>
+            </w:r>
+            <w:r>
+              <w:rPr>
+                <w:rFonts w:hint="eastAsia"/>
+                <w:color w:val="44964C" w:themeColor="background1" w:themeShade="80"/>
+              </w:rPr>
+              <w:t>enkins</w:t>
+            </w:r>
+            <w:r>
+              <w:rPr>
+                <w:rFonts w:hint="eastAsia"/>
+                <w:color w:val="44964C" w:themeColor="background1" w:themeShade="80"/>
+              </w:rPr>
+              <w:t>升级</w:t>
+            </w:r>
+          </w:p>
+        </w:tc>
+        <w:tc>
+          <w:tcPr>
+            <w:tcW w:w="2841" w:type="dxa"/>
           </w:tcPr>
           <w:p>
             <w:pPr>
               <w:pStyle w:val="ListParagraph"/>
               <w:ind w:firstLineChars="0" w:firstLine="0"/>
             </w:pPr>
-            <w:r>
-              <w:rPr>
-                <w:rFonts w:hint="eastAsia"/>
-              </w:rPr>
-              <w:t>新增数据量大用例的测试</w:t>
-            </w:r>
-          </w:p>
-        </w:tc>
-        <w:tc>
-          <w:tcPr>
-            <w:tcW w:w="2841" w:type="dxa"/>
+          </w:p>
+        </w:tc>
+      </w:tr>
+      <w:tr>
+        <w:tc>
+          <w:tcPr>
+            <w:tcW w:w="1242" w:type="dxa"/>
+          </w:tcPr>
+          <w:p/>
+        </w:tc>
+        <w:tc>
+          <w:tcPr>
+            <w:tcW w:w="4439" w:type="dxa"/>
           </w:tcPr>
           <w:p>
             <w:pPr>
@@ -1395,23 +1546,14 @@
             <w:r>
               <w:rPr>
                 <w:rFonts w:hint="eastAsia"/>
-                <w:color w:val="FF0000"/>
-              </w:rPr>
-              <w:t>重构中考虑</w:t>
-            </w:r>
-          </w:p>
-        </w:tc>
-      </w:tr>
-      <w:tr>
-        <w:tc>
-          <w:tcPr>
-            <w:tcW w:w="1242" w:type="dxa"/>
-          </w:tcPr>
-          <w:p/>
-        </w:tc>
-        <w:tc>
-          <w:tcPr>
-            <w:tcW w:w="4439" w:type="dxa"/>
+              </w:rPr>
+              <w:t>指定执行某个测试用例、执行次数</w:t>
+            </w:r>
+          </w:p>
+        </w:tc>
+        <w:tc>
+          <w:tcPr>
+            <w:tcW w:w="2841" w:type="dxa"/>
           </w:tcPr>
           <w:p>
             <w:pPr>
@@ -1419,110 +1561,48 @@
               <w:ind w:firstLineChars="0" w:firstLine="0"/>
             </w:pPr>
             <w:r>
-              <w:t>J</w:t>
-            </w:r>
-            <w:r>
-              <w:rPr>
-                <w:rFonts w:hint="eastAsia"/>
-              </w:rPr>
-              <w:t>enkins</w:t>
-            </w:r>
-            <w:r>
-              <w:rPr>
-                <w:rFonts w:hint="eastAsia"/>
-              </w:rPr>
-              <w:t>升级</w:t>
-            </w:r>
-          </w:p>
-        </w:tc>
-        <w:tc>
-          <w:tcPr>
-            <w:tcW w:w="2841" w:type="dxa"/>
+              <w:rPr>
+                <w:rFonts w:hint="eastAsia"/>
+                <w:color w:val="FF0000"/>
+              </w:rPr>
+              <w:t>重构中考虑</w:t>
+            </w:r>
+          </w:p>
+        </w:tc>
+      </w:tr>
+      <w:tr>
+        <w:tc>
+          <w:tcPr>
+            <w:tcW w:w="1242" w:type="dxa"/>
+          </w:tcPr>
+          <w:p/>
+        </w:tc>
+        <w:tc>
+          <w:tcPr>
+            <w:tcW w:w="4439" w:type="dxa"/>
           </w:tcPr>
           <w:p>
             <w:pPr>
               <w:pStyle w:val="ListParagraph"/>
               <w:ind w:firstLineChars="0" w:firstLine="0"/>
             </w:pPr>
-          </w:p>
-        </w:tc>
-      </w:tr>
-      <w:tr>
-        <w:tc>
-          <w:tcPr>
-            <w:tcW w:w="1242" w:type="dxa"/>
-          </w:tcPr>
-          <w:p/>
-        </w:tc>
-        <w:tc>
-          <w:tcPr>
-            <w:tcW w:w="4439" w:type="dxa"/>
+            <w:r>
+              <w:rPr>
+                <w:rFonts w:hint="eastAsia"/>
+              </w:rPr>
+              <w:t>……</w:t>
+            </w:r>
+          </w:p>
+        </w:tc>
+        <w:tc>
+          <w:tcPr>
+            <w:tcW w:w="2841" w:type="dxa"/>
           </w:tcPr>
           <w:p>
             <w:pPr>
               <w:pStyle w:val="ListParagraph"/>
               <w:ind w:firstLineChars="0" w:firstLine="0"/>
             </w:pPr>
-            <w:r>
-              <w:rPr>
-                <w:rFonts w:hint="eastAsia"/>
-              </w:rPr>
-              <w:t>指定执行某个测试用例、执行次数</w:t>
-            </w:r>
-          </w:p>
-        </w:tc>
-        <w:tc>
-          <w:tcPr>
-            <w:tcW w:w="2841" w:type="dxa"/>
-          </w:tcPr>
-          <w:p>
-            <w:pPr>
-              <w:pStyle w:val="ListParagraph"/>
-              <w:ind w:firstLineChars="0" w:firstLine="0"/>
-            </w:pPr>
-            <w:r>
-              <w:rPr>
-                <w:rFonts w:hint="eastAsia"/>
-                <w:color w:val="FF0000"/>
-              </w:rPr>
-              <w:t>重构中考虑</w:t>
-            </w:r>
-          </w:p>
-        </w:tc>
-      </w:tr>
-      <w:tr>
-        <w:tc>
-          <w:tcPr>
-            <w:tcW w:w="1242" w:type="dxa"/>
-          </w:tcPr>
-          <w:p/>
-        </w:tc>
-        <w:tc>
-          <w:tcPr>
-            <w:tcW w:w="4439" w:type="dxa"/>
-          </w:tcPr>
-          <w:p>
-            <w:pPr>
-              <w:pStyle w:val="ListParagraph"/>
-              <w:ind w:firstLineChars="0" w:firstLine="0"/>
-            </w:pPr>
-            <w:r>
-              <w:rPr>
-                <w:rFonts w:hint="eastAsia"/>
-              </w:rPr>
-              <w:t>……</w:t>
-            </w:r>
-          </w:p>
-        </w:tc>
-        <w:tc>
-          <w:tcPr>
-            <w:tcW w:w="2841" w:type="dxa"/>
-          </w:tcPr>
-          <w:p>
-            <w:pPr>
-              <w:pStyle w:val="ListParagraph"/>
-              <w:ind w:firstLineChars="0" w:firstLine="0"/>
-            </w:pPr>
           </w:p>
         </w:tc>
       </w:tr>
@@ -1532,8 +1612,8 @@
       <w:pPr>
         <w:pStyle w:val="Heading2"/>
       </w:pPr>
-      <w:bookmarkStart w:id="5" w:name="_Toc339217959"/>
-      <w:bookmarkStart w:id="6" w:name="_Toc339223958"/>
+      <w:bookmarkStart w:id="7" w:name="_Toc339217959"/>
+      <w:bookmarkStart w:id="8" w:name="_Toc339223958"/>
       <w:r>
         <w:rPr>
           <w:rFonts w:hint="eastAsia"/>
@@ -1546,8 +1626,8 @@
         </w:rPr>
         <w:t>问题描述</w:t>
       </w:r>
-      <w:bookmarkEnd w:id="5"/>
-      <w:bookmarkEnd w:id="6"/>
+      <w:bookmarkEnd w:id="7"/>
+      <w:bookmarkEnd w:id="8"/>
     </w:p>
     <w:p>
       <w:pPr>
@@ -1821,7 +1901,7 @@
       <w:pPr>
         <w:pStyle w:val="Heading1"/>
       </w:pPr>
-      <w:bookmarkStart w:id="7" w:name="_Toc339223959"/>
+      <w:bookmarkStart w:id="9" w:name="_Toc339223959"/>
       <w:r>
         <w:rPr>
           <w:rFonts w:hint="eastAsia"/>
@@ -1834,7 +1914,7 @@
       <w:pPr>
         <w:pStyle w:val="Heading2"/>
       </w:pPr>
-      <w:bookmarkStart w:id="8" w:name="_Toc339223960"/>
+      <w:bookmarkStart w:id="10" w:name="_Toc339223960"/>
       <w:r>
         <w:rPr>
           <w:rFonts w:hint="eastAsia"/>
@@ -1847,7 +1927,7 @@
         </w:rPr>
         <w:t>词汇</w:t>
       </w:r>
-      <w:bookmarkEnd w:id="8"/>
+      <w:bookmarkEnd w:id="10"/>
     </w:p>
     <w:p>
       <w:pPr>
@@ -2078,7 +2158,7 @@
       <w:pPr>
         <w:pStyle w:val="Heading2"/>
       </w:pPr>
-      <w:bookmarkStart w:id="9" w:name="_Toc339223962"/>
+      <w:bookmarkStart w:id="11" w:name="_Toc339223962"/>
       <w:r>
         <w:rPr>
           <w:rFonts w:hint="eastAsia"/>
@@ -2091,7 +2171,7 @@
         </w:rPr>
         <w:t>设计细节</w:t>
       </w:r>
-      <w:bookmarkEnd w:id="9"/>
+      <w:bookmarkEnd w:id="11"/>
     </w:p>
     <w:p>
       <w:pPr>
@@ -2417,7 +2497,7 @@
         <w:t>界面配置模块</w:t>
       </w:r>
     </w:p>
-    <w:bookmarkEnd w:id="7"/>
+    <w:bookmarkEnd w:id="9"/>
     <w:p>
       <w:r>
         <w:rPr>
@@ -3437,7 +3517,7 @@
       <w:pPr>
         <w:pStyle w:val="Heading3"/>
       </w:pPr>
-      <w:bookmarkStart w:id="10" w:name="_Toc339223968"/>
+      <w:bookmarkStart w:id="12" w:name="_Toc339223968"/>
       <w:r>
         <w:rPr>
           <w:rFonts w:hint="eastAsia"/>
@@ -4399,7 +4479,7 @@
         </w:numPr>
         <w:ind w:firstLineChars="0"/>
         <w:rPr>
-          <w:rFonts w:ascii="楷体_GB2312" w:eastAsia="楷体_GB2312" w:hint="eastAsia"/>
+          <w:rFonts w:ascii="楷体_GB2312" w:eastAsia="楷体_GB2312"/>
           <w:i/>
           <w:sz w:val="20"/>
         </w:rPr>
@@ -4511,7 +4591,7 @@
         <w:t>发送邮件。</w:t>
       </w:r>
     </w:p>
-    <w:bookmarkEnd w:id="10"/>
+    <w:bookmarkEnd w:id="12"/>
     <w:p>
       <w:r>
         <w:rPr>
@@ -5100,6 +5180,44 @@
       </w:r>
     </w:p>
   </w:comment>
+  <w:comment w:id="5" w:author="yuting" w:date="2016-12-01T15:47:00Z" w:initials="y">
+    <w:p>
+      <w:pPr>
+        <w:pStyle w:val="CommentText"/>
+      </w:pPr>
+      <w:r>
+        <w:rPr>
+          <w:rStyle w:val="CommentReference"/>
+        </w:rPr>
+        <w:annotationRef/>
+      </w:r>
+      <w:r>
+        <w:rPr>
+          <w:rFonts w:hint="eastAsia"/>
+        </w:rPr>
+        <w:t>可以选择版本</w:t>
+      </w:r>
+    </w:p>
+  </w:comment>
+  <w:comment w:id="6" w:author="yuting" w:date="2016-12-01T15:58:00Z" w:initials="y">
+    <w:p>
+      <w:pPr>
+        <w:pStyle w:val="CommentText"/>
+      </w:pPr>
+      <w:r>
+        <w:rPr>
+          <w:rStyle w:val="CommentReference"/>
+        </w:rPr>
+        <w:annotationRef/>
+      </w:r>
+      <w:r>
+        <w:rPr>
+          <w:rFonts w:hint="eastAsia"/>
+        </w:rPr>
+        <w:t>不用做了</w:t>
+      </w:r>
+    </w:p>
+  </w:comment>
 </w:comments>
 </file>
 
@@ -5143,7 +5261,7 @@
             <w:rPr>
               <w:noProof/>
             </w:rPr>
-            <w:t>9</w:t>
+            <w:t>4</w:t>
           </w:r>
         </w:fldSimple>
       </w:p>
